--- a/4-质量管理/运行记录类文件/HFSJ-ITSS-0418-2025年度质量管理报告.docx
+++ b/4-质量管理/运行记录类文件/HFSJ-ITSS-0418-2025年度质量管理报告.docx
@@ -1,11 +1,10 @@
 
 <file path=word/document.xml><?xml version="1.0" encoding="utf-8"?>
-<w:document xmlns:wpc="http://schemas.microsoft.com/office/word/2010/wordprocessingCanvas" xmlns:mc="http://schemas.openxmlformats.org/markup-compatibility/2006" xmlns:o="urn:schemas-microsoft-com:office:office" xmlns:r="http://schemas.openxmlformats.org/officeDocument/2006/relationships" xmlns:m="http://schemas.openxmlformats.org/officeDocument/2006/math" xmlns:v="urn:schemas-microsoft-com:vml" xmlns:wp14="http://schemas.microsoft.com/office/word/2010/wordprocessingDrawing" xmlns:wp="http://schemas.openxmlformats.org/drawingml/2006/wordprocessingDrawing" xmlns:w10="urn:schemas-microsoft-com:office:word" xmlns:w="http://schemas.openxmlformats.org/wordprocessingml/2006/main" xmlns:w14="http://schemas.microsoft.com/office/word/2010/wordml" xmlns:w15="http://schemas.microsoft.com/office/word/2012/wordml" xmlns:wne="http://schemas.microsoft.com/office/word/2006/wordml" xmlns:wpg="http://schemas.microsoft.com/office/word/2010/wordprocessingGroup" xmlns:wpi="http://schemas.microsoft.com/office/word/2010/wordprocessingInk" xmlns:wps="http://schemas.microsoft.com/office/word/2010/wordprocessingShape" mc:Ignorable="w14 w15 wp14">
-  <!-- Generated by Aspose.Words for .NET 13.3.0.1 -->
+<w:document xmlns:wpc="http://schemas.microsoft.com/office/word/2010/wordprocessingCanvas" xmlns:mc="http://schemas.openxmlformats.org/markup-compatibility/2006" xmlns:o="urn:schemas-microsoft-com:office:office" xmlns:r="http://schemas.openxmlformats.org/officeDocument/2006/relationships" xmlns:m="http://schemas.openxmlformats.org/officeDocument/2006/math" xmlns:v="urn:schemas-microsoft-com:vml" xmlns:wp14="http://schemas.microsoft.com/office/word/2010/wordprocessingDrawing" xmlns:wp="http://schemas.openxmlformats.org/drawingml/2006/wordprocessingDrawing" xmlns:w="http://schemas.openxmlformats.org/wordprocessingml/2006/main" xmlns:w14="http://schemas.microsoft.com/office/word/2010/wordml" xmlns:w10="urn:schemas-microsoft-com:office:word" xmlns:w15="http://schemas.microsoft.com/office/word/2012/wordml" xmlns:wpg="http://schemas.microsoft.com/office/word/2010/wordprocessingGroup" xmlns:wpi="http://schemas.microsoft.com/office/word/2010/wordprocessingInk" xmlns:wne="http://schemas.microsoft.com/office/word/2006/wordml" xmlns:wps="http://schemas.microsoft.com/office/word/2010/wordprocessingShape" xmlns:wpsCustomData="http://www.wps.cn/officeDocument/2013/wpsCustomData" mc:Ignorable="w14 w15 wp14">
   <w:body>
     <w:p>
       <w:pPr>
-        <w:pStyle w:val="a"/>
+        <w:pStyle w:val="26"/>
         <w:keepNext w:val="0"/>
         <w:keepLines w:val="0"/>
         <w:pageBreakBefore w:val="0"/>
@@ -38,7 +37,7 @@
     </w:p>
     <w:p>
       <w:pPr>
-        <w:pStyle w:val="a0"/>
+        <w:pStyle w:val="27"/>
         <w:keepNext w:val="0"/>
         <w:keepLines w:val="0"/>
         <w:pageBreakBefore w:val="0"/>
@@ -69,17 +68,18 @@
     </w:p>
     <w:tbl>
       <w:tblPr>
-        <w:tblStyle w:val="TableGrid"/>
+        <w:tblStyle w:val="23"/>
         <w:tblW w:w="8522" w:type="dxa"/>
         <w:jc w:val="center"/>
         <w:tblBorders>
-          <w:top w:val="nil"/>
-          <w:left w:val="nil"/>
-          <w:bottom w:val="nil"/>
-          <w:right w:val="nil"/>
-          <w:insideH w:val="nil"/>
-          <w:insideV w:val="nil"/>
+          <w:top w:val="none" w:color="auto" w:sz="0" w:space="0"/>
+          <w:left w:val="none" w:color="auto" w:sz="0" w:space="0"/>
+          <w:bottom w:val="none" w:color="auto" w:sz="0" w:space="0"/>
+          <w:right w:val="none" w:color="auto" w:sz="0" w:space="0"/>
+          <w:insideH w:val="none" w:color="auto" w:sz="0" w:space="0"/>
+          <w:insideV w:val="none" w:color="auto" w:sz="0" w:space="0"/>
         </w:tblBorders>
+        <w:tblLayout w:type="autofit"/>
         <w:tblCellMar>
           <w:top w:w="0" w:type="dxa"/>
           <w:left w:w="108" w:type="dxa"/>
@@ -95,15 +95,13 @@
       </w:tblGrid>
       <w:tr>
         <w:tblPrEx>
-          <w:tblW w:w="8522" w:type="dxa"/>
-          <w:jc w:val="center"/>
           <w:tblBorders>
-            <w:top w:val="nil"/>
-            <w:left w:val="nil"/>
-            <w:bottom w:val="nil"/>
-            <w:right w:val="nil"/>
-            <w:insideH w:val="nil"/>
-            <w:insideV w:val="nil"/>
+            <w:top w:val="none" w:color="auto" w:sz="0" w:space="0"/>
+            <w:left w:val="none" w:color="auto" w:sz="0" w:space="0"/>
+            <w:bottom w:val="none" w:color="auto" w:sz="0" w:space="0"/>
+            <w:right w:val="none" w:color="auto" w:sz="0" w:space="0"/>
+            <w:insideH w:val="none" w:color="auto" w:sz="0" w:space="0"/>
+            <w:insideV w:val="none" w:color="auto" w:sz="0" w:space="0"/>
           </w:tblBorders>
           <w:tblCellMar>
             <w:top w:w="0" w:type="dxa"/>
@@ -113,7 +111,7 @@
           </w:tblCellMar>
         </w:tblPrEx>
         <w:trPr>
-          <w:trHeight w:val="0"/>
+          <w:trHeight w:val="0" w:hRule="atLeast"/>
           <w:tblHeader/>
           <w:jc w:val="center"/>
         </w:trPr>
@@ -121,8 +119,8 @@
           <w:tcPr>
             <w:tcW w:w="1824" w:type="dxa"/>
             <w:tcBorders>
-              <w:top w:val="single" w:sz="4" w:space="0" w:color="auto"/>
-              <w:left w:val="single" w:sz="4" w:space="0" w:color="auto"/>
+              <w:top w:val="single" w:color="auto" w:sz="4" w:space="0"/>
+              <w:left w:val="single" w:color="auto" w:sz="4" w:space="0"/>
               <w:bottom w:val="nil"/>
               <w:right w:val="nil"/>
             </w:tcBorders>
@@ -168,8 +166,8 @@
           <w:tcPr>
             <w:tcW w:w="3090" w:type="dxa"/>
             <w:tcBorders>
-              <w:top w:val="single" w:sz="4" w:space="0" w:color="auto"/>
-              <w:left w:val="single" w:sz="4" w:space="0" w:color="auto"/>
+              <w:top w:val="single" w:color="auto" w:sz="4" w:space="0"/>
+              <w:left w:val="single" w:color="auto" w:sz="4" w:space="0"/>
               <w:bottom w:val="nil"/>
               <w:right w:val="nil"/>
             </w:tcBorders>
@@ -214,8 +212,8 @@
           <w:tcPr>
             <w:tcW w:w="1824" w:type="dxa"/>
             <w:tcBorders>
-              <w:top w:val="single" w:sz="4" w:space="0" w:color="auto"/>
-              <w:left w:val="single" w:sz="4" w:space="0" w:color="auto"/>
+              <w:top w:val="single" w:color="auto" w:sz="4" w:space="0"/>
+              <w:left w:val="single" w:color="auto" w:sz="4" w:space="0"/>
               <w:bottom w:val="nil"/>
               <w:right w:val="nil"/>
             </w:tcBorders>
@@ -261,10 +259,10 @@
           <w:tcPr>
             <w:tcW w:w="1784" w:type="dxa"/>
             <w:tcBorders>
-              <w:top w:val="single" w:sz="4" w:space="0" w:color="auto"/>
-              <w:left w:val="single" w:sz="4" w:space="0" w:color="auto"/>
+              <w:top w:val="single" w:color="auto" w:sz="4" w:space="0"/>
+              <w:left w:val="single" w:color="auto" w:sz="4" w:space="0"/>
               <w:bottom w:val="nil"/>
-              <w:right w:val="single" w:sz="4" w:space="0" w:color="auto"/>
+              <w:right w:val="single" w:color="auto" w:sz="4" w:space="0"/>
             </w:tcBorders>
             <w:tcMar>
               <w:top w:w="-1" w:type="dxa"/>
@@ -306,8 +304,14 @@
       </w:tr>
       <w:tr>
         <w:tblPrEx>
-          <w:tblW w:w="8522" w:type="dxa"/>
-          <w:jc w:val="center"/>
+          <w:tblBorders>
+            <w:top w:val="none" w:color="auto" w:sz="0" w:space="0"/>
+            <w:left w:val="none" w:color="auto" w:sz="0" w:space="0"/>
+            <w:bottom w:val="none" w:color="auto" w:sz="0" w:space="0"/>
+            <w:right w:val="none" w:color="auto" w:sz="0" w:space="0"/>
+            <w:insideH w:val="none" w:color="auto" w:sz="0" w:space="0"/>
+            <w:insideV w:val="none" w:color="auto" w:sz="0" w:space="0"/>
+          </w:tblBorders>
           <w:tblCellMar>
             <w:top w:w="0" w:type="dxa"/>
             <w:left w:w="108" w:type="dxa"/>
@@ -316,7 +320,7 @@
           </w:tblCellMar>
         </w:tblPrEx>
         <w:trPr>
-          <w:trHeight w:val="0"/>
+          <w:trHeight w:val="0" w:hRule="atLeast"/>
           <w:tblHeader/>
           <w:jc w:val="center"/>
         </w:trPr>
@@ -324,8 +328,8 @@
           <w:tcPr>
             <w:tcW w:w="1824" w:type="dxa"/>
             <w:tcBorders>
-              <w:top w:val="single" w:sz="4" w:space="0" w:color="auto"/>
-              <w:left w:val="single" w:sz="4" w:space="0" w:color="auto"/>
+              <w:top w:val="single" w:color="auto" w:sz="4" w:space="0"/>
+              <w:left w:val="single" w:color="auto" w:sz="4" w:space="0"/>
               <w:bottom w:val="nil"/>
               <w:right w:val="nil"/>
             </w:tcBorders>
@@ -371,8 +375,8 @@
           <w:tcPr>
             <w:tcW w:w="3090" w:type="dxa"/>
             <w:tcBorders>
-              <w:top w:val="single" w:sz="4" w:space="0" w:color="auto"/>
-              <w:left w:val="single" w:sz="4" w:space="0" w:color="auto"/>
+              <w:top w:val="single" w:color="auto" w:sz="4" w:space="0"/>
+              <w:left w:val="single" w:color="auto" w:sz="4" w:space="0"/>
               <w:bottom w:val="nil"/>
               <w:right w:val="nil"/>
             </w:tcBorders>
@@ -417,8 +421,8 @@
           <w:tcPr>
             <w:tcW w:w="1824" w:type="dxa"/>
             <w:tcBorders>
-              <w:top w:val="single" w:sz="4" w:space="0" w:color="auto"/>
-              <w:left w:val="single" w:sz="4" w:space="0" w:color="auto"/>
+              <w:top w:val="single" w:color="auto" w:sz="4" w:space="0"/>
+              <w:left w:val="single" w:color="auto" w:sz="4" w:space="0"/>
               <w:bottom w:val="nil"/>
               <w:right w:val="nil"/>
             </w:tcBorders>
@@ -464,10 +468,10 @@
           <w:tcPr>
             <w:tcW w:w="1784" w:type="dxa"/>
             <w:tcBorders>
-              <w:top w:val="single" w:sz="4" w:space="0" w:color="auto"/>
-              <w:left w:val="single" w:sz="4" w:space="0" w:color="auto"/>
+              <w:top w:val="single" w:color="auto" w:sz="4" w:space="0"/>
+              <w:left w:val="single" w:color="auto" w:sz="4" w:space="0"/>
               <w:bottom w:val="nil"/>
-              <w:right w:val="single" w:sz="4" w:space="0" w:color="auto"/>
+              <w:right w:val="single" w:color="auto" w:sz="4" w:space="0"/>
             </w:tcBorders>
             <w:tcMar>
               <w:top w:w="-1" w:type="dxa"/>
@@ -509,8 +513,14 @@
       </w:tr>
       <w:tr>
         <w:tblPrEx>
-          <w:tblW w:w="8522" w:type="dxa"/>
-          <w:jc w:val="center"/>
+          <w:tblBorders>
+            <w:top w:val="none" w:color="auto" w:sz="0" w:space="0"/>
+            <w:left w:val="none" w:color="auto" w:sz="0" w:space="0"/>
+            <w:bottom w:val="none" w:color="auto" w:sz="0" w:space="0"/>
+            <w:right w:val="none" w:color="auto" w:sz="0" w:space="0"/>
+            <w:insideH w:val="none" w:color="auto" w:sz="0" w:space="0"/>
+            <w:insideV w:val="none" w:color="auto" w:sz="0" w:space="0"/>
+          </w:tblBorders>
           <w:tblCellMar>
             <w:top w:w="0" w:type="dxa"/>
             <w:left w:w="108" w:type="dxa"/>
@@ -519,7 +529,7 @@
           </w:tblCellMar>
         </w:tblPrEx>
         <w:trPr>
-          <w:trHeight w:val="0"/>
+          <w:trHeight w:val="0" w:hRule="atLeast"/>
           <w:tblHeader/>
           <w:jc w:val="center"/>
         </w:trPr>
@@ -527,8 +537,8 @@
           <w:tcPr>
             <w:tcW w:w="1824" w:type="dxa"/>
             <w:tcBorders>
-              <w:top w:val="single" w:sz="4" w:space="0" w:color="auto"/>
-              <w:left w:val="single" w:sz="4" w:space="0" w:color="auto"/>
+              <w:top w:val="single" w:color="auto" w:sz="4" w:space="0"/>
+              <w:left w:val="single" w:color="auto" w:sz="4" w:space="0"/>
               <w:bottom w:val="nil"/>
               <w:right w:val="nil"/>
             </w:tcBorders>
@@ -574,8 +584,8 @@
           <w:tcPr>
             <w:tcW w:w="3090" w:type="dxa"/>
             <w:tcBorders>
-              <w:top w:val="single" w:sz="4" w:space="0" w:color="auto"/>
-              <w:left w:val="single" w:sz="4" w:space="0" w:color="auto"/>
+              <w:top w:val="single" w:color="auto" w:sz="4" w:space="0"/>
+              <w:left w:val="single" w:color="auto" w:sz="4" w:space="0"/>
               <w:bottom w:val="nil"/>
               <w:right w:val="nil"/>
             </w:tcBorders>
@@ -620,8 +630,8 @@
           <w:tcPr>
             <w:tcW w:w="1824" w:type="dxa"/>
             <w:tcBorders>
-              <w:top w:val="single" w:sz="4" w:space="0" w:color="auto"/>
-              <w:left w:val="single" w:sz="4" w:space="0" w:color="auto"/>
+              <w:top w:val="single" w:color="auto" w:sz="4" w:space="0"/>
+              <w:left w:val="single" w:color="auto" w:sz="4" w:space="0"/>
               <w:bottom w:val="nil"/>
               <w:right w:val="nil"/>
             </w:tcBorders>
@@ -667,10 +677,10 @@
           <w:tcPr>
             <w:tcW w:w="1784" w:type="dxa"/>
             <w:tcBorders>
-              <w:top w:val="single" w:sz="4" w:space="0" w:color="auto"/>
-              <w:left w:val="single" w:sz="4" w:space="0" w:color="auto"/>
+              <w:top w:val="single" w:color="auto" w:sz="4" w:space="0"/>
+              <w:left w:val="single" w:color="auto" w:sz="4" w:space="0"/>
               <w:bottom w:val="nil"/>
-              <w:right w:val="single" w:sz="4" w:space="0" w:color="auto"/>
+              <w:right w:val="single" w:color="auto" w:sz="4" w:space="0"/>
             </w:tcBorders>
             <w:tcMar>
               <w:top w:w="-1" w:type="dxa"/>
@@ -712,8 +722,14 @@
       </w:tr>
       <w:tr>
         <w:tblPrEx>
-          <w:tblW w:w="8522" w:type="dxa"/>
-          <w:jc w:val="center"/>
+          <w:tblBorders>
+            <w:top w:val="none" w:color="auto" w:sz="0" w:space="0"/>
+            <w:left w:val="none" w:color="auto" w:sz="0" w:space="0"/>
+            <w:bottom w:val="none" w:color="auto" w:sz="0" w:space="0"/>
+            <w:right w:val="none" w:color="auto" w:sz="0" w:space="0"/>
+            <w:insideH w:val="none" w:color="auto" w:sz="0" w:space="0"/>
+            <w:insideV w:val="none" w:color="auto" w:sz="0" w:space="0"/>
+          </w:tblBorders>
           <w:tblCellMar>
             <w:top w:w="0" w:type="dxa"/>
             <w:left w:w="108" w:type="dxa"/>
@@ -722,7 +738,7 @@
           </w:tblCellMar>
         </w:tblPrEx>
         <w:trPr>
-          <w:trHeight w:val="0"/>
+          <w:trHeight w:val="0" w:hRule="atLeast"/>
           <w:tblHeader/>
           <w:jc w:val="center"/>
         </w:trPr>
@@ -730,8 +746,8 @@
           <w:tcPr>
             <w:tcW w:w="1824" w:type="dxa"/>
             <w:tcBorders>
-              <w:top w:val="single" w:sz="4" w:space="0" w:color="auto"/>
-              <w:left w:val="single" w:sz="4" w:space="0" w:color="auto"/>
+              <w:top w:val="single" w:color="auto" w:sz="4" w:space="0"/>
+              <w:left w:val="single" w:color="auto" w:sz="4" w:space="0"/>
               <w:bottom w:val="nil"/>
               <w:right w:val="nil"/>
             </w:tcBorders>
@@ -777,8 +793,8 @@
           <w:tcPr>
             <w:tcW w:w="3090" w:type="dxa"/>
             <w:tcBorders>
-              <w:top w:val="single" w:sz="4" w:space="0" w:color="auto"/>
-              <w:left w:val="single" w:sz="4" w:space="0" w:color="auto"/>
+              <w:top w:val="single" w:color="auto" w:sz="4" w:space="0"/>
+              <w:left w:val="single" w:color="auto" w:sz="4" w:space="0"/>
               <w:bottom w:val="nil"/>
               <w:right w:val="nil"/>
             </w:tcBorders>
@@ -823,8 +839,8 @@
           <w:tcPr>
             <w:tcW w:w="1824" w:type="dxa"/>
             <w:tcBorders>
-              <w:top w:val="single" w:sz="4" w:space="0" w:color="auto"/>
-              <w:left w:val="single" w:sz="4" w:space="0" w:color="auto"/>
+              <w:top w:val="single" w:color="auto" w:sz="4" w:space="0"/>
+              <w:left w:val="single" w:color="auto" w:sz="4" w:space="0"/>
               <w:bottom w:val="nil"/>
               <w:right w:val="nil"/>
             </w:tcBorders>
@@ -870,10 +886,10 @@
           <w:tcPr>
             <w:tcW w:w="1784" w:type="dxa"/>
             <w:tcBorders>
-              <w:top w:val="single" w:sz="4" w:space="0" w:color="auto"/>
-              <w:left w:val="single" w:sz="4" w:space="0" w:color="auto"/>
+              <w:top w:val="single" w:color="auto" w:sz="4" w:space="0"/>
+              <w:left w:val="single" w:color="auto" w:sz="4" w:space="0"/>
               <w:bottom w:val="nil"/>
-              <w:right w:val="single" w:sz="4" w:space="0" w:color="auto"/>
+              <w:right w:val="single" w:color="auto" w:sz="4" w:space="0"/>
             </w:tcBorders>
             <w:tcMar>
               <w:top w:w="-1" w:type="dxa"/>
@@ -915,8 +931,14 @@
       </w:tr>
       <w:tr>
         <w:tblPrEx>
-          <w:tblW w:w="8522" w:type="dxa"/>
-          <w:jc w:val="center"/>
+          <w:tblBorders>
+            <w:top w:val="none" w:color="auto" w:sz="0" w:space="0"/>
+            <w:left w:val="none" w:color="auto" w:sz="0" w:space="0"/>
+            <w:bottom w:val="none" w:color="auto" w:sz="0" w:space="0"/>
+            <w:right w:val="none" w:color="auto" w:sz="0" w:space="0"/>
+            <w:insideH w:val="none" w:color="auto" w:sz="0" w:space="0"/>
+            <w:insideV w:val="none" w:color="auto" w:sz="0" w:space="0"/>
+          </w:tblBorders>
           <w:tblCellMar>
             <w:top w:w="0" w:type="dxa"/>
             <w:left w:w="108" w:type="dxa"/>
@@ -925,7 +947,7 @@
           </w:tblCellMar>
         </w:tblPrEx>
         <w:trPr>
-          <w:trHeight w:val="0"/>
+          <w:trHeight w:val="0" w:hRule="atLeast"/>
           <w:tblHeader/>
           <w:jc w:val="center"/>
         </w:trPr>
@@ -933,9 +955,9 @@
           <w:tcPr>
             <w:tcW w:w="1824" w:type="dxa"/>
             <w:tcBorders>
-              <w:top w:val="single" w:sz="4" w:space="0" w:color="auto"/>
-              <w:left w:val="single" w:sz="4" w:space="0" w:color="auto"/>
-              <w:bottom w:val="single" w:sz="4" w:space="0" w:color="auto"/>
+              <w:top w:val="single" w:color="auto" w:sz="4" w:space="0"/>
+              <w:left w:val="single" w:color="auto" w:sz="4" w:space="0"/>
+              <w:bottom w:val="single" w:color="auto" w:sz="4" w:space="0"/>
               <w:right w:val="nil"/>
             </w:tcBorders>
             <w:shd w:val="clear" w:color="auto" w:fill="AEAAAA" w:themeFill="background2" w:themeFillShade="BF"/>
@@ -980,9 +1002,9 @@
           <w:tcPr>
             <w:tcW w:w="3090" w:type="dxa"/>
             <w:tcBorders>
-              <w:top w:val="single" w:sz="4" w:space="0" w:color="auto"/>
-              <w:left w:val="single" w:sz="4" w:space="0" w:color="auto"/>
-              <w:bottom w:val="single" w:sz="4" w:space="0" w:color="auto"/>
+              <w:top w:val="single" w:color="auto" w:sz="4" w:space="0"/>
+              <w:left w:val="single" w:color="auto" w:sz="4" w:space="0"/>
+              <w:bottom w:val="single" w:color="auto" w:sz="4" w:space="0"/>
               <w:right w:val="nil"/>
             </w:tcBorders>
             <w:tcMar>
@@ -1026,9 +1048,9 @@
           <w:tcPr>
             <w:tcW w:w="1824" w:type="dxa"/>
             <w:tcBorders>
-              <w:top w:val="single" w:sz="4" w:space="0" w:color="auto"/>
-              <w:left w:val="single" w:sz="4" w:space="0" w:color="auto"/>
-              <w:bottom w:val="single" w:sz="4" w:space="0" w:color="auto"/>
+              <w:top w:val="single" w:color="auto" w:sz="4" w:space="0"/>
+              <w:left w:val="single" w:color="auto" w:sz="4" w:space="0"/>
+              <w:bottom w:val="single" w:color="auto" w:sz="4" w:space="0"/>
               <w:right w:val="nil"/>
             </w:tcBorders>
             <w:shd w:val="clear" w:color="auto" w:fill="AEAAAA" w:themeFill="background2" w:themeFillShade="BF"/>
@@ -1073,10 +1095,10 @@
           <w:tcPr>
             <w:tcW w:w="1784" w:type="dxa"/>
             <w:tcBorders>
-              <w:top w:val="single" w:sz="4" w:space="0" w:color="auto"/>
-              <w:left w:val="single" w:sz="4" w:space="0" w:color="auto"/>
-              <w:bottom w:val="single" w:sz="4" w:space="0" w:color="auto"/>
-              <w:right w:val="single" w:sz="4" w:space="0" w:color="auto"/>
+              <w:top w:val="single" w:color="auto" w:sz="4" w:space="0"/>
+              <w:left w:val="single" w:color="auto" w:sz="4" w:space="0"/>
+              <w:bottom w:val="single" w:color="auto" w:sz="4" w:space="0"/>
+              <w:right w:val="single" w:color="auto" w:sz="4" w:space="0"/>
             </w:tcBorders>
             <w:tcMar>
               <w:top w:w="-1" w:type="dxa"/>
@@ -1148,7 +1170,7 @@
     </w:p>
     <w:p>
       <w:pPr>
-        <w:pStyle w:val="a1"/>
+        <w:pStyle w:val="31"/>
         <w:keepNext w:val="0"/>
         <w:keepLines w:val="0"/>
         <w:pageBreakBefore w:val="0"/>
@@ -1183,17 +1205,18 @@
     </w:p>
     <w:tbl>
       <w:tblPr>
-        <w:tblStyle w:val="TableGrid"/>
+        <w:tblStyle w:val="23"/>
         <w:tblW w:w="8519" w:type="dxa"/>
         <w:jc w:val="center"/>
         <w:tblBorders>
-          <w:top w:val="nil"/>
-          <w:left w:val="nil"/>
-          <w:bottom w:val="nil"/>
-          <w:right w:val="nil"/>
-          <w:insideH w:val="nil"/>
-          <w:insideV w:val="nil"/>
+          <w:top w:val="none" w:color="auto" w:sz="0" w:space="0"/>
+          <w:left w:val="none" w:color="auto" w:sz="0" w:space="0"/>
+          <w:bottom w:val="none" w:color="auto" w:sz="0" w:space="0"/>
+          <w:right w:val="none" w:color="auto" w:sz="0" w:space="0"/>
+          <w:insideH w:val="none" w:color="auto" w:sz="0" w:space="0"/>
+          <w:insideV w:val="none" w:color="auto" w:sz="0" w:space="0"/>
         </w:tblBorders>
+        <w:tblLayout w:type="autofit"/>
         <w:tblCellMar>
           <w:top w:w="0" w:type="dxa"/>
           <w:left w:w="108" w:type="dxa"/>
@@ -1210,15 +1233,13 @@
       </w:tblGrid>
       <w:tr>
         <w:tblPrEx>
-          <w:tblW w:w="8519" w:type="dxa"/>
-          <w:jc w:val="center"/>
           <w:tblBorders>
-            <w:top w:val="nil"/>
-            <w:left w:val="nil"/>
-            <w:bottom w:val="nil"/>
-            <w:right w:val="nil"/>
-            <w:insideH w:val="nil"/>
-            <w:insideV w:val="nil"/>
+            <w:top w:val="none" w:color="auto" w:sz="0" w:space="0"/>
+            <w:left w:val="none" w:color="auto" w:sz="0" w:space="0"/>
+            <w:bottom w:val="none" w:color="auto" w:sz="0" w:space="0"/>
+            <w:right w:val="none" w:color="auto" w:sz="0" w:space="0"/>
+            <w:insideH w:val="none" w:color="auto" w:sz="0" w:space="0"/>
+            <w:insideV w:val="none" w:color="auto" w:sz="0" w:space="0"/>
           </w:tblBorders>
           <w:tblCellMar>
             <w:top w:w="0" w:type="dxa"/>
@@ -1228,7 +1249,7 @@
           </w:tblCellMar>
         </w:tblPrEx>
         <w:trPr>
-          <w:trHeight w:val="0"/>
+          <w:trHeight w:val="0" w:hRule="atLeast"/>
           <w:tblHeader/>
           <w:jc w:val="center"/>
         </w:trPr>
@@ -1236,8 +1257,8 @@
           <w:tcPr>
             <w:tcW w:w="0" w:type="auto"/>
             <w:tcBorders>
-              <w:top w:val="single" w:sz="12" w:space="0" w:color="auto"/>
-              <w:left w:val="single" w:sz="12" w:space="0" w:color="auto"/>
+              <w:top w:val="single" w:color="auto" w:sz="12" w:space="0"/>
+              <w:left w:val="single" w:color="auto" w:sz="12" w:space="0"/>
               <w:bottom w:val="nil"/>
               <w:right w:val="nil"/>
             </w:tcBorders>
@@ -1265,12 +1286,12 @@
               <w:adjustRightInd w:val="0"/>
               <w:snapToGrid w:val="0"/>
               <w:spacing w:line="240" w:lineRule="auto"/>
-              <w:ind w:left="0" w:right="0" w:firstLine="0" w:leftChars="0" w:rightChars="0" w:firstLineChars="0"/>
+              <w:ind w:left="0" w:leftChars="0" w:right="0" w:rightChars="0" w:firstLine="0" w:firstLineChars="0"/>
               <w:jc w:val="center"/>
               <w:textAlignment w:val="baseline"/>
               <w:rPr>
-                <w:rStyle w:val="Strong"/>
-                <w:rFonts w:ascii="微软雅黑" w:eastAsia="微软雅黑" w:hAnsi="微软雅黑" w:cs="微软雅黑" w:hint="default"/>
+                <w:rStyle w:val="25"/>
+                <w:rFonts w:hint="default" w:ascii="微软雅黑" w:hAnsi="微软雅黑" w:eastAsia="微软雅黑" w:cs="微软雅黑"/>
                 <w:b/>
                 <w:bCs/>
                 <w:i w:val="0"/>
@@ -1288,8 +1309,8 @@
             </w:pPr>
             <w:r>
               <w:rPr>
-                <w:rStyle w:val="Strong"/>
-                <w:rFonts w:ascii="微软雅黑" w:eastAsia="微软雅黑" w:hAnsi="微软雅黑" w:cs="微软雅黑" w:hint="eastAsia"/>
+                <w:rStyle w:val="25"/>
+                <w:rFonts w:hint="eastAsia" w:ascii="微软雅黑" w:hAnsi="微软雅黑" w:eastAsia="微软雅黑" w:cs="微软雅黑"/>
                 <w:b/>
                 <w:bCs/>
                 <w:i w:val="0"/>
@@ -1312,8 +1333,8 @@
           <w:tcPr>
             <w:tcW w:w="0" w:type="auto"/>
             <w:tcBorders>
-              <w:top w:val="single" w:sz="12" w:space="0" w:color="auto"/>
-              <w:left w:val="single" w:sz="4" w:space="0" w:color="auto"/>
+              <w:top w:val="single" w:color="auto" w:sz="12" w:space="0"/>
+              <w:left w:val="single" w:color="auto" w:sz="4" w:space="0"/>
               <w:bottom w:val="nil"/>
               <w:right w:val="nil"/>
             </w:tcBorders>
@@ -1341,12 +1362,12 @@
               <w:adjustRightInd w:val="0"/>
               <w:snapToGrid w:val="0"/>
               <w:spacing w:line="240" w:lineRule="auto"/>
-              <w:ind w:left="0" w:right="0" w:firstLine="0" w:leftChars="0" w:rightChars="0" w:firstLineChars="0"/>
+              <w:ind w:left="0" w:leftChars="0" w:right="0" w:rightChars="0" w:firstLine="0" w:firstLineChars="0"/>
               <w:jc w:val="center"/>
               <w:textAlignment w:val="baseline"/>
               <w:rPr>
-                <w:rStyle w:val="Strong"/>
-                <w:rFonts w:ascii="微软雅黑" w:eastAsia="微软雅黑" w:hAnsi="微软雅黑" w:cs="微软雅黑" w:hint="default"/>
+                <w:rStyle w:val="25"/>
+                <w:rFonts w:hint="default" w:ascii="微软雅黑" w:hAnsi="微软雅黑" w:eastAsia="微软雅黑" w:cs="微软雅黑"/>
                 <w:b/>
                 <w:bCs/>
                 <w:i w:val="0"/>
@@ -1364,8 +1385,8 @@
             </w:pPr>
             <w:r>
               <w:rPr>
-                <w:rStyle w:val="Strong"/>
-                <w:rFonts w:ascii="微软雅黑" w:eastAsia="微软雅黑" w:hAnsi="微软雅黑" w:cs="微软雅黑" w:hint="eastAsia"/>
+                <w:rStyle w:val="25"/>
+                <w:rFonts w:hint="eastAsia" w:ascii="微软雅黑" w:hAnsi="微软雅黑" w:eastAsia="微软雅黑" w:cs="微软雅黑"/>
                 <w:b/>
                 <w:bCs/>
                 <w:i w:val="0"/>
@@ -1388,8 +1409,8 @@
           <w:tcPr>
             <w:tcW w:w="0" w:type="auto"/>
             <w:tcBorders>
-              <w:top w:val="single" w:sz="12" w:space="0" w:color="auto"/>
-              <w:left w:val="single" w:sz="4" w:space="0" w:color="auto"/>
+              <w:top w:val="single" w:color="auto" w:sz="12" w:space="0"/>
+              <w:left w:val="single" w:color="auto" w:sz="4" w:space="0"/>
               <w:bottom w:val="nil"/>
               <w:right w:val="nil"/>
             </w:tcBorders>
@@ -1417,12 +1438,12 @@
               <w:adjustRightInd w:val="0"/>
               <w:snapToGrid w:val="0"/>
               <w:spacing w:line="240" w:lineRule="auto"/>
-              <w:ind w:left="0" w:right="0" w:firstLine="0" w:leftChars="0" w:rightChars="0" w:firstLineChars="0"/>
+              <w:ind w:left="0" w:leftChars="0" w:right="0" w:rightChars="0" w:firstLine="0" w:firstLineChars="0"/>
               <w:jc w:val="center"/>
               <w:textAlignment w:val="baseline"/>
               <w:rPr>
-                <w:rStyle w:val="Strong"/>
-                <w:rFonts w:ascii="微软雅黑" w:eastAsia="微软雅黑" w:hAnsi="微软雅黑" w:cs="微软雅黑" w:hint="default"/>
+                <w:rStyle w:val="25"/>
+                <w:rFonts w:hint="default" w:ascii="微软雅黑" w:hAnsi="微软雅黑" w:eastAsia="微软雅黑" w:cs="微软雅黑"/>
                 <w:b/>
                 <w:bCs/>
                 <w:i w:val="0"/>
@@ -1440,8 +1461,8 @@
             </w:pPr>
             <w:r>
               <w:rPr>
-                <w:rStyle w:val="Strong"/>
-                <w:rFonts w:ascii="微软雅黑" w:eastAsia="微软雅黑" w:hAnsi="微软雅黑" w:cs="微软雅黑" w:hint="eastAsia"/>
+                <w:rStyle w:val="25"/>
+                <w:rFonts w:hint="eastAsia" w:ascii="微软雅黑" w:hAnsi="微软雅黑" w:eastAsia="微软雅黑" w:cs="微软雅黑"/>
                 <w:b/>
                 <w:bCs/>
                 <w:i w:val="0"/>
@@ -1464,8 +1485,8 @@
           <w:tcPr>
             <w:tcW w:w="0" w:type="auto"/>
             <w:tcBorders>
-              <w:top w:val="single" w:sz="12" w:space="0" w:color="auto"/>
-              <w:left w:val="single" w:sz="4" w:space="0" w:color="auto"/>
+              <w:top w:val="single" w:color="auto" w:sz="12" w:space="0"/>
+              <w:left w:val="single" w:color="auto" w:sz="4" w:space="0"/>
               <w:bottom w:val="nil"/>
               <w:right w:val="nil"/>
             </w:tcBorders>
@@ -1493,12 +1514,12 @@
               <w:adjustRightInd w:val="0"/>
               <w:snapToGrid w:val="0"/>
               <w:spacing w:line="240" w:lineRule="auto"/>
-              <w:ind w:left="0" w:right="0" w:firstLine="0" w:leftChars="0" w:rightChars="0" w:firstLineChars="0"/>
+              <w:ind w:left="0" w:leftChars="0" w:right="0" w:rightChars="0" w:firstLine="0" w:firstLineChars="0"/>
               <w:jc w:val="center"/>
               <w:textAlignment w:val="baseline"/>
               <w:rPr>
-                <w:rStyle w:val="Strong"/>
-                <w:rFonts w:ascii="微软雅黑" w:eastAsia="微软雅黑" w:hAnsi="微软雅黑" w:cs="微软雅黑" w:hint="default"/>
+                <w:rStyle w:val="25"/>
+                <w:rFonts w:hint="default" w:ascii="微软雅黑" w:hAnsi="微软雅黑" w:eastAsia="微软雅黑" w:cs="微软雅黑"/>
                 <w:b/>
                 <w:bCs/>
                 <w:i w:val="0"/>
@@ -1516,8 +1537,8 @@
             </w:pPr>
             <w:r>
               <w:rPr>
-                <w:rStyle w:val="Strong"/>
-                <w:rFonts w:ascii="微软雅黑" w:eastAsia="微软雅黑" w:hAnsi="微软雅黑" w:cs="微软雅黑" w:hint="eastAsia"/>
+                <w:rStyle w:val="25"/>
+                <w:rFonts w:hint="eastAsia" w:ascii="微软雅黑" w:hAnsi="微软雅黑" w:eastAsia="微软雅黑" w:cs="微软雅黑"/>
                 <w:b/>
                 <w:bCs/>
                 <w:i w:val="0"/>
@@ -1540,10 +1561,10 @@
           <w:tcPr>
             <w:tcW w:w="1205" w:type="dxa"/>
             <w:tcBorders>
-              <w:top w:val="single" w:sz="12" w:space="0" w:color="auto"/>
-              <w:left w:val="single" w:sz="4" w:space="0" w:color="auto"/>
+              <w:top w:val="single" w:color="auto" w:sz="12" w:space="0"/>
+              <w:left w:val="single" w:color="auto" w:sz="4" w:space="0"/>
               <w:bottom w:val="nil"/>
-              <w:right w:val="single" w:sz="12" w:space="0" w:color="auto"/>
+              <w:right w:val="single" w:color="auto" w:sz="12" w:space="0"/>
             </w:tcBorders>
             <w:tcMar>
               <w:top w:w="-1" w:type="dxa"/>
@@ -1569,12 +1590,12 @@
               <w:adjustRightInd w:val="0"/>
               <w:snapToGrid w:val="0"/>
               <w:spacing w:line="240" w:lineRule="auto"/>
-              <w:ind w:left="0" w:right="0" w:firstLine="0" w:leftChars="0" w:rightChars="0" w:firstLineChars="0"/>
+              <w:ind w:left="0" w:leftChars="0" w:right="0" w:rightChars="0" w:firstLine="0" w:firstLineChars="0"/>
               <w:jc w:val="center"/>
               <w:textAlignment w:val="baseline"/>
               <w:rPr>
-                <w:rStyle w:val="Strong"/>
-                <w:rFonts w:ascii="微软雅黑" w:eastAsia="微软雅黑" w:hAnsi="微软雅黑" w:cs="微软雅黑" w:hint="default"/>
+                <w:rStyle w:val="25"/>
+                <w:rFonts w:hint="default" w:ascii="微软雅黑" w:hAnsi="微软雅黑" w:eastAsia="微软雅黑" w:cs="微软雅黑"/>
                 <w:b/>
                 <w:bCs/>
                 <w:i w:val="0"/>
@@ -1592,8 +1613,8 @@
             </w:pPr>
             <w:r>
               <w:rPr>
-                <w:rStyle w:val="Strong"/>
-                <w:rFonts w:ascii="微软雅黑" w:eastAsia="微软雅黑" w:hAnsi="微软雅黑" w:cs="微软雅黑" w:hint="eastAsia"/>
+                <w:rStyle w:val="25"/>
+                <w:rFonts w:hint="eastAsia" w:ascii="微软雅黑" w:hAnsi="微软雅黑" w:eastAsia="微软雅黑" w:cs="微软雅黑"/>
                 <w:b/>
                 <w:bCs/>
                 <w:i w:val="0"/>
@@ -1615,8 +1636,14 @@
       </w:tr>
       <w:tr>
         <w:tblPrEx>
-          <w:tblW w:w="8519" w:type="dxa"/>
-          <w:jc w:val="center"/>
+          <w:tblBorders>
+            <w:top w:val="none" w:color="auto" w:sz="0" w:space="0"/>
+            <w:left w:val="none" w:color="auto" w:sz="0" w:space="0"/>
+            <w:bottom w:val="none" w:color="auto" w:sz="0" w:space="0"/>
+            <w:right w:val="none" w:color="auto" w:sz="0" w:space="0"/>
+            <w:insideH w:val="none" w:color="auto" w:sz="0" w:space="0"/>
+            <w:insideV w:val="none" w:color="auto" w:sz="0" w:space="0"/>
+          </w:tblBorders>
           <w:tblCellMar>
             <w:top w:w="0" w:type="dxa"/>
             <w:left w:w="108" w:type="dxa"/>
@@ -1625,15 +1652,15 @@
           </w:tblCellMar>
         </w:tblPrEx>
         <w:trPr>
-          <w:trHeight w:val="0"/>
+          <w:trHeight w:val="0" w:hRule="atLeast"/>
           <w:jc w:val="center"/>
         </w:trPr>
         <w:tc>
           <w:tcPr>
             <w:tcW w:w="0" w:type="auto"/>
             <w:tcBorders>
-              <w:top w:val="single" w:sz="4" w:space="0" w:color="auto"/>
-              <w:left w:val="single" w:sz="12" w:space="0" w:color="auto"/>
+              <w:top w:val="single" w:color="auto" w:sz="4" w:space="0"/>
+              <w:left w:val="single" w:color="auto" w:sz="12" w:space="0"/>
               <w:bottom w:val="nil"/>
               <w:right w:val="nil"/>
             </w:tcBorders>
@@ -1661,12 +1688,12 @@
               <w:adjustRightInd w:val="0"/>
               <w:snapToGrid w:val="0"/>
               <w:spacing w:line="240" w:lineRule="auto"/>
-              <w:ind w:left="0" w:right="0" w:firstLine="0" w:leftChars="0" w:rightChars="0" w:firstLineChars="0"/>
+              <w:ind w:left="0" w:leftChars="0" w:right="0" w:rightChars="0" w:firstLine="0" w:firstLineChars="0"/>
               <w:jc w:val="center"/>
               <w:textAlignment w:val="baseline"/>
               <w:rPr>
-                <w:rStyle w:val="Strong"/>
-                <w:rFonts w:ascii="微软雅黑" w:eastAsia="微软雅黑" w:hAnsi="微软雅黑" w:cs="微软雅黑" w:hint="default"/>
+                <w:rStyle w:val="25"/>
+                <w:rFonts w:hint="default" w:ascii="微软雅黑" w:hAnsi="微软雅黑" w:eastAsia="微软雅黑" w:cs="微软雅黑"/>
                 <w:b w:val="0"/>
                 <w:bCs/>
                 <w:i w:val="0"/>
@@ -1684,8 +1711,8 @@
             </w:pPr>
             <w:r>
               <w:rPr>
-                <w:rStyle w:val="Strong"/>
-                <w:rFonts w:ascii="微软雅黑" w:eastAsia="微软雅黑" w:hAnsi="微软雅黑" w:cs="微软雅黑" w:hint="eastAsia"/>
+                <w:rStyle w:val="25"/>
+                <w:rFonts w:hint="eastAsia" w:ascii="微软雅黑" w:hAnsi="微软雅黑" w:eastAsia="微软雅黑" w:cs="微软雅黑"/>
                 <w:b w:val="0"/>
                 <w:bCs/>
                 <w:i w:val="0"/>
@@ -1703,8 +1730,8 @@
             </w:r>
             <w:r>
               <w:rPr>
-                <w:rStyle w:val="Strong"/>
-                <w:rFonts w:ascii="微软雅黑" w:eastAsia="微软雅黑" w:hAnsi="微软雅黑" w:cs="微软雅黑" w:hint="eastAsia"/>
+                <w:rStyle w:val="25"/>
+                <w:rFonts w:hint="eastAsia" w:ascii="微软雅黑" w:hAnsi="微软雅黑" w:eastAsia="微软雅黑" w:cs="微软雅黑"/>
                 <w:b w:val="0"/>
                 <w:bCs/>
                 <w:i w:val="0"/>
@@ -1727,8 +1754,8 @@
           <w:tcPr>
             <w:tcW w:w="0" w:type="auto"/>
             <w:tcBorders>
-              <w:top w:val="single" w:sz="4" w:space="0" w:color="auto"/>
-              <w:left w:val="single" w:sz="4" w:space="0" w:color="auto"/>
+              <w:top w:val="single" w:color="auto" w:sz="4" w:space="0"/>
+              <w:left w:val="single" w:color="auto" w:sz="4" w:space="0"/>
               <w:bottom w:val="nil"/>
               <w:right w:val="nil"/>
             </w:tcBorders>
@@ -1756,12 +1783,12 @@
               <w:adjustRightInd w:val="0"/>
               <w:snapToGrid w:val="0"/>
               <w:spacing w:line="240" w:lineRule="auto"/>
-              <w:ind w:left="0" w:right="0" w:firstLine="0" w:leftChars="0" w:rightChars="0" w:firstLineChars="0"/>
+              <w:ind w:left="0" w:leftChars="0" w:right="0" w:rightChars="0" w:firstLine="0" w:firstLineChars="0"/>
               <w:jc w:val="center"/>
               <w:textAlignment w:val="baseline"/>
               <w:rPr>
-                <w:rStyle w:val="Strong"/>
-                <w:rFonts w:ascii="微软雅黑" w:eastAsia="微软雅黑" w:hAnsi="微软雅黑" w:cs="微软雅黑" w:hint="default"/>
+                <w:rStyle w:val="25"/>
+                <w:rFonts w:hint="default" w:ascii="微软雅黑" w:hAnsi="微软雅黑" w:eastAsia="微软雅黑" w:cs="微软雅黑"/>
                 <w:b w:val="0"/>
                 <w:bCs/>
                 <w:i w:val="0"/>
@@ -1779,8 +1806,8 @@
             </w:pPr>
             <w:r>
               <w:rPr>
-                <w:rStyle w:val="Strong"/>
-                <w:rFonts w:ascii="微软雅黑" w:eastAsia="微软雅黑" w:hAnsi="微软雅黑" w:cs="微软雅黑" w:hint="eastAsia"/>
+                <w:rStyle w:val="25"/>
+                <w:rFonts w:hint="eastAsia" w:ascii="微软雅黑" w:hAnsi="微软雅黑" w:eastAsia="微软雅黑" w:cs="微软雅黑"/>
                 <w:b w:val="0"/>
                 <w:bCs/>
                 <w:i w:val="0"/>
@@ -1803,8 +1830,8 @@
           <w:tcPr>
             <w:tcW w:w="0" w:type="auto"/>
             <w:tcBorders>
-              <w:top w:val="single" w:sz="4" w:space="0" w:color="auto"/>
-              <w:left w:val="single" w:sz="4" w:space="0" w:color="auto"/>
+              <w:top w:val="single" w:color="auto" w:sz="4" w:space="0"/>
+              <w:left w:val="single" w:color="auto" w:sz="4" w:space="0"/>
               <w:bottom w:val="nil"/>
               <w:right w:val="nil"/>
             </w:tcBorders>
@@ -1832,12 +1859,12 @@
               <w:adjustRightInd w:val="0"/>
               <w:snapToGrid w:val="0"/>
               <w:spacing w:line="240" w:lineRule="auto"/>
-              <w:ind w:left="0" w:right="0" w:firstLine="0" w:leftChars="0" w:rightChars="0" w:firstLineChars="0"/>
+              <w:ind w:left="0" w:leftChars="0" w:right="0" w:rightChars="0" w:firstLine="0" w:firstLineChars="0"/>
               <w:jc w:val="center"/>
               <w:textAlignment w:val="baseline"/>
               <w:rPr>
-                <w:rStyle w:val="Strong"/>
-                <w:rFonts w:ascii="微软雅黑" w:eastAsia="微软雅黑" w:hAnsi="微软雅黑" w:cs="微软雅黑" w:hint="default"/>
+                <w:rStyle w:val="25"/>
+                <w:rFonts w:hint="default" w:ascii="微软雅黑" w:hAnsi="微软雅黑" w:eastAsia="微软雅黑" w:cs="微软雅黑"/>
                 <w:b w:val="0"/>
                 <w:bCs/>
                 <w:i w:val="0"/>
@@ -1855,8 +1882,8 @@
             </w:pPr>
             <w:r>
               <w:rPr>
-                <w:rStyle w:val="Strong"/>
-                <w:rFonts w:ascii="微软雅黑" w:eastAsia="微软雅黑" w:hAnsi="微软雅黑" w:cs="微软雅黑" w:hint="eastAsia"/>
+                <w:rStyle w:val="25"/>
+                <w:rFonts w:hint="eastAsia" w:ascii="微软雅黑" w:hAnsi="微软雅黑" w:eastAsia="微软雅黑" w:cs="微软雅黑"/>
                 <w:b w:val="0"/>
                 <w:bCs/>
                 <w:i w:val="0"/>
@@ -1879,8 +1906,8 @@
           <w:tcPr>
             <w:tcW w:w="0" w:type="auto"/>
             <w:tcBorders>
-              <w:top w:val="single" w:sz="4" w:space="0" w:color="auto"/>
-              <w:left w:val="single" w:sz="4" w:space="0" w:color="auto"/>
+              <w:top w:val="single" w:color="auto" w:sz="4" w:space="0"/>
+              <w:left w:val="single" w:color="auto" w:sz="4" w:space="0"/>
               <w:bottom w:val="nil"/>
               <w:right w:val="nil"/>
             </w:tcBorders>
@@ -1908,12 +1935,12 @@
               <w:adjustRightInd w:val="0"/>
               <w:snapToGrid w:val="0"/>
               <w:spacing w:line="240" w:lineRule="auto"/>
-              <w:ind w:left="0" w:right="0" w:firstLine="0" w:leftChars="0" w:rightChars="0" w:firstLineChars="0"/>
+              <w:ind w:left="0" w:leftChars="0" w:right="0" w:rightChars="0" w:firstLine="0" w:firstLineChars="0"/>
               <w:jc w:val="center"/>
               <w:textAlignment w:val="baseline"/>
               <w:rPr>
-                <w:rStyle w:val="Strong"/>
-                <w:rFonts w:ascii="微软雅黑" w:eastAsia="微软雅黑" w:hAnsi="微软雅黑" w:cs="微软雅黑" w:hint="default"/>
+                <w:rStyle w:val="25"/>
+                <w:rFonts w:hint="default" w:ascii="微软雅黑" w:hAnsi="微软雅黑" w:eastAsia="微软雅黑" w:cs="微软雅黑"/>
                 <w:b w:val="0"/>
                 <w:bCs/>
                 <w:i w:val="0"/>
@@ -1931,8 +1958,8 @@
             </w:pPr>
             <w:r>
               <w:rPr>
-                <w:rStyle w:val="Strong"/>
-                <w:rFonts w:ascii="微软雅黑" w:eastAsia="微软雅黑" w:hAnsi="微软雅黑" w:cs="微软雅黑" w:hint="eastAsia"/>
+                <w:rStyle w:val="25"/>
+                <w:rFonts w:hint="eastAsia" w:ascii="微软雅黑" w:hAnsi="微软雅黑" w:eastAsia="微软雅黑" w:cs="微软雅黑"/>
                 <w:b w:val="0"/>
                 <w:bCs/>
                 <w:i w:val="0"/>
@@ -1955,10 +1982,10 @@
           <w:tcPr>
             <w:tcW w:w="1205" w:type="dxa"/>
             <w:tcBorders>
-              <w:top w:val="single" w:sz="4" w:space="0" w:color="auto"/>
-              <w:left w:val="single" w:sz="4" w:space="0" w:color="auto"/>
+              <w:top w:val="single" w:color="auto" w:sz="4" w:space="0"/>
+              <w:left w:val="single" w:color="auto" w:sz="4" w:space="0"/>
               <w:bottom w:val="nil"/>
-              <w:right w:val="single" w:sz="12" w:space="0" w:color="auto"/>
+              <w:right w:val="single" w:color="auto" w:sz="12" w:space="0"/>
             </w:tcBorders>
             <w:tcMar>
               <w:top w:w="-1" w:type="dxa"/>
@@ -1984,12 +2011,12 @@
               <w:adjustRightInd w:val="0"/>
               <w:snapToGrid w:val="0"/>
               <w:spacing w:line="240" w:lineRule="auto"/>
-              <w:ind w:left="0" w:right="0" w:firstLine="0" w:leftChars="0" w:rightChars="0" w:firstLineChars="0"/>
+              <w:ind w:left="0" w:leftChars="0" w:right="0" w:rightChars="0" w:firstLine="0" w:firstLineChars="0"/>
               <w:jc w:val="center"/>
               <w:textAlignment w:val="baseline"/>
               <w:rPr>
-                <w:rStyle w:val="Strong"/>
-                <w:rFonts w:ascii="微软雅黑" w:eastAsia="微软雅黑" w:hAnsi="微软雅黑" w:cs="微软雅黑" w:hint="default"/>
+                <w:rStyle w:val="25"/>
+                <w:rFonts w:hint="default" w:ascii="微软雅黑" w:hAnsi="微软雅黑" w:eastAsia="微软雅黑" w:cs="微软雅黑"/>
                 <w:b w:val="0"/>
                 <w:bCs/>
                 <w:i w:val="0"/>
@@ -2010,8 +2037,14 @@
       </w:tr>
       <w:tr>
         <w:tblPrEx>
-          <w:tblW w:w="8519" w:type="dxa"/>
-          <w:jc w:val="center"/>
+          <w:tblBorders>
+            <w:top w:val="none" w:color="auto" w:sz="0" w:space="0"/>
+            <w:left w:val="none" w:color="auto" w:sz="0" w:space="0"/>
+            <w:bottom w:val="none" w:color="auto" w:sz="0" w:space="0"/>
+            <w:right w:val="none" w:color="auto" w:sz="0" w:space="0"/>
+            <w:insideH w:val="none" w:color="auto" w:sz="0" w:space="0"/>
+            <w:insideV w:val="none" w:color="auto" w:sz="0" w:space="0"/>
+          </w:tblBorders>
           <w:tblCellMar>
             <w:top w:w="0" w:type="dxa"/>
             <w:left w:w="108" w:type="dxa"/>
@@ -2020,15 +2053,15 @@
           </w:tblCellMar>
         </w:tblPrEx>
         <w:trPr>
-          <w:trHeight w:val="0"/>
+          <w:trHeight w:val="0" w:hRule="atLeast"/>
           <w:jc w:val="center"/>
         </w:trPr>
         <w:tc>
           <w:tcPr>
             <w:tcW w:w="0" w:type="auto"/>
             <w:tcBorders>
-              <w:top w:val="single" w:sz="4" w:space="0" w:color="auto"/>
-              <w:left w:val="single" w:sz="12" w:space="0" w:color="auto"/>
+              <w:top w:val="single" w:color="auto" w:sz="4" w:space="0"/>
+              <w:left w:val="single" w:color="auto" w:sz="12" w:space="0"/>
               <w:bottom w:val="nil"/>
               <w:right w:val="nil"/>
             </w:tcBorders>
@@ -2056,12 +2089,12 @@
               <w:adjustRightInd w:val="0"/>
               <w:snapToGrid w:val="0"/>
               <w:spacing w:line="240" w:lineRule="auto"/>
-              <w:ind w:left="0" w:right="0" w:firstLine="0" w:leftChars="0" w:rightChars="0" w:firstLineChars="0"/>
+              <w:ind w:left="0" w:leftChars="0" w:right="0" w:rightChars="0" w:firstLine="0" w:firstLineChars="0"/>
               <w:jc w:val="center"/>
               <w:textAlignment w:val="baseline"/>
               <w:rPr>
-                <w:rStyle w:val="Strong"/>
-                <w:rFonts w:ascii="微软雅黑" w:eastAsia="微软雅黑" w:hAnsi="微软雅黑" w:cs="微软雅黑" w:hint="default"/>
+                <w:rStyle w:val="25"/>
+                <w:rFonts w:hint="default" w:ascii="微软雅黑" w:hAnsi="微软雅黑" w:eastAsia="微软雅黑" w:cs="微软雅黑"/>
                 <w:b w:val="0"/>
                 <w:bCs/>
                 <w:i w:val="0"/>
@@ -2083,8 +2116,8 @@
           <w:tcPr>
             <w:tcW w:w="0" w:type="auto"/>
             <w:tcBorders>
-              <w:top w:val="single" w:sz="4" w:space="0" w:color="auto"/>
-              <w:left w:val="single" w:sz="4" w:space="0" w:color="auto"/>
+              <w:top w:val="single" w:color="auto" w:sz="4" w:space="0"/>
+              <w:left w:val="single" w:color="auto" w:sz="4" w:space="0"/>
               <w:bottom w:val="nil"/>
               <w:right w:val="nil"/>
             </w:tcBorders>
@@ -2112,12 +2145,12 @@
               <w:adjustRightInd w:val="0"/>
               <w:snapToGrid w:val="0"/>
               <w:spacing w:line="240" w:lineRule="auto"/>
-              <w:ind w:left="0" w:right="0" w:firstLine="0" w:leftChars="0" w:rightChars="0" w:firstLineChars="0"/>
+              <w:ind w:left="0" w:leftChars="0" w:right="0" w:rightChars="0" w:firstLine="0" w:firstLineChars="0"/>
               <w:jc w:val="center"/>
               <w:textAlignment w:val="baseline"/>
               <w:rPr>
-                <w:rStyle w:val="Strong"/>
-                <w:rFonts w:ascii="微软雅黑" w:eastAsia="微软雅黑" w:hAnsi="微软雅黑" w:cs="微软雅黑" w:hint="default"/>
+                <w:rStyle w:val="25"/>
+                <w:rFonts w:hint="default" w:ascii="微软雅黑" w:hAnsi="微软雅黑" w:eastAsia="微软雅黑" w:cs="微软雅黑"/>
                 <w:b w:val="0"/>
                 <w:bCs/>
                 <w:i w:val="0"/>
@@ -2139,8 +2172,8 @@
           <w:tcPr>
             <w:tcW w:w="0" w:type="auto"/>
             <w:tcBorders>
-              <w:top w:val="single" w:sz="4" w:space="0" w:color="auto"/>
-              <w:left w:val="single" w:sz="4" w:space="0" w:color="auto"/>
+              <w:top w:val="single" w:color="auto" w:sz="4" w:space="0"/>
+              <w:left w:val="single" w:color="auto" w:sz="4" w:space="0"/>
               <w:bottom w:val="nil"/>
               <w:right w:val="nil"/>
             </w:tcBorders>
@@ -2168,12 +2201,12 @@
               <w:adjustRightInd w:val="0"/>
               <w:snapToGrid w:val="0"/>
               <w:spacing w:line="240" w:lineRule="auto"/>
-              <w:ind w:left="0" w:right="0" w:firstLine="0" w:leftChars="0" w:rightChars="0" w:firstLineChars="0"/>
+              <w:ind w:left="0" w:leftChars="0" w:right="0" w:rightChars="0" w:firstLine="0" w:firstLineChars="0"/>
               <w:jc w:val="center"/>
               <w:textAlignment w:val="baseline"/>
               <w:rPr>
-                <w:rStyle w:val="Strong"/>
-                <w:rFonts w:ascii="微软雅黑" w:eastAsia="微软雅黑" w:hAnsi="微软雅黑" w:cs="微软雅黑" w:hint="default"/>
+                <w:rStyle w:val="25"/>
+                <w:rFonts w:hint="default" w:ascii="微软雅黑" w:hAnsi="微软雅黑" w:eastAsia="微软雅黑" w:cs="微软雅黑"/>
                 <w:b w:val="0"/>
                 <w:bCs/>
                 <w:i w:val="0"/>
@@ -2195,8 +2228,8 @@
           <w:tcPr>
             <w:tcW w:w="0" w:type="auto"/>
             <w:tcBorders>
-              <w:top w:val="single" w:sz="4" w:space="0" w:color="auto"/>
-              <w:left w:val="single" w:sz="4" w:space="0" w:color="auto"/>
+              <w:top w:val="single" w:color="auto" w:sz="4" w:space="0"/>
+              <w:left w:val="single" w:color="auto" w:sz="4" w:space="0"/>
               <w:bottom w:val="nil"/>
               <w:right w:val="nil"/>
             </w:tcBorders>
@@ -2224,12 +2257,12 @@
               <w:adjustRightInd w:val="0"/>
               <w:snapToGrid w:val="0"/>
               <w:spacing w:line="240" w:lineRule="auto"/>
-              <w:ind w:left="0" w:right="0" w:firstLine="0" w:leftChars="0" w:rightChars="0" w:firstLineChars="0"/>
+              <w:ind w:left="0" w:leftChars="0" w:right="0" w:rightChars="0" w:firstLine="0" w:firstLineChars="0"/>
               <w:jc w:val="center"/>
               <w:textAlignment w:val="baseline"/>
               <w:rPr>
-                <w:rStyle w:val="Strong"/>
-                <w:rFonts w:ascii="微软雅黑" w:eastAsia="微软雅黑" w:hAnsi="微软雅黑" w:cs="微软雅黑" w:hint="default"/>
+                <w:rStyle w:val="25"/>
+                <w:rFonts w:hint="default" w:ascii="微软雅黑" w:hAnsi="微软雅黑" w:eastAsia="微软雅黑" w:cs="微软雅黑"/>
                 <w:b w:val="0"/>
                 <w:bCs/>
                 <w:i w:val="0"/>
@@ -2251,10 +2284,10 @@
           <w:tcPr>
             <w:tcW w:w="1205" w:type="dxa"/>
             <w:tcBorders>
-              <w:top w:val="single" w:sz="4" w:space="0" w:color="auto"/>
-              <w:left w:val="single" w:sz="4" w:space="0" w:color="auto"/>
+              <w:top w:val="single" w:color="auto" w:sz="4" w:space="0"/>
+              <w:left w:val="single" w:color="auto" w:sz="4" w:space="0"/>
               <w:bottom w:val="nil"/>
-              <w:right w:val="single" w:sz="12" w:space="0" w:color="auto"/>
+              <w:right w:val="single" w:color="auto" w:sz="12" w:space="0"/>
             </w:tcBorders>
             <w:tcMar>
               <w:top w:w="-1" w:type="dxa"/>
@@ -2280,12 +2313,12 @@
               <w:adjustRightInd w:val="0"/>
               <w:snapToGrid w:val="0"/>
               <w:spacing w:line="240" w:lineRule="auto"/>
-              <w:ind w:left="0" w:right="0" w:firstLine="0" w:leftChars="0" w:rightChars="0" w:firstLineChars="0"/>
+              <w:ind w:left="0" w:leftChars="0" w:right="0" w:rightChars="0" w:firstLine="0" w:firstLineChars="0"/>
               <w:jc w:val="center"/>
               <w:textAlignment w:val="baseline"/>
               <w:rPr>
-                <w:rStyle w:val="Strong"/>
-                <w:rFonts w:ascii="微软雅黑" w:eastAsia="微软雅黑" w:hAnsi="微软雅黑" w:cs="微软雅黑" w:hint="default"/>
+                <w:rStyle w:val="25"/>
+                <w:rFonts w:hint="default" w:ascii="微软雅黑" w:hAnsi="微软雅黑" w:eastAsia="微软雅黑" w:cs="微软雅黑"/>
                 <w:b w:val="0"/>
                 <w:bCs/>
                 <w:i w:val="0"/>
@@ -2306,8 +2339,14 @@
       </w:tr>
       <w:tr>
         <w:tblPrEx>
-          <w:tblW w:w="8519" w:type="dxa"/>
-          <w:jc w:val="center"/>
+          <w:tblBorders>
+            <w:top w:val="none" w:color="auto" w:sz="0" w:space="0"/>
+            <w:left w:val="none" w:color="auto" w:sz="0" w:space="0"/>
+            <w:bottom w:val="none" w:color="auto" w:sz="0" w:space="0"/>
+            <w:right w:val="none" w:color="auto" w:sz="0" w:space="0"/>
+            <w:insideH w:val="none" w:color="auto" w:sz="0" w:space="0"/>
+            <w:insideV w:val="none" w:color="auto" w:sz="0" w:space="0"/>
+          </w:tblBorders>
           <w:tblCellMar>
             <w:top w:w="0" w:type="dxa"/>
             <w:left w:w="108" w:type="dxa"/>
@@ -2316,15 +2355,15 @@
           </w:tblCellMar>
         </w:tblPrEx>
         <w:trPr>
-          <w:trHeight w:val="0"/>
+          <w:trHeight w:val="0" w:hRule="atLeast"/>
           <w:jc w:val="center"/>
         </w:trPr>
         <w:tc>
           <w:tcPr>
             <w:tcW w:w="0" w:type="auto"/>
             <w:tcBorders>
-              <w:top w:val="single" w:sz="4" w:space="0" w:color="auto"/>
-              <w:left w:val="single" w:sz="12" w:space="0" w:color="auto"/>
+              <w:top w:val="single" w:color="auto" w:sz="4" w:space="0"/>
+              <w:left w:val="single" w:color="auto" w:sz="12" w:space="0"/>
               <w:bottom w:val="nil"/>
               <w:right w:val="nil"/>
             </w:tcBorders>
@@ -2352,12 +2391,12 @@
               <w:adjustRightInd w:val="0"/>
               <w:snapToGrid w:val="0"/>
               <w:spacing w:line="240" w:lineRule="auto"/>
-              <w:ind w:left="0" w:right="0" w:firstLine="0" w:leftChars="0" w:rightChars="0" w:firstLineChars="0"/>
+              <w:ind w:left="0" w:leftChars="0" w:right="0" w:rightChars="0" w:firstLine="0" w:firstLineChars="0"/>
               <w:jc w:val="center"/>
               <w:textAlignment w:val="baseline"/>
               <w:rPr>
-                <w:rStyle w:val="Strong"/>
-                <w:rFonts w:ascii="微软雅黑" w:eastAsia="微软雅黑" w:hAnsi="微软雅黑" w:cs="微软雅黑" w:hint="default"/>
+                <w:rStyle w:val="25"/>
+                <w:rFonts w:hint="default" w:ascii="微软雅黑" w:hAnsi="微软雅黑" w:eastAsia="微软雅黑" w:cs="微软雅黑"/>
                 <w:b w:val="0"/>
                 <w:bCs/>
                 <w:i w:val="0"/>
@@ -2379,8 +2418,8 @@
           <w:tcPr>
             <w:tcW w:w="0" w:type="auto"/>
             <w:tcBorders>
-              <w:top w:val="single" w:sz="4" w:space="0" w:color="auto"/>
-              <w:left w:val="single" w:sz="4" w:space="0" w:color="auto"/>
+              <w:top w:val="single" w:color="auto" w:sz="4" w:space="0"/>
+              <w:left w:val="single" w:color="auto" w:sz="4" w:space="0"/>
               <w:bottom w:val="nil"/>
               <w:right w:val="nil"/>
             </w:tcBorders>
@@ -2408,12 +2447,12 @@
               <w:adjustRightInd w:val="0"/>
               <w:snapToGrid w:val="0"/>
               <w:spacing w:line="240" w:lineRule="auto"/>
-              <w:ind w:left="0" w:right="0" w:firstLine="0" w:leftChars="0" w:rightChars="0" w:firstLineChars="0"/>
+              <w:ind w:left="0" w:leftChars="0" w:right="0" w:rightChars="0" w:firstLine="0" w:firstLineChars="0"/>
               <w:jc w:val="center"/>
               <w:textAlignment w:val="baseline"/>
               <w:rPr>
-                <w:rStyle w:val="Strong"/>
-                <w:rFonts w:ascii="微软雅黑" w:eastAsia="微软雅黑" w:hAnsi="微软雅黑" w:cs="微软雅黑" w:hint="default"/>
+                <w:rStyle w:val="25"/>
+                <w:rFonts w:hint="default" w:ascii="微软雅黑" w:hAnsi="微软雅黑" w:eastAsia="微软雅黑" w:cs="微软雅黑"/>
                 <w:b w:val="0"/>
                 <w:bCs/>
                 <w:i w:val="0"/>
@@ -2435,8 +2474,8 @@
           <w:tcPr>
             <w:tcW w:w="0" w:type="auto"/>
             <w:tcBorders>
-              <w:top w:val="single" w:sz="4" w:space="0" w:color="auto"/>
-              <w:left w:val="single" w:sz="4" w:space="0" w:color="auto"/>
+              <w:top w:val="single" w:color="auto" w:sz="4" w:space="0"/>
+              <w:left w:val="single" w:color="auto" w:sz="4" w:space="0"/>
               <w:bottom w:val="nil"/>
               <w:right w:val="nil"/>
             </w:tcBorders>
@@ -2464,12 +2503,12 @@
               <w:adjustRightInd w:val="0"/>
               <w:snapToGrid w:val="0"/>
               <w:spacing w:line="240" w:lineRule="auto"/>
-              <w:ind w:left="0" w:right="0" w:firstLine="0" w:leftChars="0" w:rightChars="0" w:firstLineChars="0"/>
+              <w:ind w:left="0" w:leftChars="0" w:right="0" w:rightChars="0" w:firstLine="0" w:firstLineChars="0"/>
               <w:jc w:val="center"/>
               <w:textAlignment w:val="baseline"/>
               <w:rPr>
-                <w:rStyle w:val="Strong"/>
-                <w:rFonts w:ascii="微软雅黑" w:eastAsia="微软雅黑" w:hAnsi="微软雅黑" w:cs="微软雅黑" w:hint="default"/>
+                <w:rStyle w:val="25"/>
+                <w:rFonts w:hint="default" w:ascii="微软雅黑" w:hAnsi="微软雅黑" w:eastAsia="微软雅黑" w:cs="微软雅黑"/>
                 <w:b w:val="0"/>
                 <w:bCs/>
                 <w:i w:val="0"/>
@@ -2491,8 +2530,8 @@
           <w:tcPr>
             <w:tcW w:w="0" w:type="auto"/>
             <w:tcBorders>
-              <w:top w:val="single" w:sz="4" w:space="0" w:color="auto"/>
-              <w:left w:val="single" w:sz="4" w:space="0" w:color="auto"/>
+              <w:top w:val="single" w:color="auto" w:sz="4" w:space="0"/>
+              <w:left w:val="single" w:color="auto" w:sz="4" w:space="0"/>
               <w:bottom w:val="nil"/>
               <w:right w:val="nil"/>
             </w:tcBorders>
@@ -2520,12 +2559,12 @@
               <w:adjustRightInd w:val="0"/>
               <w:snapToGrid w:val="0"/>
               <w:spacing w:line="240" w:lineRule="auto"/>
-              <w:ind w:left="0" w:right="0" w:firstLine="0" w:leftChars="0" w:rightChars="0" w:firstLineChars="0"/>
+              <w:ind w:left="0" w:leftChars="0" w:right="0" w:rightChars="0" w:firstLine="0" w:firstLineChars="0"/>
               <w:jc w:val="center"/>
               <w:textAlignment w:val="baseline"/>
               <w:rPr>
-                <w:rStyle w:val="Strong"/>
-                <w:rFonts w:ascii="微软雅黑" w:eastAsia="微软雅黑" w:hAnsi="微软雅黑" w:cs="微软雅黑" w:hint="default"/>
+                <w:rStyle w:val="25"/>
+                <w:rFonts w:hint="default" w:ascii="微软雅黑" w:hAnsi="微软雅黑" w:eastAsia="微软雅黑" w:cs="微软雅黑"/>
                 <w:b w:val="0"/>
                 <w:bCs/>
                 <w:i w:val="0"/>
@@ -2547,10 +2586,10 @@
           <w:tcPr>
             <w:tcW w:w="1205" w:type="dxa"/>
             <w:tcBorders>
-              <w:top w:val="single" w:sz="4" w:space="0" w:color="auto"/>
-              <w:left w:val="single" w:sz="4" w:space="0" w:color="auto"/>
+              <w:top w:val="single" w:color="auto" w:sz="4" w:space="0"/>
+              <w:left w:val="single" w:color="auto" w:sz="4" w:space="0"/>
               <w:bottom w:val="nil"/>
-              <w:right w:val="single" w:sz="12" w:space="0" w:color="auto"/>
+              <w:right w:val="single" w:color="auto" w:sz="12" w:space="0"/>
             </w:tcBorders>
             <w:tcMar>
               <w:top w:w="-1" w:type="dxa"/>
@@ -2576,12 +2615,12 @@
               <w:adjustRightInd w:val="0"/>
               <w:snapToGrid w:val="0"/>
               <w:spacing w:line="240" w:lineRule="auto"/>
-              <w:ind w:left="0" w:right="0" w:firstLine="0" w:leftChars="0" w:rightChars="0" w:firstLineChars="0"/>
+              <w:ind w:left="0" w:leftChars="0" w:right="0" w:rightChars="0" w:firstLine="0" w:firstLineChars="0"/>
               <w:jc w:val="center"/>
               <w:textAlignment w:val="baseline"/>
               <w:rPr>
-                <w:rStyle w:val="Strong"/>
-                <w:rFonts w:ascii="微软雅黑" w:eastAsia="微软雅黑" w:hAnsi="微软雅黑" w:cs="微软雅黑" w:hint="default"/>
+                <w:rStyle w:val="25"/>
+                <w:rFonts w:hint="default" w:ascii="微软雅黑" w:hAnsi="微软雅黑" w:eastAsia="微软雅黑" w:cs="微软雅黑"/>
                 <w:b w:val="0"/>
                 <w:bCs/>
                 <w:i w:val="0"/>
@@ -2602,8 +2641,14 @@
       </w:tr>
       <w:tr>
         <w:tblPrEx>
-          <w:tblW w:w="8519" w:type="dxa"/>
-          <w:jc w:val="center"/>
+          <w:tblBorders>
+            <w:top w:val="none" w:color="auto" w:sz="0" w:space="0"/>
+            <w:left w:val="none" w:color="auto" w:sz="0" w:space="0"/>
+            <w:bottom w:val="none" w:color="auto" w:sz="0" w:space="0"/>
+            <w:right w:val="none" w:color="auto" w:sz="0" w:space="0"/>
+            <w:insideH w:val="none" w:color="auto" w:sz="0" w:space="0"/>
+            <w:insideV w:val="none" w:color="auto" w:sz="0" w:space="0"/>
+          </w:tblBorders>
           <w:tblCellMar>
             <w:top w:w="0" w:type="dxa"/>
             <w:left w:w="108" w:type="dxa"/>
@@ -2612,16 +2657,16 @@
           </w:tblCellMar>
         </w:tblPrEx>
         <w:trPr>
-          <w:trHeight w:val="0"/>
+          <w:trHeight w:val="0" w:hRule="atLeast"/>
           <w:jc w:val="center"/>
         </w:trPr>
         <w:tc>
           <w:tcPr>
             <w:tcW w:w="1621" w:type="dxa"/>
             <w:tcBorders>
-              <w:top w:val="single" w:sz="4" w:space="0" w:color="auto"/>
-              <w:left w:val="single" w:sz="12" w:space="0" w:color="auto"/>
-              <w:bottom w:val="single" w:sz="12" w:space="0" w:color="auto"/>
+              <w:top w:val="single" w:color="auto" w:sz="4" w:space="0"/>
+              <w:left w:val="single" w:color="auto" w:sz="12" w:space="0"/>
+              <w:bottom w:val="single" w:color="auto" w:sz="12" w:space="0"/>
               <w:right w:val="nil"/>
             </w:tcBorders>
             <w:tcMar>
@@ -2648,12 +2693,12 @@
               <w:adjustRightInd w:val="0"/>
               <w:snapToGrid w:val="0"/>
               <w:spacing w:line="240" w:lineRule="auto"/>
-              <w:ind w:left="0" w:right="0" w:firstLine="0" w:leftChars="0" w:rightChars="0" w:firstLineChars="0"/>
+              <w:ind w:left="0" w:leftChars="0" w:right="0" w:rightChars="0" w:firstLine="0" w:firstLineChars="0"/>
               <w:jc w:val="center"/>
               <w:textAlignment w:val="baseline"/>
               <w:rPr>
-                <w:rStyle w:val="Strong"/>
-                <w:rFonts w:ascii="微软雅黑" w:eastAsia="微软雅黑" w:hAnsi="微软雅黑" w:cs="微软雅黑" w:hint="default"/>
+                <w:rStyle w:val="25"/>
+                <w:rFonts w:hint="default" w:ascii="微软雅黑" w:hAnsi="微软雅黑" w:eastAsia="微软雅黑" w:cs="微软雅黑"/>
                 <w:b w:val="0"/>
                 <w:bCs/>
                 <w:i w:val="0"/>
@@ -2675,9 +2720,9 @@
           <w:tcPr>
             <w:tcW w:w="2036" w:type="dxa"/>
             <w:tcBorders>
-              <w:top w:val="single" w:sz="4" w:space="0" w:color="auto"/>
-              <w:left w:val="single" w:sz="4" w:space="0" w:color="auto"/>
-              <w:bottom w:val="single" w:sz="12" w:space="0" w:color="auto"/>
+              <w:top w:val="single" w:color="auto" w:sz="4" w:space="0"/>
+              <w:left w:val="single" w:color="auto" w:sz="4" w:space="0"/>
+              <w:bottom w:val="single" w:color="auto" w:sz="12" w:space="0"/>
               <w:right w:val="nil"/>
             </w:tcBorders>
             <w:tcMar>
@@ -2704,12 +2749,12 @@
               <w:adjustRightInd w:val="0"/>
               <w:snapToGrid w:val="0"/>
               <w:spacing w:line="240" w:lineRule="auto"/>
-              <w:ind w:left="0" w:right="0" w:firstLine="0" w:leftChars="0" w:rightChars="0" w:firstLineChars="0"/>
+              <w:ind w:left="0" w:leftChars="0" w:right="0" w:rightChars="0" w:firstLine="0" w:firstLineChars="0"/>
               <w:jc w:val="center"/>
               <w:textAlignment w:val="baseline"/>
               <w:rPr>
-                <w:rStyle w:val="Strong"/>
-                <w:rFonts w:ascii="微软雅黑" w:eastAsia="微软雅黑" w:hAnsi="微软雅黑" w:cs="微软雅黑" w:hint="default"/>
+                <w:rStyle w:val="25"/>
+                <w:rFonts w:hint="default" w:ascii="微软雅黑" w:hAnsi="微软雅黑" w:eastAsia="微软雅黑" w:cs="微软雅黑"/>
                 <w:b w:val="0"/>
                 <w:bCs/>
                 <w:i w:val="0"/>
@@ -2731,9 +2776,9 @@
           <w:tcPr>
             <w:tcW w:w="1621" w:type="dxa"/>
             <w:tcBorders>
-              <w:top w:val="single" w:sz="4" w:space="0" w:color="auto"/>
-              <w:left w:val="single" w:sz="4" w:space="0" w:color="auto"/>
-              <w:bottom w:val="single" w:sz="12" w:space="0" w:color="auto"/>
+              <w:top w:val="single" w:color="auto" w:sz="4" w:space="0"/>
+              <w:left w:val="single" w:color="auto" w:sz="4" w:space="0"/>
+              <w:bottom w:val="single" w:color="auto" w:sz="12" w:space="0"/>
               <w:right w:val="nil"/>
             </w:tcBorders>
             <w:tcMar>
@@ -2760,12 +2805,12 @@
               <w:adjustRightInd w:val="0"/>
               <w:snapToGrid w:val="0"/>
               <w:spacing w:line="240" w:lineRule="auto"/>
-              <w:ind w:left="0" w:right="0" w:firstLine="0" w:leftChars="0" w:rightChars="0" w:firstLineChars="0"/>
+              <w:ind w:left="0" w:leftChars="0" w:right="0" w:rightChars="0" w:firstLine="0" w:firstLineChars="0"/>
               <w:jc w:val="center"/>
               <w:textAlignment w:val="baseline"/>
               <w:rPr>
-                <w:rStyle w:val="Strong"/>
-                <w:rFonts w:ascii="微软雅黑" w:eastAsia="微软雅黑" w:hAnsi="微软雅黑" w:cs="微软雅黑" w:hint="default"/>
+                <w:rStyle w:val="25"/>
+                <w:rFonts w:hint="default" w:ascii="微软雅黑" w:hAnsi="微软雅黑" w:eastAsia="微软雅黑" w:cs="微软雅黑"/>
                 <w:b w:val="0"/>
                 <w:bCs/>
                 <w:i w:val="0"/>
@@ -2787,9 +2832,9 @@
           <w:tcPr>
             <w:tcW w:w="2036" w:type="dxa"/>
             <w:tcBorders>
-              <w:top w:val="single" w:sz="4" w:space="0" w:color="auto"/>
-              <w:left w:val="single" w:sz="4" w:space="0" w:color="auto"/>
-              <w:bottom w:val="single" w:sz="12" w:space="0" w:color="auto"/>
+              <w:top w:val="single" w:color="auto" w:sz="4" w:space="0"/>
+              <w:left w:val="single" w:color="auto" w:sz="4" w:space="0"/>
+              <w:bottom w:val="single" w:color="auto" w:sz="12" w:space="0"/>
               <w:right w:val="nil"/>
             </w:tcBorders>
             <w:tcMar>
@@ -2816,12 +2861,12 @@
               <w:adjustRightInd w:val="0"/>
               <w:snapToGrid w:val="0"/>
               <w:spacing w:line="240" w:lineRule="auto"/>
-              <w:ind w:left="0" w:right="0" w:firstLine="0" w:leftChars="0" w:rightChars="0" w:firstLineChars="0"/>
+              <w:ind w:left="0" w:leftChars="0" w:right="0" w:rightChars="0" w:firstLine="0" w:firstLineChars="0"/>
               <w:jc w:val="center"/>
               <w:textAlignment w:val="baseline"/>
               <w:rPr>
-                <w:rStyle w:val="Strong"/>
-                <w:rFonts w:ascii="微软雅黑" w:eastAsia="微软雅黑" w:hAnsi="微软雅黑" w:cs="微软雅黑" w:hint="default"/>
+                <w:rStyle w:val="25"/>
+                <w:rFonts w:hint="default" w:ascii="微软雅黑" w:hAnsi="微软雅黑" w:eastAsia="微软雅黑" w:cs="微软雅黑"/>
                 <w:b w:val="0"/>
                 <w:bCs/>
                 <w:i w:val="0"/>
@@ -2843,10 +2888,10 @@
           <w:tcPr>
             <w:tcW w:w="1205" w:type="dxa"/>
             <w:tcBorders>
-              <w:top w:val="single" w:sz="4" w:space="0" w:color="auto"/>
-              <w:left w:val="single" w:sz="4" w:space="0" w:color="auto"/>
-              <w:bottom w:val="single" w:sz="12" w:space="0" w:color="auto"/>
-              <w:right w:val="single" w:sz="12" w:space="0" w:color="auto"/>
+              <w:top w:val="single" w:color="auto" w:sz="4" w:space="0"/>
+              <w:left w:val="single" w:color="auto" w:sz="4" w:space="0"/>
+              <w:bottom w:val="single" w:color="auto" w:sz="12" w:space="0"/>
+              <w:right w:val="single" w:color="auto" w:sz="12" w:space="0"/>
             </w:tcBorders>
             <w:tcMar>
               <w:top w:w="-1" w:type="dxa"/>
@@ -2872,12 +2917,12 @@
               <w:adjustRightInd w:val="0"/>
               <w:snapToGrid w:val="0"/>
               <w:spacing w:line="240" w:lineRule="auto"/>
-              <w:ind w:left="0" w:right="0" w:firstLine="0" w:leftChars="0" w:rightChars="0" w:firstLineChars="0"/>
+              <w:ind w:left="0" w:leftChars="0" w:right="0" w:rightChars="0" w:firstLine="0" w:firstLineChars="0"/>
               <w:jc w:val="center"/>
               <w:textAlignment w:val="baseline"/>
               <w:rPr>
-                <w:rStyle w:val="Strong"/>
-                <w:rFonts w:ascii="微软雅黑" w:eastAsia="微软雅黑" w:hAnsi="微软雅黑" w:cs="微软雅黑" w:hint="default"/>
+                <w:rStyle w:val="25"/>
+                <w:rFonts w:hint="default" w:ascii="微软雅黑" w:hAnsi="微软雅黑" w:eastAsia="微软雅黑" w:cs="微软雅黑"/>
                 <w:b w:val="0"/>
                 <w:bCs/>
                 <w:i w:val="0"/>
@@ -2916,8 +2961,8 @@
       </w:pPr>
       <w:r>
         <w:rPr>
-          <w:rStyle w:val="Strong"/>
-          <w:rFonts w:ascii="微软雅黑" w:eastAsia="微软雅黑" w:hAnsi="微软雅黑" w:cs="微软雅黑" w:hint="default"/>
+          <w:rStyle w:val="25"/>
+          <w:rFonts w:hint="default" w:ascii="微软雅黑" w:hAnsi="微软雅黑" w:eastAsia="微软雅黑" w:cs="微软雅黑"/>
           <w:b w:val="0"/>
           <w:bCs/>
           <w:i w:val="0"/>
@@ -2937,7 +2982,7 @@
     <w:sdt>
       <w:sdtPr>
         <w:rPr>
-          <w:rFonts w:ascii="宋体" w:eastAsia="宋体" w:hAnsi="宋体" w:cs="Arial"/>
+          <w:rFonts w:ascii="宋体" w:hAnsi="宋体" w:eastAsia="宋体" w:cs="Arial"/>
           <w:snapToGrid w:val="0"/>
           <w:color w:val="000000"/>
           <w:kern w:val="0"/>
@@ -2953,7 +2998,7 @@
       </w:sdtPr>
       <w:sdtEndPr>
         <w:rPr>
-          <w:rFonts w:ascii="宋体" w:eastAsia="宋体" w:hAnsi="宋体" w:cs="Arial"/>
+          <w:rFonts w:ascii="宋体" w:hAnsi="宋体" w:eastAsia="宋体" w:cs="Arial"/>
           <w:snapToGrid w:val="0"/>
           <w:color w:val="000000"/>
           <w:kern w:val="0"/>
@@ -2979,13 +3024,13 @@
             <w:adjustRightInd w:val="0"/>
             <w:snapToGrid w:val="0"/>
             <w:spacing w:before="0" w:beforeLines="0" w:after="0" w:afterLines="0" w:line="240" w:lineRule="auto"/>
-            <w:ind w:left="0" w:right="0" w:firstLine="0" w:leftChars="0" w:rightChars="0" w:firstLineChars="0"/>
+            <w:ind w:left="0" w:leftChars="0" w:right="0" w:rightChars="0" w:firstLine="0" w:firstLineChars="0"/>
             <w:jc w:val="center"/>
             <w:textAlignment w:val="baseline"/>
           </w:pPr>
           <w:r>
             <w:rPr>
-              <w:rFonts w:ascii="宋体" w:eastAsia="宋体" w:hAnsi="宋体"/>
+              <w:rFonts w:ascii="宋体" w:hAnsi="宋体" w:eastAsia="宋体"/>
               <w:sz w:val="21"/>
             </w:rPr>
             <w:t>目录</w:t>
@@ -2993,25 +3038,13 @@
         </w:p>
         <w:p>
           <w:pPr>
-            <w:pStyle w:val="TOC1"/>
-            <w:keepNext w:val="0"/>
-            <w:keepLines w:val="0"/>
-            <w:pageBreakBefore w:val="0"/>
-            <w:widowControl w:val="0"/>
+            <w:pStyle w:val="16"/>
             <w:tabs>
               <w:tab w:val="right" w:leader="dot" w:pos="8306"/>
             </w:tabs>
-            <w:kinsoku w:val="0"/>
-            <w:wordWrap/>
-            <w:overflowPunct/>
-            <w:topLinePunct w:val="0"/>
-            <w:autoSpaceDE w:val="0"/>
-            <w:autoSpaceDN w:val="0"/>
-            <w:bidi w:val="0"/>
-            <w:adjustRightInd w:val="0"/>
-            <w:snapToGrid w:val="0"/>
-            <w:textAlignment w:val="baseline"/>
           </w:pPr>
+          <w:bookmarkStart w:id="18" w:name="_GoBack"/>
+          <w:bookmarkEnd w:id="18"/>
           <w:r>
             <w:fldChar w:fldCharType="begin"/>
           </w:r>
@@ -3025,7 +3058,7 @@
             <w:fldChar w:fldCharType="begin"/>
           </w:r>
           <w:r>
-            <w:instrText xml:space="preserve"> HYPERLINK \l _Toc4898 </w:instrText>
+            <w:instrText xml:space="preserve"> HYPERLINK \l _Toc30980 </w:instrText>
           </w:r>
           <w:r>
             <w:fldChar w:fldCharType="separate"/>
@@ -3046,7 +3079,7 @@
             <w:fldChar w:fldCharType="begin"/>
           </w:r>
           <w:r>
-            <w:instrText xml:space="preserve"> PAGEREF _Toc4898 \h </w:instrText>
+            <w:instrText xml:space="preserve"> PAGEREF _Toc30980 \h </w:instrText>
           </w:r>
           <w:r>
             <w:fldChar w:fldCharType="separate"/>
@@ -3063,30 +3096,16 @@
         </w:p>
         <w:p>
           <w:pPr>
-            <w:pStyle w:val="TOC1"/>
-            <w:keepNext w:val="0"/>
-            <w:keepLines w:val="0"/>
-            <w:pageBreakBefore w:val="0"/>
-            <w:widowControl w:val="0"/>
+            <w:pStyle w:val="16"/>
             <w:tabs>
               <w:tab w:val="right" w:leader="dot" w:pos="8306"/>
             </w:tabs>
-            <w:kinsoku w:val="0"/>
-            <w:wordWrap/>
-            <w:overflowPunct/>
-            <w:topLinePunct w:val="0"/>
-            <w:autoSpaceDE w:val="0"/>
-            <w:autoSpaceDN w:val="0"/>
-            <w:bidi w:val="0"/>
-            <w:adjustRightInd w:val="0"/>
-            <w:snapToGrid w:val="0"/>
-            <w:textAlignment w:val="baseline"/>
           </w:pPr>
           <w:r>
             <w:fldChar w:fldCharType="begin"/>
           </w:r>
           <w:r>
-            <w:instrText xml:space="preserve"> HYPERLINK \l _Toc32532 </w:instrText>
+            <w:instrText xml:space="preserve"> HYPERLINK \l _Toc8315 </w:instrText>
           </w:r>
           <w:r>
             <w:fldChar w:fldCharType="separate"/>
@@ -3107,7 +3126,7 @@
             <w:fldChar w:fldCharType="begin"/>
           </w:r>
           <w:r>
-            <w:instrText xml:space="preserve"> PAGEREF _Toc32532 \h </w:instrText>
+            <w:instrText xml:space="preserve"> PAGEREF _Toc8315 \h </w:instrText>
           </w:r>
           <w:r>
             <w:fldChar w:fldCharType="separate"/>
@@ -3124,30 +3143,16 @@
         </w:p>
         <w:p>
           <w:pPr>
-            <w:pStyle w:val="TOC1"/>
-            <w:keepNext w:val="0"/>
-            <w:keepLines w:val="0"/>
-            <w:pageBreakBefore w:val="0"/>
-            <w:widowControl w:val="0"/>
+            <w:pStyle w:val="16"/>
             <w:tabs>
               <w:tab w:val="right" w:leader="dot" w:pos="8306"/>
             </w:tabs>
-            <w:kinsoku w:val="0"/>
-            <w:wordWrap/>
-            <w:overflowPunct/>
-            <w:topLinePunct w:val="0"/>
-            <w:autoSpaceDE w:val="0"/>
-            <w:autoSpaceDN w:val="0"/>
-            <w:bidi w:val="0"/>
-            <w:adjustRightInd w:val="0"/>
-            <w:snapToGrid w:val="0"/>
-            <w:textAlignment w:val="baseline"/>
           </w:pPr>
           <w:r>
             <w:fldChar w:fldCharType="begin"/>
           </w:r>
           <w:r>
-            <w:instrText xml:space="preserve"> HYPERLINK \l _Toc11855 </w:instrText>
+            <w:instrText xml:space="preserve"> HYPERLINK \l _Toc18310 </w:instrText>
           </w:r>
           <w:r>
             <w:fldChar w:fldCharType="separate"/>
@@ -3168,7 +3173,7 @@
             <w:fldChar w:fldCharType="begin"/>
           </w:r>
           <w:r>
-            <w:instrText xml:space="preserve"> PAGEREF _Toc11855 \h </w:instrText>
+            <w:instrText xml:space="preserve"> PAGEREF _Toc18310 \h </w:instrText>
           </w:r>
           <w:r>
             <w:fldChar w:fldCharType="separate"/>
@@ -3185,30 +3190,16 @@
         </w:p>
         <w:p>
           <w:pPr>
-            <w:pStyle w:val="TOC1"/>
-            <w:keepNext w:val="0"/>
-            <w:keepLines w:val="0"/>
-            <w:pageBreakBefore w:val="0"/>
-            <w:widowControl w:val="0"/>
+            <w:pStyle w:val="16"/>
             <w:tabs>
               <w:tab w:val="right" w:leader="dot" w:pos="8306"/>
             </w:tabs>
-            <w:kinsoku w:val="0"/>
-            <w:wordWrap/>
-            <w:overflowPunct/>
-            <w:topLinePunct w:val="0"/>
-            <w:autoSpaceDE w:val="0"/>
-            <w:autoSpaceDN w:val="0"/>
-            <w:bidi w:val="0"/>
-            <w:adjustRightInd w:val="0"/>
-            <w:snapToGrid w:val="0"/>
-            <w:textAlignment w:val="baseline"/>
           </w:pPr>
           <w:r>
             <w:fldChar w:fldCharType="begin"/>
           </w:r>
           <w:r>
-            <w:instrText xml:space="preserve"> HYPERLINK \l _Toc6618 </w:instrText>
+            <w:instrText xml:space="preserve"> HYPERLINK \l _Toc12868 </w:instrText>
           </w:r>
           <w:r>
             <w:fldChar w:fldCharType="separate"/>
@@ -3229,7 +3220,7 @@
             <w:fldChar w:fldCharType="begin"/>
           </w:r>
           <w:r>
-            <w:instrText xml:space="preserve"> PAGEREF _Toc6618 \h </w:instrText>
+            <w:instrText xml:space="preserve"> PAGEREF _Toc12868 \h </w:instrText>
           </w:r>
           <w:r>
             <w:fldChar w:fldCharType="separate"/>
@@ -3246,30 +3237,16 @@
         </w:p>
         <w:p>
           <w:pPr>
-            <w:pStyle w:val="TOC2"/>
-            <w:keepNext w:val="0"/>
-            <w:keepLines w:val="0"/>
-            <w:pageBreakBefore w:val="0"/>
-            <w:widowControl w:val="0"/>
+            <w:pStyle w:val="18"/>
             <w:tabs>
               <w:tab w:val="right" w:leader="dot" w:pos="8306"/>
             </w:tabs>
-            <w:kinsoku w:val="0"/>
-            <w:wordWrap/>
-            <w:overflowPunct/>
-            <w:topLinePunct w:val="0"/>
-            <w:autoSpaceDE w:val="0"/>
-            <w:autoSpaceDN w:val="0"/>
-            <w:bidi w:val="0"/>
-            <w:adjustRightInd w:val="0"/>
-            <w:snapToGrid w:val="0"/>
-            <w:textAlignment w:val="baseline"/>
           </w:pPr>
           <w:r>
             <w:fldChar w:fldCharType="begin"/>
           </w:r>
           <w:r>
-            <w:instrText xml:space="preserve"> HYPERLINK \l _Toc13368 </w:instrText>
+            <w:instrText xml:space="preserve"> HYPERLINK \l _Toc27099 </w:instrText>
           </w:r>
           <w:r>
             <w:fldChar w:fldCharType="separate"/>
@@ -3290,7 +3267,7 @@
             <w:fldChar w:fldCharType="begin"/>
           </w:r>
           <w:r>
-            <w:instrText xml:space="preserve"> PAGEREF _Toc13368 \h </w:instrText>
+            <w:instrText xml:space="preserve"> PAGEREF _Toc27099 \h </w:instrText>
           </w:r>
           <w:r>
             <w:fldChar w:fldCharType="separate"/>
@@ -3307,30 +3284,16 @@
         </w:p>
         <w:p>
           <w:pPr>
-            <w:pStyle w:val="TOC2"/>
-            <w:keepNext w:val="0"/>
-            <w:keepLines w:val="0"/>
-            <w:pageBreakBefore w:val="0"/>
-            <w:widowControl w:val="0"/>
+            <w:pStyle w:val="18"/>
             <w:tabs>
               <w:tab w:val="right" w:leader="dot" w:pos="8306"/>
             </w:tabs>
-            <w:kinsoku w:val="0"/>
-            <w:wordWrap/>
-            <w:overflowPunct/>
-            <w:topLinePunct w:val="0"/>
-            <w:autoSpaceDE w:val="0"/>
-            <w:autoSpaceDN w:val="0"/>
-            <w:bidi w:val="0"/>
-            <w:adjustRightInd w:val="0"/>
-            <w:snapToGrid w:val="0"/>
-            <w:textAlignment w:val="baseline"/>
           </w:pPr>
           <w:r>
             <w:fldChar w:fldCharType="begin"/>
           </w:r>
           <w:r>
-            <w:instrText xml:space="preserve"> HYPERLINK \l _Toc13323 </w:instrText>
+            <w:instrText xml:space="preserve"> HYPERLINK \l _Toc21839 </w:instrText>
           </w:r>
           <w:r>
             <w:fldChar w:fldCharType="separate"/>
@@ -3351,7 +3314,7 @@
             <w:fldChar w:fldCharType="begin"/>
           </w:r>
           <w:r>
-            <w:instrText xml:space="preserve"> PAGEREF _Toc13323 \h </w:instrText>
+            <w:instrText xml:space="preserve"> PAGEREF _Toc21839 \h </w:instrText>
           </w:r>
           <w:r>
             <w:fldChar w:fldCharType="separate"/>
@@ -3368,30 +3331,16 @@
         </w:p>
         <w:p>
           <w:pPr>
-            <w:pStyle w:val="TOC2"/>
-            <w:keepNext w:val="0"/>
-            <w:keepLines w:val="0"/>
-            <w:pageBreakBefore w:val="0"/>
-            <w:widowControl w:val="0"/>
+            <w:pStyle w:val="18"/>
             <w:tabs>
               <w:tab w:val="right" w:leader="dot" w:pos="8306"/>
             </w:tabs>
-            <w:kinsoku w:val="0"/>
-            <w:wordWrap/>
-            <w:overflowPunct/>
-            <w:topLinePunct w:val="0"/>
-            <w:autoSpaceDE w:val="0"/>
-            <w:autoSpaceDN w:val="0"/>
-            <w:bidi w:val="0"/>
-            <w:adjustRightInd w:val="0"/>
-            <w:snapToGrid w:val="0"/>
-            <w:textAlignment w:val="baseline"/>
           </w:pPr>
           <w:r>
             <w:fldChar w:fldCharType="begin"/>
           </w:r>
           <w:r>
-            <w:instrText xml:space="preserve"> HYPERLINK \l _Toc22010 </w:instrText>
+            <w:instrText xml:space="preserve"> HYPERLINK \l _Toc12092 </w:instrText>
           </w:r>
           <w:r>
             <w:fldChar w:fldCharType="separate"/>
@@ -3412,7 +3361,7 @@
             <w:fldChar w:fldCharType="begin"/>
           </w:r>
           <w:r>
-            <w:instrText xml:space="preserve"> PAGEREF _Toc22010 \h </w:instrText>
+            <w:instrText xml:space="preserve"> PAGEREF _Toc12092 \h </w:instrText>
           </w:r>
           <w:r>
             <w:fldChar w:fldCharType="separate"/>
@@ -3429,30 +3378,16 @@
         </w:p>
         <w:p>
           <w:pPr>
-            <w:pStyle w:val="TOC2"/>
-            <w:keepNext w:val="0"/>
-            <w:keepLines w:val="0"/>
-            <w:pageBreakBefore w:val="0"/>
-            <w:widowControl w:val="0"/>
+            <w:pStyle w:val="18"/>
             <w:tabs>
               <w:tab w:val="right" w:leader="dot" w:pos="8306"/>
             </w:tabs>
-            <w:kinsoku w:val="0"/>
-            <w:wordWrap/>
-            <w:overflowPunct/>
-            <w:topLinePunct w:val="0"/>
-            <w:autoSpaceDE w:val="0"/>
-            <w:autoSpaceDN w:val="0"/>
-            <w:bidi w:val="0"/>
-            <w:adjustRightInd w:val="0"/>
-            <w:snapToGrid w:val="0"/>
-            <w:textAlignment w:val="baseline"/>
           </w:pPr>
           <w:r>
             <w:fldChar w:fldCharType="begin"/>
           </w:r>
           <w:r>
-            <w:instrText xml:space="preserve"> HYPERLINK \l _Toc8553 </w:instrText>
+            <w:instrText xml:space="preserve"> HYPERLINK \l _Toc5067 </w:instrText>
           </w:r>
           <w:r>
             <w:fldChar w:fldCharType="separate"/>
@@ -3473,7 +3408,59 @@
             <w:fldChar w:fldCharType="begin"/>
           </w:r>
           <w:r>
-            <w:instrText xml:space="preserve"> PAGEREF _Toc8553 \h </w:instrText>
+            <w:instrText xml:space="preserve"> PAGEREF _Toc5067 \h </w:instrText>
+          </w:r>
+          <w:r>
+            <w:fldChar w:fldCharType="separate"/>
+          </w:r>
+          <w:r>
+            <w:t>5</w:t>
+          </w:r>
+          <w:r>
+            <w:fldChar w:fldCharType="end"/>
+          </w:r>
+          <w:r>
+            <w:fldChar w:fldCharType="end"/>
+          </w:r>
+        </w:p>
+        <w:p>
+          <w:pPr>
+            <w:pStyle w:val="18"/>
+            <w:tabs>
+              <w:tab w:val="right" w:leader="dot" w:pos="8306"/>
+            </w:tabs>
+          </w:pPr>
+          <w:r>
+            <w:fldChar w:fldCharType="begin"/>
+          </w:r>
+          <w:r>
+            <w:instrText xml:space="preserve"> HYPERLINK \l _Toc31111 </w:instrText>
+          </w:r>
+          <w:r>
+            <w:fldChar w:fldCharType="separate"/>
+          </w:r>
+          <w:r>
+            <w:rPr>
+              <w:rFonts w:hint="default"/>
+              <w:lang w:val="en-US" w:eastAsia="zh-CN"/>
+            </w:rPr>
+            <w:t xml:space="preserve">4.5. </w:t>
+          </w:r>
+          <w:r>
+            <w:rPr>
+              <w:rFonts w:hint="eastAsia"/>
+              <w:lang w:val="en-US" w:eastAsia="zh-CN"/>
+            </w:rPr>
+            <w:t>客户投诉数量</w:t>
+          </w:r>
+          <w:r>
+            <w:tab/>
+          </w:r>
+          <w:r>
+            <w:fldChar w:fldCharType="begin"/>
+          </w:r>
+          <w:r>
+            <w:instrText xml:space="preserve"> PAGEREF _Toc31111 \h </w:instrText>
           </w:r>
           <w:r>
             <w:fldChar w:fldCharType="separate"/>
@@ -3505,7 +3492,7 @@
             <w:snapToGrid w:val="0"/>
             <w:textAlignment w:val="baseline"/>
             <w:rPr>
-              <w:rFonts w:ascii="宋体" w:eastAsia="宋体" w:hAnsi="宋体" w:cs="Arial"/>
+              <w:rFonts w:ascii="宋体" w:hAnsi="宋体" w:eastAsia="宋体" w:cs="Arial"/>
               <w:snapToGrid w:val="0"/>
               <w:color w:val="000000"/>
               <w:kern w:val="0"/>
@@ -3551,7 +3538,7 @@
     </w:p>
     <w:p>
       <w:pPr>
-        <w:pStyle w:val="1"/>
+        <w:pStyle w:val="30"/>
         <w:keepNext w:val="0"/>
         <w:keepLines w:val="0"/>
         <w:pageBreakBefore w:val="0"/>
@@ -3568,7 +3555,7 @@
         <w:textAlignment w:val="baseline"/>
       </w:pPr>
       <w:bookmarkStart w:id="1" w:name="heading_2"/>
-      <w:bookmarkStart w:id="2" w:name="_Toc4898"/>
+      <w:bookmarkStart w:id="2" w:name="_Toc30980"/>
       <w:r>
         <w:t>概述</w:t>
       </w:r>
@@ -3577,7 +3564,7 @@
     </w:p>
     <w:p>
       <w:pPr>
-        <w:pStyle w:val="a1"/>
+        <w:pStyle w:val="31"/>
         <w:keepNext w:val="0"/>
         <w:keepLines w:val="0"/>
         <w:pageBreakBefore w:val="0"/>
@@ -3599,7 +3586,7 @@
     </w:p>
     <w:p>
       <w:pPr>
-        <w:pStyle w:val="a1"/>
+        <w:pStyle w:val="31"/>
         <w:keepNext w:val="0"/>
         <w:keepLines w:val="0"/>
         <w:pageBreakBefore w:val="0"/>
@@ -3621,7 +3608,7 @@
     </w:p>
     <w:p>
       <w:pPr>
-        <w:pStyle w:val="1"/>
+        <w:pStyle w:val="30"/>
         <w:keepNext w:val="0"/>
         <w:keepLines w:val="0"/>
         <w:pageBreakBefore w:val="0"/>
@@ -3638,7 +3625,7 @@
         <w:textAlignment w:val="baseline"/>
       </w:pPr>
       <w:bookmarkStart w:id="3" w:name="heading_3"/>
-      <w:bookmarkStart w:id="4" w:name="_Toc32532"/>
+      <w:bookmarkStart w:id="4" w:name="_Toc8315"/>
       <w:r>
         <w:t>质量管理概况</w:t>
       </w:r>
@@ -3647,7 +3634,7 @@
     </w:p>
     <w:p>
       <w:pPr>
-        <w:pStyle w:val="a1"/>
+        <w:pStyle w:val="31"/>
         <w:keepNext w:val="0"/>
         <w:keepLines w:val="0"/>
         <w:pageBreakBefore w:val="0"/>
@@ -3664,12 +3651,12 @@
         <w:textAlignment w:val="baseline"/>
       </w:pPr>
       <w:r>
-        <w:t>面向运维服务业务，产品产品质量部负责运维服务流程审计、体系执行管控、客户满意度调查等相关质量管理工作，加大了对运维服务的支撑力度，有效促进运维服务质量和客户满意度的持续提升。</w:t>
+        <w:t>面向运维服务业务，产品质量部负责运维服务流程审计、体系执行管控、客户满意度调查等相关质量管理工作，加大了对运维服务的支撑力度，有效促进运维服务质量和客户满意度的持续提升。</w:t>
       </w:r>
     </w:p>
     <w:p>
       <w:pPr>
-        <w:pStyle w:val="a1"/>
+        <w:pStyle w:val="31"/>
         <w:keepNext w:val="0"/>
         <w:keepLines w:val="0"/>
         <w:pageBreakBefore w:val="0"/>
@@ -3691,7 +3678,7 @@
     </w:p>
     <w:p>
       <w:pPr>
-        <w:pStyle w:val="a1"/>
+        <w:pStyle w:val="31"/>
         <w:keepNext w:val="0"/>
         <w:keepLines w:val="0"/>
         <w:pageBreakBefore w:val="0"/>
@@ -3713,7 +3700,7 @@
     </w:p>
     <w:p>
       <w:pPr>
-        <w:pStyle w:val="1"/>
+        <w:pStyle w:val="30"/>
         <w:keepNext w:val="0"/>
         <w:keepLines w:val="0"/>
         <w:pageBreakBefore w:val="0"/>
@@ -3730,7 +3717,7 @@
         <w:textAlignment w:val="baseline"/>
       </w:pPr>
       <w:bookmarkStart w:id="5" w:name="heading_4"/>
-      <w:bookmarkStart w:id="6" w:name="_Toc11855"/>
+      <w:bookmarkStart w:id="6" w:name="_Toc18310"/>
       <w:r>
         <w:t>质量管理目标完成总结</w:t>
       </w:r>
@@ -3739,7 +3726,7 @@
     </w:p>
     <w:p>
       <w:pPr>
-        <w:pStyle w:val="a1"/>
+        <w:pStyle w:val="31"/>
         <w:keepNext w:val="0"/>
         <w:keepLines w:val="0"/>
         <w:pageBreakBefore w:val="0"/>
@@ -3761,17 +3748,18 @@
     </w:p>
     <w:tbl>
       <w:tblPr>
-        <w:tblStyle w:val="TableNormal"/>
+        <w:tblStyle w:val="22"/>
         <w:tblW w:w="7802" w:type="dxa"/>
         <w:jc w:val="center"/>
         <w:tblBorders>
-          <w:top w:val="nil"/>
-          <w:left w:val="nil"/>
-          <w:bottom w:val="nil"/>
-          <w:right w:val="nil"/>
-          <w:insideH w:val="nil"/>
-          <w:insideV w:val="nil"/>
+          <w:top w:val="none" w:color="auto" w:sz="0" w:space="0"/>
+          <w:left w:val="none" w:color="auto" w:sz="0" w:space="0"/>
+          <w:bottom w:val="none" w:color="auto" w:sz="0" w:space="0"/>
+          <w:right w:val="none" w:color="auto" w:sz="0" w:space="0"/>
+          <w:insideH w:val="none" w:color="auto" w:sz="0" w:space="0"/>
+          <w:insideV w:val="none" w:color="auto" w:sz="0" w:space="0"/>
         </w:tblBorders>
+        <w:tblLayout w:type="autofit"/>
         <w:tblCellMar>
           <w:top w:w="0" w:type="dxa"/>
           <w:left w:w="10" w:type="dxa"/>
@@ -3789,15 +3777,13 @@
       </w:tblGrid>
       <w:tr>
         <w:tblPrEx>
-          <w:tblW w:w="7802" w:type="dxa"/>
-          <w:jc w:val="center"/>
           <w:tblBorders>
-            <w:top w:val="nil"/>
-            <w:left w:val="nil"/>
-            <w:bottom w:val="nil"/>
-            <w:right w:val="nil"/>
-            <w:insideH w:val="nil"/>
-            <w:insideV w:val="nil"/>
+            <w:top w:val="none" w:color="auto" w:sz="0" w:space="0"/>
+            <w:left w:val="none" w:color="auto" w:sz="0" w:space="0"/>
+            <w:bottom w:val="none" w:color="auto" w:sz="0" w:space="0"/>
+            <w:right w:val="none" w:color="auto" w:sz="0" w:space="0"/>
+            <w:insideH w:val="none" w:color="auto" w:sz="0" w:space="0"/>
+            <w:insideV w:val="none" w:color="auto" w:sz="0" w:space="0"/>
           </w:tblBorders>
           <w:tblCellMar>
             <w:top w:w="0" w:type="dxa"/>
@@ -3807,7 +3793,7 @@
           </w:tblCellMar>
         </w:tblPrEx>
         <w:trPr>
-          <w:trHeight w:val="0"/>
+          <w:trHeight w:val="0" w:hRule="atLeast"/>
           <w:tblHeader/>
           <w:jc w:val="center"/>
         </w:trPr>
@@ -3815,8 +3801,8 @@
           <w:tcPr>
             <w:tcW w:w="871" w:type="dxa"/>
             <w:tcBorders>
-              <w:top w:val="single" w:sz="12" w:space="0" w:color="auto"/>
-              <w:left w:val="single" w:sz="12" w:space="0" w:color="auto"/>
+              <w:top w:val="single" w:color="auto" w:sz="12" w:space="0"/>
+              <w:left w:val="single" w:color="auto" w:sz="12" w:space="0"/>
               <w:bottom w:val="nil"/>
               <w:right w:val="nil"/>
             </w:tcBorders>
@@ -3830,7 +3816,7 @@
           </w:tcPr>
           <w:p>
             <w:pPr>
-              <w:pStyle w:val="a1"/>
+              <w:pStyle w:val="31"/>
               <w:keepNext w:val="0"/>
               <w:keepLines w:val="0"/>
               <w:pageBreakBefore w:val="0"/>
@@ -3845,7 +3831,7 @@
               <w:adjustRightInd w:val="0"/>
               <w:snapToGrid w:val="0"/>
               <w:spacing w:line="240" w:lineRule="auto"/>
-              <w:ind w:left="0" w:right="0" w:firstLine="0" w:leftChars="0" w:rightChars="0" w:firstLineChars="0"/>
+              <w:ind w:left="0" w:leftChars="0" w:right="0" w:rightChars="0" w:firstLine="0" w:firstLineChars="0"/>
               <w:jc w:val="center"/>
               <w:textAlignment w:val="baseline"/>
               <w:rPr>
@@ -3864,8 +3850,8 @@
           <w:tcPr>
             <w:tcW w:w="2368" w:type="dxa"/>
             <w:tcBorders>
-              <w:top w:val="single" w:sz="12" w:space="0" w:color="auto"/>
-              <w:left w:val="single" w:sz="4" w:space="0" w:color="auto"/>
+              <w:top w:val="single" w:color="auto" w:sz="12" w:space="0"/>
+              <w:left w:val="single" w:color="auto" w:sz="4" w:space="0"/>
               <w:bottom w:val="nil"/>
               <w:right w:val="nil"/>
             </w:tcBorders>
@@ -3879,7 +3865,7 @@
           </w:tcPr>
           <w:p>
             <w:pPr>
-              <w:pStyle w:val="a1"/>
+              <w:pStyle w:val="31"/>
               <w:keepNext w:val="0"/>
               <w:keepLines w:val="0"/>
               <w:pageBreakBefore w:val="0"/>
@@ -3894,7 +3880,7 @@
               <w:adjustRightInd w:val="0"/>
               <w:snapToGrid w:val="0"/>
               <w:spacing w:line="240" w:lineRule="auto"/>
-              <w:ind w:left="0" w:right="0" w:firstLine="0" w:leftChars="0" w:rightChars="0" w:firstLineChars="0"/>
+              <w:ind w:left="0" w:leftChars="0" w:right="0" w:rightChars="0" w:firstLine="0" w:firstLineChars="0"/>
               <w:jc w:val="center"/>
               <w:textAlignment w:val="baseline"/>
               <w:rPr>
@@ -3913,8 +3899,8 @@
           <w:tcPr>
             <w:tcW w:w="960" w:type="dxa"/>
             <w:tcBorders>
-              <w:top w:val="single" w:sz="12" w:space="0" w:color="auto"/>
-              <w:left w:val="single" w:sz="4" w:space="0" w:color="auto"/>
+              <w:top w:val="single" w:color="auto" w:sz="12" w:space="0"/>
+              <w:left w:val="single" w:color="auto" w:sz="4" w:space="0"/>
               <w:bottom w:val="nil"/>
               <w:right w:val="nil"/>
             </w:tcBorders>
@@ -3928,7 +3914,7 @@
           </w:tcPr>
           <w:p>
             <w:pPr>
-              <w:pStyle w:val="a1"/>
+              <w:pStyle w:val="31"/>
               <w:keepNext w:val="0"/>
               <w:keepLines w:val="0"/>
               <w:pageBreakBefore w:val="0"/>
@@ -3943,7 +3929,7 @@
               <w:adjustRightInd w:val="0"/>
               <w:snapToGrid w:val="0"/>
               <w:spacing w:line="240" w:lineRule="auto"/>
-              <w:ind w:left="0" w:right="0" w:firstLine="0" w:leftChars="0" w:rightChars="0" w:firstLineChars="0"/>
+              <w:ind w:left="0" w:leftChars="0" w:right="0" w:rightChars="0" w:firstLine="0" w:firstLineChars="0"/>
               <w:jc w:val="center"/>
               <w:textAlignment w:val="baseline"/>
               <w:rPr>
@@ -3962,8 +3948,8 @@
           <w:tcPr>
             <w:tcW w:w="1201" w:type="dxa"/>
             <w:tcBorders>
-              <w:top w:val="single" w:sz="12" w:space="0" w:color="auto"/>
-              <w:left w:val="single" w:sz="4" w:space="0" w:color="auto"/>
+              <w:top w:val="single" w:color="auto" w:sz="12" w:space="0"/>
+              <w:left w:val="single" w:color="auto" w:sz="4" w:space="0"/>
               <w:bottom w:val="nil"/>
               <w:right w:val="nil"/>
             </w:tcBorders>
@@ -3977,7 +3963,7 @@
           </w:tcPr>
           <w:p>
             <w:pPr>
-              <w:pStyle w:val="a1"/>
+              <w:pStyle w:val="31"/>
               <w:keepNext w:val="0"/>
               <w:keepLines w:val="0"/>
               <w:pageBreakBefore w:val="0"/>
@@ -3992,7 +3978,7 @@
               <w:adjustRightInd w:val="0"/>
               <w:snapToGrid w:val="0"/>
               <w:spacing w:line="240" w:lineRule="auto"/>
-              <w:ind w:left="0" w:right="0" w:firstLine="0" w:leftChars="0" w:rightChars="0" w:firstLineChars="0"/>
+              <w:ind w:left="0" w:leftChars="0" w:right="0" w:rightChars="0" w:firstLine="0" w:firstLineChars="0"/>
               <w:jc w:val="center"/>
               <w:textAlignment w:val="baseline"/>
               <w:rPr>
@@ -4011,8 +3997,8 @@
           <w:tcPr>
             <w:tcW w:w="1201" w:type="dxa"/>
             <w:tcBorders>
-              <w:top w:val="single" w:sz="12" w:space="0" w:color="auto"/>
-              <w:left w:val="single" w:sz="4" w:space="0" w:color="auto"/>
+              <w:top w:val="single" w:color="auto" w:sz="12" w:space="0"/>
+              <w:left w:val="single" w:color="auto" w:sz="4" w:space="0"/>
               <w:bottom w:val="nil"/>
               <w:right w:val="nil"/>
             </w:tcBorders>
@@ -4026,7 +4012,7 @@
           </w:tcPr>
           <w:p>
             <w:pPr>
-              <w:pStyle w:val="a1"/>
+              <w:pStyle w:val="31"/>
               <w:keepNext w:val="0"/>
               <w:keepLines w:val="0"/>
               <w:pageBreakBefore w:val="0"/>
@@ -4041,7 +4027,7 @@
               <w:adjustRightInd w:val="0"/>
               <w:snapToGrid w:val="0"/>
               <w:spacing w:line="240" w:lineRule="auto"/>
-              <w:ind w:left="0" w:right="0" w:firstLine="0" w:leftChars="0" w:rightChars="0" w:firstLineChars="0"/>
+              <w:ind w:left="0" w:leftChars="0" w:right="0" w:rightChars="0" w:firstLine="0" w:firstLineChars="0"/>
               <w:jc w:val="center"/>
               <w:textAlignment w:val="baseline"/>
               <w:rPr>
@@ -4060,10 +4046,10 @@
           <w:tcPr>
             <w:tcW w:w="1201" w:type="dxa"/>
             <w:tcBorders>
-              <w:top w:val="single" w:sz="12" w:space="0" w:color="auto"/>
-              <w:left w:val="single" w:sz="4" w:space="0" w:color="auto"/>
+              <w:top w:val="single" w:color="auto" w:sz="12" w:space="0"/>
+              <w:left w:val="single" w:color="auto" w:sz="4" w:space="0"/>
               <w:bottom w:val="nil"/>
-              <w:right w:val="single" w:sz="12" w:space="0" w:color="auto"/>
+              <w:right w:val="single" w:color="auto" w:sz="12" w:space="0"/>
             </w:tcBorders>
             <w:tcMar>
               <w:top w:w="60" w:type="dxa"/>
@@ -4075,7 +4061,7 @@
           </w:tcPr>
           <w:p>
             <w:pPr>
-              <w:pStyle w:val="a1"/>
+              <w:pStyle w:val="31"/>
               <w:keepNext w:val="0"/>
               <w:keepLines w:val="0"/>
               <w:pageBreakBefore w:val="0"/>
@@ -4090,7 +4076,7 @@
               <w:adjustRightInd w:val="0"/>
               <w:snapToGrid w:val="0"/>
               <w:spacing w:line="240" w:lineRule="auto"/>
-              <w:ind w:left="0" w:right="0" w:firstLine="0" w:leftChars="0" w:rightChars="0" w:firstLineChars="0"/>
+              <w:ind w:left="0" w:leftChars="0" w:right="0" w:rightChars="0" w:firstLine="0" w:firstLineChars="0"/>
               <w:jc w:val="center"/>
               <w:textAlignment w:val="baseline"/>
               <w:rPr>
@@ -4108,8 +4094,14 @@
       </w:tr>
       <w:tr>
         <w:tblPrEx>
-          <w:tblW w:w="7802" w:type="dxa"/>
-          <w:jc w:val="center"/>
+          <w:tblBorders>
+            <w:top w:val="none" w:color="auto" w:sz="0" w:space="0"/>
+            <w:left w:val="none" w:color="auto" w:sz="0" w:space="0"/>
+            <w:bottom w:val="none" w:color="auto" w:sz="0" w:space="0"/>
+            <w:right w:val="none" w:color="auto" w:sz="0" w:space="0"/>
+            <w:insideH w:val="none" w:color="auto" w:sz="0" w:space="0"/>
+            <w:insideV w:val="none" w:color="auto" w:sz="0" w:space="0"/>
+          </w:tblBorders>
           <w:tblCellMar>
             <w:top w:w="0" w:type="dxa"/>
             <w:left w:w="10" w:type="dxa"/>
@@ -4118,15 +4110,15 @@
           </w:tblCellMar>
         </w:tblPrEx>
         <w:trPr>
-          <w:trHeight w:val="0"/>
+          <w:trHeight w:val="0" w:hRule="atLeast"/>
           <w:jc w:val="center"/>
         </w:trPr>
         <w:tc>
           <w:tcPr>
             <w:tcW w:w="871" w:type="dxa"/>
             <w:tcBorders>
-              <w:top w:val="single" w:sz="4" w:space="0" w:color="auto"/>
-              <w:left w:val="single" w:sz="12" w:space="0" w:color="auto"/>
+              <w:top w:val="single" w:color="auto" w:sz="4" w:space="0"/>
+              <w:left w:val="single" w:color="auto" w:sz="12" w:space="0"/>
               <w:bottom w:val="nil"/>
               <w:right w:val="nil"/>
             </w:tcBorders>
@@ -4140,7 +4132,7 @@
           </w:tcPr>
           <w:p>
             <w:pPr>
-              <w:pStyle w:val="a1"/>
+              <w:pStyle w:val="31"/>
               <w:keepNext w:val="0"/>
               <w:keepLines w:val="0"/>
               <w:pageBreakBefore w:val="0"/>
@@ -4155,7 +4147,7 @@
               <w:adjustRightInd w:val="0"/>
               <w:snapToGrid w:val="0"/>
               <w:spacing w:line="240" w:lineRule="auto"/>
-              <w:ind w:left="0" w:right="0" w:firstLine="0" w:leftChars="0" w:rightChars="0" w:firstLineChars="0"/>
+              <w:ind w:left="0" w:leftChars="0" w:right="0" w:rightChars="0" w:firstLine="0" w:firstLineChars="0"/>
               <w:jc w:val="center"/>
               <w:textAlignment w:val="baseline"/>
             </w:pPr>
@@ -4168,8 +4160,8 @@
           <w:tcPr>
             <w:tcW w:w="2368" w:type="dxa"/>
             <w:tcBorders>
-              <w:top w:val="single" w:sz="4" w:space="0" w:color="auto"/>
-              <w:left w:val="single" w:sz="4" w:space="0" w:color="auto"/>
+              <w:top w:val="single" w:color="auto" w:sz="4" w:space="0"/>
+              <w:left w:val="single" w:color="auto" w:sz="4" w:space="0"/>
               <w:bottom w:val="nil"/>
               <w:right w:val="nil"/>
             </w:tcBorders>
@@ -4183,7 +4175,7 @@
           </w:tcPr>
           <w:p>
             <w:pPr>
-              <w:pStyle w:val="a1"/>
+              <w:pStyle w:val="31"/>
               <w:keepNext w:val="0"/>
               <w:keepLines w:val="0"/>
               <w:pageBreakBefore w:val="0"/>
@@ -4198,7 +4190,7 @@
               <w:adjustRightInd w:val="0"/>
               <w:snapToGrid w:val="0"/>
               <w:spacing w:line="240" w:lineRule="auto"/>
-              <w:ind w:left="0" w:right="0" w:firstLine="0" w:leftChars="0" w:rightChars="0" w:firstLineChars="0"/>
+              <w:ind w:left="0" w:leftChars="0" w:right="0" w:rightChars="0" w:firstLine="0" w:firstLineChars="0"/>
               <w:jc w:val="center"/>
               <w:textAlignment w:val="baseline"/>
             </w:pPr>
@@ -4211,8 +4203,8 @@
           <w:tcPr>
             <w:tcW w:w="960" w:type="dxa"/>
             <w:tcBorders>
-              <w:top w:val="single" w:sz="4" w:space="0" w:color="auto"/>
-              <w:left w:val="single" w:sz="4" w:space="0" w:color="auto"/>
+              <w:top w:val="single" w:color="auto" w:sz="4" w:space="0"/>
+              <w:left w:val="single" w:color="auto" w:sz="4" w:space="0"/>
               <w:bottom w:val="nil"/>
               <w:right w:val="nil"/>
             </w:tcBorders>
@@ -4226,7 +4218,7 @@
           </w:tcPr>
           <w:p>
             <w:pPr>
-              <w:pStyle w:val="a1"/>
+              <w:pStyle w:val="31"/>
               <w:keepNext w:val="0"/>
               <w:keepLines w:val="0"/>
               <w:pageBreakBefore w:val="0"/>
@@ -4241,7 +4233,7 @@
               <w:adjustRightInd w:val="0"/>
               <w:snapToGrid w:val="0"/>
               <w:spacing w:line="240" w:lineRule="auto"/>
-              <w:ind w:left="0" w:right="0" w:firstLine="0" w:leftChars="0" w:rightChars="0" w:firstLineChars="0"/>
+              <w:ind w:left="0" w:leftChars="0" w:right="0" w:rightChars="0" w:firstLine="0" w:firstLineChars="0"/>
               <w:jc w:val="center"/>
               <w:textAlignment w:val="baseline"/>
             </w:pPr>
@@ -4254,8 +4246,8 @@
           <w:tcPr>
             <w:tcW w:w="1201" w:type="dxa"/>
             <w:tcBorders>
-              <w:top w:val="single" w:sz="4" w:space="0" w:color="auto"/>
-              <w:left w:val="single" w:sz="4" w:space="0" w:color="auto"/>
+              <w:top w:val="single" w:color="auto" w:sz="4" w:space="0"/>
+              <w:left w:val="single" w:color="auto" w:sz="4" w:space="0"/>
               <w:bottom w:val="nil"/>
               <w:right w:val="nil"/>
             </w:tcBorders>
@@ -4269,7 +4261,7 @@
           </w:tcPr>
           <w:p>
             <w:pPr>
-              <w:pStyle w:val="a1"/>
+              <w:pStyle w:val="31"/>
               <w:keepNext w:val="0"/>
               <w:keepLines w:val="0"/>
               <w:pageBreakBefore w:val="0"/>
@@ -4284,12 +4276,12 @@
               <w:adjustRightInd w:val="0"/>
               <w:snapToGrid w:val="0"/>
               <w:spacing w:line="240" w:lineRule="auto"/>
-              <w:ind w:left="0" w:right="0" w:firstLine="0" w:leftChars="0" w:rightChars="0" w:firstLineChars="0"/>
+              <w:ind w:left="0" w:leftChars="0" w:right="0" w:rightChars="0" w:firstLine="0" w:firstLineChars="0"/>
               <w:jc w:val="center"/>
               <w:textAlignment w:val="baseline"/>
             </w:pPr>
             <w:r>
-              <w:t>产品产品质量部</w:t>
+              <w:t>产品质量部</w:t>
             </w:r>
           </w:p>
         </w:tc>
@@ -4297,8 +4289,8 @@
           <w:tcPr>
             <w:tcW w:w="1201" w:type="dxa"/>
             <w:tcBorders>
-              <w:top w:val="single" w:sz="4" w:space="0" w:color="auto"/>
-              <w:left w:val="single" w:sz="4" w:space="0" w:color="auto"/>
+              <w:top w:val="single" w:color="auto" w:sz="4" w:space="0"/>
+              <w:left w:val="single" w:color="auto" w:sz="4" w:space="0"/>
               <w:bottom w:val="nil"/>
               <w:right w:val="nil"/>
             </w:tcBorders>
@@ -4312,7 +4304,7 @@
           </w:tcPr>
           <w:p>
             <w:pPr>
-              <w:pStyle w:val="a1"/>
+              <w:pStyle w:val="31"/>
               <w:keepNext w:val="0"/>
               <w:keepLines w:val="0"/>
               <w:pageBreakBefore w:val="0"/>
@@ -4327,7 +4319,7 @@
               <w:adjustRightInd w:val="0"/>
               <w:snapToGrid w:val="0"/>
               <w:spacing w:line="240" w:lineRule="auto"/>
-              <w:ind w:left="0" w:right="0" w:firstLine="0" w:leftChars="0" w:rightChars="0" w:firstLineChars="0"/>
+              <w:ind w:left="0" w:leftChars="0" w:right="0" w:rightChars="0" w:firstLine="0" w:firstLineChars="0"/>
               <w:jc w:val="center"/>
               <w:textAlignment w:val="baseline"/>
             </w:pPr>
@@ -4340,10 +4332,10 @@
           <w:tcPr>
             <w:tcW w:w="1201" w:type="dxa"/>
             <w:tcBorders>
-              <w:top w:val="single" w:sz="4" w:space="0" w:color="auto"/>
-              <w:left w:val="single" w:sz="4" w:space="0" w:color="auto"/>
+              <w:top w:val="single" w:color="auto" w:sz="4" w:space="0"/>
+              <w:left w:val="single" w:color="auto" w:sz="4" w:space="0"/>
               <w:bottom w:val="nil"/>
-              <w:right w:val="single" w:sz="12" w:space="0" w:color="auto"/>
+              <w:right w:val="single" w:color="auto" w:sz="12" w:space="0"/>
             </w:tcBorders>
             <w:tcMar>
               <w:top w:w="60" w:type="dxa"/>
@@ -4355,7 +4347,7 @@
           </w:tcPr>
           <w:p>
             <w:pPr>
-              <w:pStyle w:val="a1"/>
+              <w:pStyle w:val="31"/>
               <w:keepNext w:val="0"/>
               <w:keepLines w:val="0"/>
               <w:pageBreakBefore w:val="0"/>
@@ -4370,7 +4362,7 @@
               <w:adjustRightInd w:val="0"/>
               <w:snapToGrid w:val="0"/>
               <w:spacing w:line="240" w:lineRule="auto"/>
-              <w:ind w:left="0" w:right="0" w:firstLine="0" w:leftChars="0" w:rightChars="0" w:firstLineChars="0"/>
+              <w:ind w:left="0" w:leftChars="0" w:right="0" w:rightChars="0" w:firstLine="0" w:firstLineChars="0"/>
               <w:jc w:val="center"/>
               <w:textAlignment w:val="baseline"/>
             </w:pPr>
@@ -4382,8 +4374,14 @@
       </w:tr>
       <w:tr>
         <w:tblPrEx>
-          <w:tblW w:w="7802" w:type="dxa"/>
-          <w:jc w:val="center"/>
+          <w:tblBorders>
+            <w:top w:val="none" w:color="auto" w:sz="0" w:space="0"/>
+            <w:left w:val="none" w:color="auto" w:sz="0" w:space="0"/>
+            <w:bottom w:val="none" w:color="auto" w:sz="0" w:space="0"/>
+            <w:right w:val="none" w:color="auto" w:sz="0" w:space="0"/>
+            <w:insideH w:val="none" w:color="auto" w:sz="0" w:space="0"/>
+            <w:insideV w:val="none" w:color="auto" w:sz="0" w:space="0"/>
+          </w:tblBorders>
           <w:tblCellMar>
             <w:top w:w="0" w:type="dxa"/>
             <w:left w:w="10" w:type="dxa"/>
@@ -4392,16 +4390,16 @@
           </w:tblCellMar>
         </w:tblPrEx>
         <w:trPr>
-          <w:trHeight w:val="0"/>
+          <w:trHeight w:val="0" w:hRule="atLeast"/>
           <w:jc w:val="center"/>
         </w:trPr>
         <w:tc>
           <w:tcPr>
             <w:tcW w:w="871" w:type="dxa"/>
             <w:tcBorders>
-              <w:top w:val="single" w:sz="4" w:space="0" w:color="auto"/>
-              <w:left w:val="single" w:sz="12" w:space="0" w:color="auto"/>
-              <w:bottom w:val="single" w:sz="12" w:space="0" w:color="auto"/>
+              <w:top w:val="single" w:color="auto" w:sz="4" w:space="0"/>
+              <w:left w:val="single" w:color="auto" w:sz="12" w:space="0"/>
+              <w:bottom w:val="single" w:color="auto" w:sz="12" w:space="0"/>
               <w:right w:val="nil"/>
             </w:tcBorders>
             <w:tcMar>
@@ -4414,7 +4412,7 @@
           </w:tcPr>
           <w:p>
             <w:pPr>
-              <w:pStyle w:val="a1"/>
+              <w:pStyle w:val="31"/>
               <w:keepNext w:val="0"/>
               <w:keepLines w:val="0"/>
               <w:pageBreakBefore w:val="0"/>
@@ -4429,7 +4427,7 @@
               <w:adjustRightInd w:val="0"/>
               <w:snapToGrid w:val="0"/>
               <w:spacing w:line="240" w:lineRule="auto"/>
-              <w:ind w:left="0" w:right="0" w:firstLine="0" w:leftChars="0" w:rightChars="0" w:firstLineChars="0"/>
+              <w:ind w:left="0" w:leftChars="0" w:right="0" w:rightChars="0" w:firstLine="0" w:firstLineChars="0"/>
               <w:jc w:val="center"/>
               <w:textAlignment w:val="baseline"/>
             </w:pPr>
@@ -4442,9 +4440,9 @@
           <w:tcPr>
             <w:tcW w:w="2368" w:type="dxa"/>
             <w:tcBorders>
-              <w:top w:val="single" w:sz="4" w:space="0" w:color="auto"/>
-              <w:left w:val="single" w:sz="4" w:space="0" w:color="auto"/>
-              <w:bottom w:val="single" w:sz="12" w:space="0" w:color="auto"/>
+              <w:top w:val="single" w:color="auto" w:sz="4" w:space="0"/>
+              <w:left w:val="single" w:color="auto" w:sz="4" w:space="0"/>
+              <w:bottom w:val="single" w:color="auto" w:sz="12" w:space="0"/>
               <w:right w:val="nil"/>
             </w:tcBorders>
             <w:tcMar>
@@ -4457,7 +4455,7 @@
           </w:tcPr>
           <w:p>
             <w:pPr>
-              <w:pStyle w:val="a1"/>
+              <w:pStyle w:val="31"/>
               <w:keepNext w:val="0"/>
               <w:keepLines w:val="0"/>
               <w:pageBreakBefore w:val="0"/>
@@ -4472,7 +4470,7 @@
               <w:adjustRightInd w:val="0"/>
               <w:snapToGrid w:val="0"/>
               <w:spacing w:line="240" w:lineRule="auto"/>
-              <w:ind w:left="0" w:right="0" w:firstLine="0" w:leftChars="0" w:rightChars="0" w:firstLineChars="0"/>
+              <w:ind w:left="0" w:leftChars="0" w:right="0" w:rightChars="0" w:firstLine="0" w:firstLineChars="0"/>
               <w:jc w:val="center"/>
               <w:textAlignment w:val="baseline"/>
             </w:pPr>
@@ -4485,9 +4483,9 @@
           <w:tcPr>
             <w:tcW w:w="960" w:type="dxa"/>
             <w:tcBorders>
-              <w:top w:val="single" w:sz="4" w:space="0" w:color="auto"/>
-              <w:left w:val="single" w:sz="4" w:space="0" w:color="auto"/>
-              <w:bottom w:val="single" w:sz="12" w:space="0" w:color="auto"/>
+              <w:top w:val="single" w:color="auto" w:sz="4" w:space="0"/>
+              <w:left w:val="single" w:color="auto" w:sz="4" w:space="0"/>
+              <w:bottom w:val="single" w:color="auto" w:sz="12" w:space="0"/>
               <w:right w:val="nil"/>
             </w:tcBorders>
             <w:tcMar>
@@ -4500,7 +4498,7 @@
           </w:tcPr>
           <w:p>
             <w:pPr>
-              <w:pStyle w:val="a1"/>
+              <w:pStyle w:val="31"/>
               <w:keepNext w:val="0"/>
               <w:keepLines w:val="0"/>
               <w:pageBreakBefore w:val="0"/>
@@ -4515,7 +4513,7 @@
               <w:adjustRightInd w:val="0"/>
               <w:snapToGrid w:val="0"/>
               <w:spacing w:line="240" w:lineRule="auto"/>
-              <w:ind w:left="0" w:right="0" w:firstLine="0" w:leftChars="0" w:rightChars="0" w:firstLineChars="0"/>
+              <w:ind w:left="0" w:leftChars="0" w:right="0" w:rightChars="0" w:firstLine="0" w:firstLineChars="0"/>
               <w:jc w:val="center"/>
               <w:textAlignment w:val="baseline"/>
             </w:pPr>
@@ -4538,9 +4536,9 @@
           <w:tcPr>
             <w:tcW w:w="1201" w:type="dxa"/>
             <w:tcBorders>
-              <w:top w:val="single" w:sz="4" w:space="0" w:color="auto"/>
-              <w:left w:val="single" w:sz="4" w:space="0" w:color="auto"/>
-              <w:bottom w:val="single" w:sz="12" w:space="0" w:color="auto"/>
+              <w:top w:val="single" w:color="auto" w:sz="4" w:space="0"/>
+              <w:left w:val="single" w:color="auto" w:sz="4" w:space="0"/>
+              <w:bottom w:val="single" w:color="auto" w:sz="12" w:space="0"/>
               <w:right w:val="nil"/>
             </w:tcBorders>
             <w:tcMar>
@@ -4553,7 +4551,7 @@
           </w:tcPr>
           <w:p>
             <w:pPr>
-              <w:pStyle w:val="a1"/>
+              <w:pStyle w:val="31"/>
               <w:keepNext w:val="0"/>
               <w:keepLines w:val="0"/>
               <w:pageBreakBefore w:val="0"/>
@@ -4568,12 +4566,12 @@
               <w:adjustRightInd w:val="0"/>
               <w:snapToGrid w:val="0"/>
               <w:spacing w:line="240" w:lineRule="auto"/>
-              <w:ind w:left="0" w:right="0" w:firstLine="0" w:leftChars="0" w:rightChars="0" w:firstLineChars="0"/>
+              <w:ind w:left="0" w:leftChars="0" w:right="0" w:rightChars="0" w:firstLine="0" w:firstLineChars="0"/>
               <w:jc w:val="center"/>
               <w:textAlignment w:val="baseline"/>
             </w:pPr>
             <w:r>
-              <w:t>产品产品质量部</w:t>
+              <w:t>产品质量部</w:t>
             </w:r>
           </w:p>
         </w:tc>
@@ -4581,9 +4579,9 @@
           <w:tcPr>
             <w:tcW w:w="1201" w:type="dxa"/>
             <w:tcBorders>
-              <w:top w:val="single" w:sz="4" w:space="0" w:color="auto"/>
-              <w:left w:val="single" w:sz="4" w:space="0" w:color="auto"/>
-              <w:bottom w:val="single" w:sz="12" w:space="0" w:color="auto"/>
+              <w:top w:val="single" w:color="auto" w:sz="4" w:space="0"/>
+              <w:left w:val="single" w:color="auto" w:sz="4" w:space="0"/>
+              <w:bottom w:val="single" w:color="auto" w:sz="12" w:space="0"/>
               <w:right w:val="nil"/>
             </w:tcBorders>
             <w:tcMar>
@@ -4596,7 +4594,7 @@
           </w:tcPr>
           <w:p>
             <w:pPr>
-              <w:pStyle w:val="a1"/>
+              <w:pStyle w:val="31"/>
               <w:keepNext w:val="0"/>
               <w:keepLines w:val="0"/>
               <w:pageBreakBefore w:val="0"/>
@@ -4611,7 +4609,7 @@
               <w:adjustRightInd w:val="0"/>
               <w:snapToGrid w:val="0"/>
               <w:spacing w:line="240" w:lineRule="auto"/>
-              <w:ind w:left="0" w:right="0" w:firstLine="0" w:leftChars="0" w:rightChars="0" w:firstLineChars="0"/>
+              <w:ind w:left="0" w:leftChars="0" w:right="0" w:rightChars="0" w:firstLine="0" w:firstLineChars="0"/>
               <w:jc w:val="center"/>
               <w:textAlignment w:val="baseline"/>
             </w:pPr>
@@ -4624,10 +4622,10 @@
           <w:tcPr>
             <w:tcW w:w="1201" w:type="dxa"/>
             <w:tcBorders>
-              <w:top w:val="single" w:sz="4" w:space="0" w:color="auto"/>
-              <w:left w:val="single" w:sz="4" w:space="0" w:color="auto"/>
-              <w:bottom w:val="single" w:sz="12" w:space="0" w:color="auto"/>
-              <w:right w:val="single" w:sz="12" w:space="0" w:color="auto"/>
+              <w:top w:val="single" w:color="auto" w:sz="4" w:space="0"/>
+              <w:left w:val="single" w:color="auto" w:sz="4" w:space="0"/>
+              <w:bottom w:val="single" w:color="auto" w:sz="12" w:space="0"/>
+              <w:right w:val="single" w:color="auto" w:sz="12" w:space="0"/>
             </w:tcBorders>
             <w:tcMar>
               <w:top w:w="60" w:type="dxa"/>
@@ -4639,7 +4637,7 @@
           </w:tcPr>
           <w:p>
             <w:pPr>
-              <w:pStyle w:val="a1"/>
+              <w:pStyle w:val="31"/>
               <w:keepNext w:val="0"/>
               <w:keepLines w:val="0"/>
               <w:pageBreakBefore w:val="0"/>
@@ -4654,7 +4652,7 @@
               <w:adjustRightInd w:val="0"/>
               <w:snapToGrid w:val="0"/>
               <w:spacing w:line="240" w:lineRule="auto"/>
-              <w:ind w:left="0" w:right="0" w:firstLine="0" w:leftChars="0" w:rightChars="0" w:firstLineChars="0"/>
+              <w:ind w:left="0" w:leftChars="0" w:right="0" w:rightChars="0" w:firstLine="0" w:firstLineChars="0"/>
               <w:jc w:val="center"/>
               <w:textAlignment w:val="baseline"/>
             </w:pPr>
@@ -4667,7 +4665,7 @@
     </w:tbl>
     <w:p>
       <w:pPr>
-        <w:pStyle w:val="1"/>
+        <w:pStyle w:val="30"/>
         <w:keepNext w:val="0"/>
         <w:keepLines w:val="0"/>
         <w:pageBreakBefore w:val="0"/>
@@ -4684,7 +4682,7 @@
         <w:textAlignment w:val="baseline"/>
       </w:pPr>
       <w:bookmarkStart w:id="7" w:name="heading_5"/>
-      <w:bookmarkStart w:id="8" w:name="_Toc6618"/>
+      <w:bookmarkStart w:id="8" w:name="_Toc12868"/>
       <w:r>
         <w:t>质量管理保证工作总结</w:t>
       </w:r>
@@ -4693,7 +4691,7 @@
     </w:p>
     <w:p>
       <w:pPr>
-        <w:pStyle w:val="2"/>
+        <w:pStyle w:val="32"/>
         <w:keepNext w:val="0"/>
         <w:keepLines w:val="0"/>
         <w:pageBreakBefore w:val="0"/>
@@ -4710,7 +4708,7 @@
         <w:textAlignment w:val="baseline"/>
       </w:pPr>
       <w:bookmarkStart w:id="9" w:name="heading_6"/>
-      <w:bookmarkStart w:id="10" w:name="_Toc13368"/>
+      <w:bookmarkStart w:id="10" w:name="_Toc27099"/>
       <w:r>
         <w:t>内审和管理评审</w:t>
       </w:r>
@@ -4719,7 +4717,7 @@
     </w:p>
     <w:p>
       <w:pPr>
-        <w:pStyle w:val="a1"/>
+        <w:pStyle w:val="31"/>
         <w:keepNext w:val="0"/>
         <w:keepLines w:val="0"/>
         <w:pageBreakBefore w:val="0"/>
@@ -4736,22 +4734,23 @@
         <w:textAlignment w:val="baseline"/>
       </w:pPr>
       <w:r>
-        <w:t>由产品产品质量部牵头协调各部门，完成了对运维服务体系的内审工作。配合公司管理层，完成了年度管理评审工作，包括运维能力检查、人员检查、资源检查、技术检查、过程检查等，协助公司持续提升运行维护服务能力。</w:t>
+        <w:t>由产品质量部牵头协调各部门，完成了对运维服务体系的内审工作。配合公司管理层，完成了年度管理评审工作，包括运维能力检查、人员检查、资源检查、技术检查、过程检查等，协助公司持续提升运行维护服务能力。</w:t>
       </w:r>
     </w:p>
     <w:tbl>
       <w:tblPr>
-        <w:tblStyle w:val="TableNormal"/>
+        <w:tblStyle w:val="22"/>
         <w:tblW w:w="8522" w:type="dxa"/>
         <w:jc w:val="center"/>
         <w:tblBorders>
-          <w:top w:val="nil"/>
-          <w:left w:val="nil"/>
-          <w:bottom w:val="nil"/>
-          <w:right w:val="nil"/>
-          <w:insideH w:val="nil"/>
-          <w:insideV w:val="nil"/>
+          <w:top w:val="none" w:color="auto" w:sz="0" w:space="0"/>
+          <w:left w:val="none" w:color="auto" w:sz="0" w:space="0"/>
+          <w:bottom w:val="none" w:color="auto" w:sz="0" w:space="0"/>
+          <w:right w:val="none" w:color="auto" w:sz="0" w:space="0"/>
+          <w:insideH w:val="none" w:color="auto" w:sz="0" w:space="0"/>
+          <w:insideV w:val="none" w:color="auto" w:sz="0" w:space="0"/>
         </w:tblBorders>
+        <w:tblLayout w:type="autofit"/>
         <w:tblCellMar>
           <w:top w:w="0" w:type="dxa"/>
           <w:left w:w="10" w:type="dxa"/>
@@ -4767,15 +4766,13 @@
       </w:tblGrid>
       <w:tr>
         <w:tblPrEx>
-          <w:tblW w:w="8522" w:type="dxa"/>
-          <w:jc w:val="center"/>
           <w:tblBorders>
-            <w:top w:val="nil"/>
-            <w:left w:val="nil"/>
-            <w:bottom w:val="nil"/>
-            <w:right w:val="nil"/>
-            <w:insideH w:val="nil"/>
-            <w:insideV w:val="nil"/>
+            <w:top w:val="none" w:color="auto" w:sz="0" w:space="0"/>
+            <w:left w:val="none" w:color="auto" w:sz="0" w:space="0"/>
+            <w:bottom w:val="none" w:color="auto" w:sz="0" w:space="0"/>
+            <w:right w:val="none" w:color="auto" w:sz="0" w:space="0"/>
+            <w:insideH w:val="none" w:color="auto" w:sz="0" w:space="0"/>
+            <w:insideV w:val="none" w:color="auto" w:sz="0" w:space="0"/>
           </w:tblBorders>
           <w:tblCellMar>
             <w:top w:w="0" w:type="dxa"/>
@@ -4785,7 +4782,7 @@
           </w:tblCellMar>
         </w:tblPrEx>
         <w:trPr>
-          <w:trHeight w:val="0"/>
+          <w:trHeight w:val="0" w:hRule="atLeast"/>
           <w:tblHeader/>
           <w:jc w:val="center"/>
         </w:trPr>
@@ -4793,8 +4790,8 @@
           <w:tcPr>
             <w:tcW w:w="2149" w:type="dxa"/>
             <w:tcBorders>
-              <w:top w:val="single" w:sz="12" w:space="0" w:color="auto"/>
-              <w:left w:val="single" w:sz="12" w:space="0" w:color="auto"/>
+              <w:top w:val="single" w:color="auto" w:sz="12" w:space="0"/>
+              <w:left w:val="single" w:color="auto" w:sz="12" w:space="0"/>
               <w:bottom w:val="nil"/>
               <w:right w:val="nil"/>
             </w:tcBorders>
@@ -4808,7 +4805,7 @@
           </w:tcPr>
           <w:p>
             <w:pPr>
-              <w:pStyle w:val="a1"/>
+              <w:pStyle w:val="31"/>
               <w:keepNext w:val="0"/>
               <w:keepLines w:val="0"/>
               <w:pageBreakBefore w:val="0"/>
@@ -4823,7 +4820,7 @@
               <w:adjustRightInd w:val="0"/>
               <w:snapToGrid w:val="0"/>
               <w:spacing w:line="240" w:lineRule="auto"/>
-              <w:ind w:left="0" w:right="0" w:firstLine="0" w:leftChars="0" w:rightChars="0" w:firstLineChars="0"/>
+              <w:ind w:left="0" w:leftChars="0" w:right="0" w:rightChars="0" w:firstLine="0" w:firstLineChars="0"/>
               <w:jc w:val="center"/>
               <w:textAlignment w:val="baseline"/>
               <w:rPr>
@@ -4842,8 +4839,8 @@
           <w:tcPr>
             <w:tcW w:w="1417" w:type="dxa"/>
             <w:tcBorders>
-              <w:top w:val="single" w:sz="12" w:space="0" w:color="auto"/>
-              <w:left w:val="single" w:sz="4" w:space="0" w:color="auto"/>
+              <w:top w:val="single" w:color="auto" w:sz="12" w:space="0"/>
+              <w:left w:val="single" w:color="auto" w:sz="4" w:space="0"/>
               <w:bottom w:val="nil"/>
               <w:right w:val="nil"/>
             </w:tcBorders>
@@ -4857,7 +4854,7 @@
           </w:tcPr>
           <w:p>
             <w:pPr>
-              <w:pStyle w:val="a1"/>
+              <w:pStyle w:val="31"/>
               <w:keepNext w:val="0"/>
               <w:keepLines w:val="0"/>
               <w:pageBreakBefore w:val="0"/>
@@ -4872,7 +4869,7 @@
               <w:adjustRightInd w:val="0"/>
               <w:snapToGrid w:val="0"/>
               <w:spacing w:line="240" w:lineRule="auto"/>
-              <w:ind w:left="0" w:right="0" w:firstLine="0" w:leftChars="0" w:rightChars="0" w:firstLineChars="0"/>
+              <w:ind w:left="0" w:leftChars="0" w:right="0" w:rightChars="0" w:firstLine="0" w:firstLineChars="0"/>
               <w:jc w:val="center"/>
               <w:textAlignment w:val="baseline"/>
               <w:rPr>
@@ -4891,8 +4888,8 @@
           <w:tcPr>
             <w:tcW w:w="1657" w:type="dxa"/>
             <w:tcBorders>
-              <w:top w:val="single" w:sz="12" w:space="0" w:color="auto"/>
-              <w:left w:val="single" w:sz="4" w:space="0" w:color="auto"/>
+              <w:top w:val="single" w:color="auto" w:sz="12" w:space="0"/>
+              <w:left w:val="single" w:color="auto" w:sz="4" w:space="0"/>
               <w:bottom w:val="nil"/>
               <w:right w:val="nil"/>
             </w:tcBorders>
@@ -4906,7 +4903,7 @@
           </w:tcPr>
           <w:p>
             <w:pPr>
-              <w:pStyle w:val="a1"/>
+              <w:pStyle w:val="31"/>
               <w:keepNext w:val="0"/>
               <w:keepLines w:val="0"/>
               <w:pageBreakBefore w:val="0"/>
@@ -4921,7 +4918,7 @@
               <w:adjustRightInd w:val="0"/>
               <w:snapToGrid w:val="0"/>
               <w:spacing w:line="240" w:lineRule="auto"/>
-              <w:ind w:left="0" w:right="0" w:firstLine="0" w:leftChars="0" w:rightChars="0" w:firstLineChars="0"/>
+              <w:ind w:left="0" w:leftChars="0" w:right="0" w:rightChars="0" w:firstLine="0" w:firstLineChars="0"/>
               <w:jc w:val="center"/>
               <w:textAlignment w:val="baseline"/>
               <w:rPr>
@@ -4940,10 +4937,10 @@
           <w:tcPr>
             <w:tcW w:w="3298" w:type="dxa"/>
             <w:tcBorders>
-              <w:top w:val="single" w:sz="12" w:space="0" w:color="auto"/>
-              <w:left w:val="single" w:sz="4" w:space="0" w:color="auto"/>
+              <w:top w:val="single" w:color="auto" w:sz="12" w:space="0"/>
+              <w:left w:val="single" w:color="auto" w:sz="4" w:space="0"/>
               <w:bottom w:val="nil"/>
-              <w:right w:val="single" w:sz="12" w:space="0" w:color="auto"/>
+              <w:right w:val="single" w:color="auto" w:sz="12" w:space="0"/>
             </w:tcBorders>
             <w:tcMar>
               <w:top w:w="60" w:type="dxa"/>
@@ -4955,7 +4952,7 @@
           </w:tcPr>
           <w:p>
             <w:pPr>
-              <w:pStyle w:val="a1"/>
+              <w:pStyle w:val="31"/>
               <w:keepNext w:val="0"/>
               <w:keepLines w:val="0"/>
               <w:pageBreakBefore w:val="0"/>
@@ -4970,7 +4967,7 @@
               <w:adjustRightInd w:val="0"/>
               <w:snapToGrid w:val="0"/>
               <w:spacing w:line="240" w:lineRule="auto"/>
-              <w:ind w:left="0" w:right="0" w:firstLine="0" w:leftChars="0" w:rightChars="0" w:firstLineChars="0"/>
+              <w:ind w:left="0" w:leftChars="0" w:right="0" w:rightChars="0" w:firstLine="0" w:firstLineChars="0"/>
               <w:jc w:val="center"/>
               <w:textAlignment w:val="baseline"/>
               <w:rPr>
@@ -4988,8 +4985,14 @@
       </w:tr>
       <w:tr>
         <w:tblPrEx>
-          <w:tblW w:w="8522" w:type="dxa"/>
-          <w:jc w:val="center"/>
+          <w:tblBorders>
+            <w:top w:val="none" w:color="auto" w:sz="0" w:space="0"/>
+            <w:left w:val="none" w:color="auto" w:sz="0" w:space="0"/>
+            <w:bottom w:val="none" w:color="auto" w:sz="0" w:space="0"/>
+            <w:right w:val="none" w:color="auto" w:sz="0" w:space="0"/>
+            <w:insideH w:val="none" w:color="auto" w:sz="0" w:space="0"/>
+            <w:insideV w:val="none" w:color="auto" w:sz="0" w:space="0"/>
+          </w:tblBorders>
           <w:tblCellMar>
             <w:top w:w="0" w:type="dxa"/>
             <w:left w:w="10" w:type="dxa"/>
@@ -4998,15 +5001,15 @@
           </w:tblCellMar>
         </w:tblPrEx>
         <w:trPr>
-          <w:trHeight w:val="0"/>
+          <w:trHeight w:val="0" w:hRule="atLeast"/>
           <w:jc w:val="center"/>
         </w:trPr>
         <w:tc>
           <w:tcPr>
             <w:tcW w:w="2149" w:type="dxa"/>
             <w:tcBorders>
-              <w:top w:val="single" w:sz="4" w:space="0" w:color="auto"/>
-              <w:left w:val="single" w:sz="12" w:space="0" w:color="auto"/>
+              <w:top w:val="single" w:color="auto" w:sz="4" w:space="0"/>
+              <w:left w:val="single" w:color="auto" w:sz="12" w:space="0"/>
               <w:bottom w:val="nil"/>
               <w:right w:val="nil"/>
             </w:tcBorders>
@@ -5020,7 +5023,7 @@
           </w:tcPr>
           <w:p>
             <w:pPr>
-              <w:pStyle w:val="a1"/>
+              <w:pStyle w:val="31"/>
               <w:keepNext w:val="0"/>
               <w:keepLines w:val="0"/>
               <w:pageBreakBefore w:val="0"/>
@@ -5035,7 +5038,7 @@
               <w:adjustRightInd w:val="0"/>
               <w:snapToGrid w:val="0"/>
               <w:spacing w:line="240" w:lineRule="auto"/>
-              <w:ind w:left="0" w:right="0" w:firstLine="0" w:leftChars="0" w:rightChars="0" w:firstLineChars="0"/>
+              <w:ind w:left="0" w:leftChars="0" w:right="0" w:rightChars="0" w:firstLine="0" w:firstLineChars="0"/>
               <w:jc w:val="center"/>
               <w:textAlignment w:val="baseline"/>
             </w:pPr>
@@ -5048,8 +5051,8 @@
           <w:tcPr>
             <w:tcW w:w="1417" w:type="dxa"/>
             <w:tcBorders>
-              <w:top w:val="single" w:sz="4" w:space="0" w:color="auto"/>
-              <w:left w:val="single" w:sz="4" w:space="0" w:color="auto"/>
+              <w:top w:val="single" w:color="auto" w:sz="4" w:space="0"/>
+              <w:left w:val="single" w:color="auto" w:sz="4" w:space="0"/>
               <w:bottom w:val="nil"/>
               <w:right w:val="nil"/>
             </w:tcBorders>
@@ -5063,7 +5066,7 @@
           </w:tcPr>
           <w:p>
             <w:pPr>
-              <w:pStyle w:val="a1"/>
+              <w:pStyle w:val="31"/>
               <w:keepNext w:val="0"/>
               <w:keepLines w:val="0"/>
               <w:pageBreakBefore w:val="0"/>
@@ -5078,7 +5081,7 @@
               <w:adjustRightInd w:val="0"/>
               <w:snapToGrid w:val="0"/>
               <w:spacing w:line="240" w:lineRule="auto"/>
-              <w:ind w:left="0" w:right="0" w:firstLine="0" w:leftChars="0" w:rightChars="0" w:firstLineChars="0"/>
+              <w:ind w:left="0" w:leftChars="0" w:right="0" w:rightChars="0" w:firstLine="0" w:firstLineChars="0"/>
               <w:jc w:val="left"/>
               <w:textAlignment w:val="baseline"/>
             </w:pPr>
@@ -5091,8 +5094,8 @@
           <w:tcPr>
             <w:tcW w:w="1657" w:type="dxa"/>
             <w:tcBorders>
-              <w:top w:val="single" w:sz="4" w:space="0" w:color="auto"/>
-              <w:left w:val="single" w:sz="4" w:space="0" w:color="auto"/>
+              <w:top w:val="single" w:color="auto" w:sz="4" w:space="0"/>
+              <w:left w:val="single" w:color="auto" w:sz="4" w:space="0"/>
               <w:bottom w:val="nil"/>
               <w:right w:val="nil"/>
             </w:tcBorders>
@@ -5106,7 +5109,7 @@
           </w:tcPr>
           <w:p>
             <w:pPr>
-              <w:pStyle w:val="a1"/>
+              <w:pStyle w:val="31"/>
               <w:keepNext w:val="0"/>
               <w:keepLines w:val="0"/>
               <w:pageBreakBefore w:val="0"/>
@@ -5121,7 +5124,7 @@
               <w:adjustRightInd w:val="0"/>
               <w:snapToGrid w:val="0"/>
               <w:spacing w:line="240" w:lineRule="auto"/>
-              <w:ind w:left="0" w:right="0" w:firstLine="0" w:leftChars="0" w:rightChars="0" w:firstLineChars="0"/>
+              <w:ind w:left="0" w:leftChars="0" w:right="0" w:rightChars="0" w:firstLine="0" w:firstLineChars="0"/>
               <w:jc w:val="center"/>
               <w:textAlignment w:val="baseline"/>
             </w:pPr>
@@ -5134,10 +5137,10 @@
           <w:tcPr>
             <w:tcW w:w="3298" w:type="dxa"/>
             <w:tcBorders>
-              <w:top w:val="single" w:sz="4" w:space="0" w:color="auto"/>
-              <w:left w:val="single" w:sz="4" w:space="0" w:color="auto"/>
+              <w:top w:val="single" w:color="auto" w:sz="4" w:space="0"/>
+              <w:left w:val="single" w:color="auto" w:sz="4" w:space="0"/>
               <w:bottom w:val="nil"/>
-              <w:right w:val="single" w:sz="12" w:space="0" w:color="auto"/>
+              <w:right w:val="single" w:color="auto" w:sz="12" w:space="0"/>
             </w:tcBorders>
             <w:tcMar>
               <w:top w:w="60" w:type="dxa"/>
@@ -5149,7 +5152,7 @@
           </w:tcPr>
           <w:p>
             <w:pPr>
-              <w:pStyle w:val="a1"/>
+              <w:pStyle w:val="31"/>
               <w:keepNext w:val="0"/>
               <w:keepLines w:val="0"/>
               <w:pageBreakBefore w:val="0"/>
@@ -5164,7 +5167,7 @@
               <w:adjustRightInd w:val="0"/>
               <w:snapToGrid w:val="0"/>
               <w:spacing w:line="240" w:lineRule="auto"/>
-              <w:ind w:left="0" w:right="0" w:firstLine="0" w:leftChars="0" w:rightChars="0" w:firstLineChars="0"/>
+              <w:ind w:left="0" w:leftChars="0" w:right="0" w:rightChars="0" w:firstLine="0" w:firstLineChars="0"/>
               <w:jc w:val="left"/>
               <w:textAlignment w:val="baseline"/>
             </w:pPr>
@@ -5176,8 +5179,14 @@
       </w:tr>
       <w:tr>
         <w:tblPrEx>
-          <w:tblW w:w="8522" w:type="dxa"/>
-          <w:jc w:val="center"/>
+          <w:tblBorders>
+            <w:top w:val="none" w:color="auto" w:sz="0" w:space="0"/>
+            <w:left w:val="none" w:color="auto" w:sz="0" w:space="0"/>
+            <w:bottom w:val="none" w:color="auto" w:sz="0" w:space="0"/>
+            <w:right w:val="none" w:color="auto" w:sz="0" w:space="0"/>
+            <w:insideH w:val="none" w:color="auto" w:sz="0" w:space="0"/>
+            <w:insideV w:val="none" w:color="auto" w:sz="0" w:space="0"/>
+          </w:tblBorders>
           <w:tblCellMar>
             <w:top w:w="0" w:type="dxa"/>
             <w:left w:w="10" w:type="dxa"/>
@@ -5186,16 +5195,16 @@
           </w:tblCellMar>
         </w:tblPrEx>
         <w:trPr>
-          <w:trHeight w:val="0"/>
+          <w:trHeight w:val="0" w:hRule="atLeast"/>
           <w:jc w:val="center"/>
         </w:trPr>
         <w:tc>
           <w:tcPr>
             <w:tcW w:w="2149" w:type="dxa"/>
             <w:tcBorders>
-              <w:top w:val="single" w:sz="4" w:space="0" w:color="auto"/>
-              <w:left w:val="single" w:sz="12" w:space="0" w:color="auto"/>
-              <w:bottom w:val="single" w:sz="12" w:space="0" w:color="auto"/>
+              <w:top w:val="single" w:color="auto" w:sz="4" w:space="0"/>
+              <w:left w:val="single" w:color="auto" w:sz="12" w:space="0"/>
+              <w:bottom w:val="single" w:color="auto" w:sz="12" w:space="0"/>
               <w:right w:val="nil"/>
             </w:tcBorders>
             <w:tcMar>
@@ -5208,7 +5217,7 @@
           </w:tcPr>
           <w:p>
             <w:pPr>
-              <w:pStyle w:val="a1"/>
+              <w:pStyle w:val="31"/>
               <w:keepNext w:val="0"/>
               <w:keepLines w:val="0"/>
               <w:pageBreakBefore w:val="0"/>
@@ -5223,7 +5232,7 @@
               <w:adjustRightInd w:val="0"/>
               <w:snapToGrid w:val="0"/>
               <w:spacing w:line="240" w:lineRule="auto"/>
-              <w:ind w:left="0" w:right="0" w:firstLine="0" w:leftChars="0" w:rightChars="0" w:firstLineChars="0"/>
+              <w:ind w:left="0" w:leftChars="0" w:right="0" w:rightChars="0" w:firstLine="0" w:firstLineChars="0"/>
               <w:jc w:val="center"/>
               <w:textAlignment w:val="baseline"/>
             </w:pPr>
@@ -5236,9 +5245,9 @@
           <w:tcPr>
             <w:tcW w:w="1417" w:type="dxa"/>
             <w:tcBorders>
-              <w:top w:val="single" w:sz="4" w:space="0" w:color="auto"/>
-              <w:left w:val="single" w:sz="4" w:space="0" w:color="auto"/>
-              <w:bottom w:val="single" w:sz="12" w:space="0" w:color="auto"/>
+              <w:top w:val="single" w:color="auto" w:sz="4" w:space="0"/>
+              <w:left w:val="single" w:color="auto" w:sz="4" w:space="0"/>
+              <w:bottom w:val="single" w:color="auto" w:sz="12" w:space="0"/>
               <w:right w:val="nil"/>
             </w:tcBorders>
             <w:tcMar>
@@ -5251,7 +5260,7 @@
           </w:tcPr>
           <w:p>
             <w:pPr>
-              <w:pStyle w:val="a1"/>
+              <w:pStyle w:val="31"/>
               <w:keepNext w:val="0"/>
               <w:keepLines w:val="0"/>
               <w:pageBreakBefore w:val="0"/>
@@ -5266,7 +5275,7 @@
               <w:adjustRightInd w:val="0"/>
               <w:snapToGrid w:val="0"/>
               <w:spacing w:line="240" w:lineRule="auto"/>
-              <w:ind w:left="0" w:right="0" w:firstLine="0" w:leftChars="0" w:rightChars="0" w:firstLineChars="0"/>
+              <w:ind w:left="0" w:leftChars="0" w:right="0" w:rightChars="0" w:firstLine="0" w:firstLineChars="0"/>
               <w:jc w:val="left"/>
               <w:textAlignment w:val="baseline"/>
             </w:pPr>
@@ -5279,9 +5288,9 @@
           <w:tcPr>
             <w:tcW w:w="1657" w:type="dxa"/>
             <w:tcBorders>
-              <w:top w:val="single" w:sz="4" w:space="0" w:color="auto"/>
-              <w:left w:val="single" w:sz="4" w:space="0" w:color="auto"/>
-              <w:bottom w:val="single" w:sz="12" w:space="0" w:color="auto"/>
+              <w:top w:val="single" w:color="auto" w:sz="4" w:space="0"/>
+              <w:left w:val="single" w:color="auto" w:sz="4" w:space="0"/>
+              <w:bottom w:val="single" w:color="auto" w:sz="12" w:space="0"/>
               <w:right w:val="nil"/>
             </w:tcBorders>
             <w:tcMar>
@@ -5294,7 +5303,7 @@
           </w:tcPr>
           <w:p>
             <w:pPr>
-              <w:pStyle w:val="a1"/>
+              <w:pStyle w:val="31"/>
               <w:keepNext w:val="0"/>
               <w:keepLines w:val="0"/>
               <w:pageBreakBefore w:val="0"/>
@@ -5309,7 +5318,7 @@
               <w:adjustRightInd w:val="0"/>
               <w:snapToGrid w:val="0"/>
               <w:spacing w:line="240" w:lineRule="auto"/>
-              <w:ind w:left="0" w:right="0" w:firstLine="0" w:leftChars="0" w:rightChars="0" w:firstLineChars="0"/>
+              <w:ind w:left="0" w:leftChars="0" w:right="0" w:rightChars="0" w:firstLine="0" w:firstLineChars="0"/>
               <w:jc w:val="center"/>
               <w:textAlignment w:val="baseline"/>
             </w:pPr>
@@ -5322,10 +5331,10 @@
           <w:tcPr>
             <w:tcW w:w="3298" w:type="dxa"/>
             <w:tcBorders>
-              <w:top w:val="single" w:sz="4" w:space="0" w:color="auto"/>
-              <w:left w:val="single" w:sz="4" w:space="0" w:color="auto"/>
-              <w:bottom w:val="single" w:sz="12" w:space="0" w:color="auto"/>
-              <w:right w:val="single" w:sz="12" w:space="0" w:color="auto"/>
+              <w:top w:val="single" w:color="auto" w:sz="4" w:space="0"/>
+              <w:left w:val="single" w:color="auto" w:sz="4" w:space="0"/>
+              <w:bottom w:val="single" w:color="auto" w:sz="12" w:space="0"/>
+              <w:right w:val="single" w:color="auto" w:sz="12" w:space="0"/>
             </w:tcBorders>
             <w:tcMar>
               <w:top w:w="60" w:type="dxa"/>
@@ -5337,7 +5346,7 @@
           </w:tcPr>
           <w:p>
             <w:pPr>
-              <w:pStyle w:val="a1"/>
+              <w:pStyle w:val="31"/>
               <w:keepNext w:val="0"/>
               <w:keepLines w:val="0"/>
               <w:pageBreakBefore w:val="0"/>
@@ -5352,7 +5361,7 @@
               <w:adjustRightInd w:val="0"/>
               <w:snapToGrid w:val="0"/>
               <w:spacing w:line="240" w:lineRule="auto"/>
-              <w:ind w:left="0" w:right="0" w:firstLine="0" w:leftChars="0" w:rightChars="0" w:firstLineChars="0"/>
+              <w:ind w:left="0" w:leftChars="0" w:right="0" w:rightChars="0" w:firstLine="0" w:firstLineChars="0"/>
               <w:jc w:val="left"/>
               <w:textAlignment w:val="baseline"/>
             </w:pPr>
@@ -5375,7 +5384,7 @@
     </w:tbl>
     <w:p>
       <w:pPr>
-        <w:pStyle w:val="a1"/>
+        <w:pStyle w:val="31"/>
         <w:keepNext w:val="0"/>
         <w:keepLines w:val="0"/>
         <w:pageBreakBefore w:val="0"/>
@@ -5392,12 +5401,12 @@
         <w:textAlignment w:val="baseline"/>
       </w:pPr>
       <w:r>
-        <w:t>通过内审和管理评审，检验了运维管理体系符合公司管理程序文件的要求，运维体系得到了有效实施，运行保持了适宜性、有效性。产品产品质量部在内审中发现的不合格项已经监督相应责任部门进行整改，并已完成关闭。</w:t>
+        <w:t>通过内审和管理评审，检验了运维管理体系符合公司管理程序文件的要求，运维体系得到了有效实施，运行保持了适宜性、有效性。产品质量部在内审中发现的不合格项已经监督相应责任部门进行整改，并已完成关闭。</w:t>
       </w:r>
     </w:p>
     <w:p>
       <w:pPr>
-        <w:pStyle w:val="2"/>
+        <w:pStyle w:val="32"/>
         <w:keepNext w:val="0"/>
         <w:keepLines w:val="0"/>
         <w:pageBreakBefore w:val="0"/>
@@ -5414,7 +5423,7 @@
         <w:textAlignment w:val="baseline"/>
       </w:pPr>
       <w:bookmarkStart w:id="11" w:name="heading_7"/>
-      <w:bookmarkStart w:id="12" w:name="_Toc13323"/>
+      <w:bookmarkStart w:id="12" w:name="_Toc21839"/>
       <w:r>
         <w:t>客户满意度调查</w:t>
       </w:r>
@@ -5423,7 +5432,7 @@
     </w:p>
     <w:p>
       <w:pPr>
-        <w:pStyle w:val="a1"/>
+        <w:pStyle w:val="31"/>
         <w:keepNext w:val="0"/>
         <w:keepLines w:val="0"/>
         <w:pageBreakBefore w:val="0"/>
@@ -5440,12 +5449,12 @@
         <w:textAlignment w:val="baseline"/>
       </w:pPr>
       <w:r>
-        <w:t>按照质量管理工作计划，2025年12月，产品产品质量部在运维部的配合下，对运维服务业务的主要项目进行了2025年度的整体客户满意度调查。</w:t>
+        <w:t>按照质量管理工作计划，2025年12月，产品质量部在运维部的配合下，对运维服务业务的主要项目进行了2025年度的整体客户满意度调查。</w:t>
       </w:r>
     </w:p>
     <w:p>
       <w:pPr>
-        <w:pStyle w:val="a1"/>
+        <w:pStyle w:val="31"/>
         <w:keepNext w:val="0"/>
         <w:keepLines w:val="0"/>
         <w:pageBreakBefore w:val="0"/>
@@ -5557,7 +5566,7 @@
     </w:p>
     <w:p>
       <w:pPr>
-        <w:pStyle w:val="a1"/>
+        <w:pStyle w:val="31"/>
         <w:keepNext w:val="0"/>
         <w:keepLines w:val="0"/>
         <w:pageBreakBefore w:val="0"/>
@@ -5579,7 +5588,7 @@
     </w:p>
     <w:p>
       <w:pPr>
-        <w:pStyle w:val="a1"/>
+        <w:pStyle w:val="31"/>
         <w:keepNext w:val="0"/>
         <w:keepLines w:val="0"/>
         <w:pageBreakBefore w:val="0"/>
@@ -5595,7 +5604,7 @@
         <w:snapToGrid w:val="0"/>
         <w:textAlignment w:val="baseline"/>
         <w:rPr>
-          <w:rFonts w:eastAsia="宋体" w:hint="default"/>
+          <w:rFonts w:hint="default" w:eastAsia="宋体"/>
           <w:lang w:val="en-US" w:eastAsia="zh-CN"/>
         </w:rPr>
       </w:pPr>
@@ -5604,12 +5613,12 @@
           <w:rFonts w:hint="eastAsia"/>
           <w:lang w:val="en-US" w:eastAsia="zh-CN"/>
         </w:rPr>
-        <w:t>针对满意度调查过程中得分较低项，及时由相关部门经理组织培训，并由产品产品质量部进行跟踪，保证客户满意度。</w:t>
+        <w:t>针对满意度调查过程中得分较低项，及时由相关部门经理组织培训，并由产品质量部进行跟踪，保证客户满意度。</w:t>
       </w:r>
     </w:p>
     <w:p>
       <w:pPr>
-        <w:pStyle w:val="2"/>
+        <w:pStyle w:val="32"/>
         <w:keepNext w:val="0"/>
         <w:keepLines w:val="0"/>
         <w:pageBreakBefore w:val="0"/>
@@ -5626,7 +5635,7 @@
         <w:textAlignment w:val="baseline"/>
       </w:pPr>
       <w:bookmarkStart w:id="13" w:name="heading_8"/>
-      <w:bookmarkStart w:id="14" w:name="_Toc22010"/>
+      <w:bookmarkStart w:id="14" w:name="_Toc12092"/>
       <w:r>
         <w:t>项目质量检查</w:t>
       </w:r>
@@ -5635,7 +5644,7 @@
     </w:p>
     <w:p>
       <w:pPr>
-        <w:pStyle w:val="a1"/>
+        <w:pStyle w:val="31"/>
         <w:keepNext w:val="0"/>
         <w:keepLines w:val="0"/>
         <w:pageBreakBefore w:val="0"/>
@@ -5652,12 +5661,12 @@
         <w:textAlignment w:val="baseline"/>
       </w:pPr>
       <w:r>
-        <w:t>产品产品质量部每个月选取1-2个项目进行现场质量检查，识别项目问题，并监督运维部制定改善计划，跟踪改善结果。</w:t>
+        <w:t>产品质量部每个月选取1-2个项目进行现场质量检查，识别项目问题，并监督运维部制定改善计划，跟踪改善结果。</w:t>
       </w:r>
     </w:p>
     <w:p>
       <w:pPr>
-        <w:pStyle w:val="a1"/>
+        <w:pStyle w:val="31"/>
         <w:keepNext w:val="0"/>
         <w:keepLines w:val="0"/>
         <w:pageBreakBefore w:val="0"/>
@@ -5676,12 +5685,10 @@
       <w:r>
         <w:t>截止2025年12月底，各项目执行状况良好。</w:t>
       </w:r>
-      <w:bookmarkStart w:id="15" w:name="_GoBack"/>
-      <w:bookmarkEnd w:id="15"/>
     </w:p>
     <w:p>
       <w:pPr>
-        <w:pStyle w:val="2"/>
+        <w:pStyle w:val="32"/>
         <w:keepNext w:val="0"/>
         <w:keepLines w:val="0"/>
         <w:pageBreakBefore w:val="0"/>
@@ -5697,17 +5704,17 @@
         <w:snapToGrid w:val="0"/>
         <w:textAlignment w:val="baseline"/>
       </w:pPr>
-      <w:bookmarkStart w:id="16" w:name="heading_9"/>
-      <w:bookmarkStart w:id="17" w:name="_Toc8553"/>
+      <w:bookmarkStart w:id="15" w:name="heading_9"/>
+      <w:bookmarkStart w:id="16" w:name="_Toc5067"/>
       <w:r>
         <w:t>质量培训</w:t>
       </w:r>
+      <w:bookmarkEnd w:id="15"/>
       <w:bookmarkEnd w:id="16"/>
-      <w:bookmarkEnd w:id="17"/>
     </w:p>
     <w:p>
       <w:pPr>
-        <w:pStyle w:val="a1"/>
+        <w:pStyle w:val="31"/>
         <w:keepNext w:val="0"/>
         <w:keepLines w:val="0"/>
         <w:pageBreakBefore w:val="0"/>
@@ -5724,7 +5731,7 @@
         <w:textAlignment w:val="baseline"/>
       </w:pPr>
       <w:r>
-        <w:t>公司每年由产品产品质量部组织，对运维服务团队全员开展质量管理培训工作。2025年</w:t>
+        <w:t>公司每年由产品质量部组织，对运维服务团队全员开展质量管理培训工作。2025年</w:t>
       </w:r>
       <w:r>
         <w:rPr>
@@ -5739,7 +5746,42 @@
     </w:p>
     <w:p>
       <w:pPr>
-        <w:pStyle w:val="a1"/>
+        <w:pStyle w:val="32"/>
+        <w:bidi w:val="0"/>
+        <w:rPr>
+          <w:rFonts w:hint="default"/>
+          <w:lang w:val="en-US" w:eastAsia="zh-CN"/>
+        </w:rPr>
+      </w:pPr>
+      <w:bookmarkStart w:id="17" w:name="_Toc31111"/>
+      <w:r>
+        <w:rPr>
+          <w:rFonts w:hint="eastAsia"/>
+          <w:lang w:val="en-US" w:eastAsia="zh-CN"/>
+        </w:rPr>
+        <w:t>客户投诉数量</w:t>
+      </w:r>
+      <w:bookmarkEnd w:id="17"/>
+    </w:p>
+    <w:p>
+      <w:pPr>
+        <w:pStyle w:val="31"/>
+        <w:rPr>
+          <w:rFonts w:hint="default"/>
+          <w:lang w:val="en-US" w:eastAsia="zh-CN"/>
+        </w:rPr>
+      </w:pPr>
+      <w:r>
+        <w:rPr>
+          <w:rFonts w:hint="eastAsia"/>
+          <w:lang w:val="en-US" w:eastAsia="zh-CN"/>
+        </w:rPr>
+        <w:t>截止2025年年度，没有收到客户投诉。</w:t>
+      </w:r>
+    </w:p>
+    <w:p>
+      <w:pPr>
+        <w:pStyle w:val="31"/>
         <w:keepNext w:val="0"/>
         <w:keepLines w:val="0"/>
         <w:pageBreakBefore w:val="0"/>
@@ -5755,7 +5797,7 @@
         <w:snapToGrid w:val="0"/>
         <w:textAlignment w:val="baseline"/>
         <w:rPr>
-          <w:rFonts w:eastAsia="宋体" w:hint="eastAsia"/>
+          <w:rFonts w:hint="eastAsia" w:eastAsia="宋体"/>
           <w:lang w:val="en-US" w:eastAsia="zh-CN"/>
         </w:rPr>
       </w:pPr>
@@ -5763,23 +5805,73 @@
     <w:sectPr>
       <w:pgSz w:w="11906" w:h="16838"/>
       <w:pgMar w:top="1440" w:right="1800" w:bottom="1440" w:left="1800" w:header="851" w:footer="992" w:gutter="0"/>
-      <w:cols w:num="1" w:space="425"/>
+      <w:cols w:space="425" w:num="1"/>
       <w:docGrid w:type="lines" w:linePitch="312" w:charSpace="0"/>
     </w:sectPr>
   </w:body>
 </w:document>
 </file>
 
+<file path=word/endnotes.xml><?xml version="1.0" encoding="utf-8"?>
+<w:endnotes xmlns:wpc="http://schemas.microsoft.com/office/word/2010/wordprocessingCanvas" xmlns:mc="http://schemas.openxmlformats.org/markup-compatibility/2006" xmlns:o="urn:schemas-microsoft-com:office:office" xmlns:r="http://schemas.openxmlformats.org/officeDocument/2006/relationships" xmlns:m="http://schemas.openxmlformats.org/officeDocument/2006/math" xmlns:v="urn:schemas-microsoft-com:vml" xmlns:wp14="http://schemas.microsoft.com/office/word/2010/wordprocessingDrawing" xmlns:wp="http://schemas.openxmlformats.org/drawingml/2006/wordprocessingDrawing" xmlns:w="http://schemas.openxmlformats.org/wordprocessingml/2006/main" xmlns:w14="http://schemas.microsoft.com/office/word/2010/wordml" xmlns:w15="http://schemas.microsoft.com/office/word/2012/wordml" xmlns:w10="urn:schemas-microsoft-com:office:word" xmlns:wpg="http://schemas.microsoft.com/office/word/2010/wordprocessingGroup" xmlns:wpi="http://schemas.microsoft.com/office/word/2010/wordprocessingInk" xmlns:wne="http://schemas.microsoft.com/office/word/2006/wordml" xmlns:wps="http://schemas.microsoft.com/office/word/2010/wordprocessingShape" xmlns:wpsCustomData="http://www.wps.cn/officeDocument/2013/wpsCustomData" mc:Ignorable="w14 w15 wp14">
+  <w:endnote w:type="separator" w:id="0">
+    <w:p>
+      <w:pPr>
+        <w:spacing w:line="240" w:lineRule="auto"/>
+      </w:pPr>
+      <w:r>
+        <w:separator/>
+      </w:r>
+    </w:p>
+  </w:endnote>
+  <w:endnote w:type="continuationSeparator" w:id="1">
+    <w:p>
+      <w:pPr>
+        <w:spacing w:line="240" w:lineRule="auto"/>
+      </w:pPr>
+      <w:r>
+        <w:continuationSeparator/>
+      </w:r>
+    </w:p>
+  </w:endnote>
+</w:endnotes>
+</file>
+
+<file path=word/footnotes.xml><?xml version="1.0" encoding="utf-8"?>
+<w:footnotes xmlns:wpc="http://schemas.microsoft.com/office/word/2010/wordprocessingCanvas" xmlns:mc="http://schemas.openxmlformats.org/markup-compatibility/2006" xmlns:o="urn:schemas-microsoft-com:office:office" xmlns:r="http://schemas.openxmlformats.org/officeDocument/2006/relationships" xmlns:m="http://schemas.openxmlformats.org/officeDocument/2006/math" xmlns:v="urn:schemas-microsoft-com:vml" xmlns:wp14="http://schemas.microsoft.com/office/word/2010/wordprocessingDrawing" xmlns:wp="http://schemas.openxmlformats.org/drawingml/2006/wordprocessingDrawing" xmlns:w="http://schemas.openxmlformats.org/wordprocessingml/2006/main" xmlns:w14="http://schemas.microsoft.com/office/word/2010/wordml" xmlns:w15="http://schemas.microsoft.com/office/word/2012/wordml" xmlns:w10="urn:schemas-microsoft-com:office:word" xmlns:wpg="http://schemas.microsoft.com/office/word/2010/wordprocessingGroup" xmlns:wpi="http://schemas.microsoft.com/office/word/2010/wordprocessingInk" xmlns:wne="http://schemas.microsoft.com/office/word/2006/wordml" xmlns:wps="http://schemas.microsoft.com/office/word/2010/wordprocessingShape" xmlns:wpsCustomData="http://www.wps.cn/officeDocument/2013/wpsCustomData" mc:Ignorable="w14 w15 wp14">
+  <w:footnote w:type="separator" w:id="0">
+    <w:p>
+      <w:pPr>
+        <w:spacing w:line="360" w:lineRule="auto"/>
+      </w:pPr>
+      <w:r>
+        <w:separator/>
+      </w:r>
+    </w:p>
+  </w:footnote>
+  <w:footnote w:type="continuationSeparator" w:id="1">
+    <w:p>
+      <w:pPr>
+        <w:spacing w:line="360" w:lineRule="auto"/>
+      </w:pPr>
+      <w:r>
+        <w:continuationSeparator/>
+      </w:r>
+    </w:p>
+  </w:footnote>
+</w:footnotes>
+</file>
+
 <file path=word/numbering.xml><?xml version="1.0" encoding="utf-8"?>
-<w:numbering xmlns:wpc="http://schemas.microsoft.com/office/word/2010/wordprocessingCanvas" xmlns:mc="http://schemas.openxmlformats.org/markup-compatibility/2006" xmlns:o="urn:schemas-microsoft-com:office:office" xmlns:r="http://schemas.openxmlformats.org/officeDocument/2006/relationships" xmlns:m="http://schemas.openxmlformats.org/officeDocument/2006/math" xmlns:v="urn:schemas-microsoft-com:vml" xmlns:wp14="http://schemas.microsoft.com/office/word/2010/wordprocessingDrawing" xmlns:wp="http://schemas.openxmlformats.org/drawingml/2006/wordprocessingDrawing" xmlns:w10="urn:schemas-microsoft-com:office:word" xmlns:w="http://schemas.openxmlformats.org/wordprocessingml/2006/main" xmlns:w14="http://schemas.microsoft.com/office/word/2010/wordml" xmlns:w15="http://schemas.microsoft.com/office/word/2012/wordml" xmlns:wne="http://schemas.microsoft.com/office/word/2006/wordml" xmlns:wpg="http://schemas.microsoft.com/office/word/2010/wordprocessingGroup" xmlns:wpi="http://schemas.microsoft.com/office/word/2010/wordprocessingInk" xmlns:wps="http://schemas.microsoft.com/office/word/2010/wordprocessingShape" mc:Ignorable="w14 w15 wp14">
+<w:numbering xmlns:wpc="http://schemas.microsoft.com/office/word/2010/wordprocessingCanvas" xmlns:mc="http://schemas.openxmlformats.org/markup-compatibility/2006" xmlns:o="urn:schemas-microsoft-com:office:office" xmlns:r="http://schemas.openxmlformats.org/officeDocument/2006/relationships" xmlns:m="http://schemas.openxmlformats.org/officeDocument/2006/math" xmlns:v="urn:schemas-microsoft-com:vml" xmlns:wp14="http://schemas.microsoft.com/office/word/2010/wordprocessingDrawing" xmlns:wp="http://schemas.openxmlformats.org/drawingml/2006/wordprocessingDrawing" xmlns:w10="urn:schemas-microsoft-com:office:word" xmlns:w="http://schemas.openxmlformats.org/wordprocessingml/2006/main" xmlns:w14="http://schemas.microsoft.com/office/word/2010/wordml" xmlns:wpg="http://schemas.microsoft.com/office/word/2010/wordprocessingGroup" xmlns:wpi="http://schemas.microsoft.com/office/word/2010/wordprocessingInk" xmlns:wne="http://schemas.microsoft.com/office/word/2006/wordml" xmlns:wps="http://schemas.microsoft.com/office/word/2010/wordprocessingShape" xmlns:wpsCustomData="http://www.wps.cn/officeDocument/2013/wpsCustomData" mc:Ignorable="w14 wp14">
   <w:abstractNum w:abstractNumId="0">
     <w:nsid w:val="8E964DCE"/>
     <w:multiLevelType w:val="multilevel"/>
     <w:tmpl w:val="8E964DCE"/>
-    <w:lvl w:ilvl="0">
+    <w:lvl w:ilvl="0" w:tentative="0">
       <w:start w:val="1"/>
       <w:numFmt w:val="decimal"/>
-      <w:pStyle w:val="Heading1"/>
+      <w:pStyle w:val="2"/>
       <w:lvlText w:val="%1."/>
       <w:lvlJc w:val="left"/>
       <w:pPr>
@@ -5789,10 +5881,10 @@
         <w:rFonts w:hint="default"/>
       </w:rPr>
     </w:lvl>
-    <w:lvl w:ilvl="1">
+    <w:lvl w:ilvl="1" w:tentative="0">
       <w:start w:val="1"/>
       <w:numFmt w:val="decimal"/>
-      <w:pStyle w:val="Heading2"/>
+      <w:pStyle w:val="3"/>
       <w:lvlText w:val="%1.%2."/>
       <w:lvlJc w:val="left"/>
       <w:pPr>
@@ -5802,10 +5894,10 @@
         <w:rFonts w:hint="default"/>
       </w:rPr>
     </w:lvl>
-    <w:lvl w:ilvl="2">
+    <w:lvl w:ilvl="2" w:tentative="0">
       <w:start w:val="1"/>
       <w:numFmt w:val="decimal"/>
-      <w:pStyle w:val="Heading3"/>
+      <w:pStyle w:val="4"/>
       <w:lvlText w:val="%1.%2.%3."/>
       <w:lvlJc w:val="left"/>
       <w:pPr>
@@ -5815,10 +5907,10 @@
         <w:rFonts w:hint="default"/>
       </w:rPr>
     </w:lvl>
-    <w:lvl w:ilvl="3">
+    <w:lvl w:ilvl="3" w:tentative="0">
       <w:start w:val="1"/>
       <w:numFmt w:val="decimal"/>
-      <w:pStyle w:val="Heading4"/>
+      <w:pStyle w:val="5"/>
       <w:lvlText w:val="%1.%2.%3.%4."/>
       <w:lvlJc w:val="left"/>
       <w:pPr>
@@ -5828,10 +5920,10 @@
         <w:rFonts w:hint="default"/>
       </w:rPr>
     </w:lvl>
-    <w:lvl w:ilvl="4">
+    <w:lvl w:ilvl="4" w:tentative="0">
       <w:start w:val="1"/>
       <w:numFmt w:val="decimal"/>
-      <w:pStyle w:val="Heading5"/>
+      <w:pStyle w:val="6"/>
       <w:lvlText w:val="%1.%2.%3.%4.%5."/>
       <w:lvlJc w:val="left"/>
       <w:pPr>
@@ -5841,10 +5933,10 @@
         <w:rFonts w:hint="default"/>
       </w:rPr>
     </w:lvl>
-    <w:lvl w:ilvl="5">
+    <w:lvl w:ilvl="5" w:tentative="0">
       <w:start w:val="1"/>
       <w:numFmt w:val="decimal"/>
-      <w:pStyle w:val="Heading6"/>
+      <w:pStyle w:val="7"/>
       <w:lvlText w:val="%1.%2.%3.%4.%5.%6."/>
       <w:lvlJc w:val="left"/>
       <w:pPr>
@@ -5854,10 +5946,10 @@
         <w:rFonts w:hint="default"/>
       </w:rPr>
     </w:lvl>
-    <w:lvl w:ilvl="6">
+    <w:lvl w:ilvl="6" w:tentative="0">
       <w:start w:val="1"/>
       <w:numFmt w:val="decimal"/>
-      <w:pStyle w:val="Heading7"/>
+      <w:pStyle w:val="8"/>
       <w:lvlText w:val="%1.%2.%3.%4.%5.%6.%7."/>
       <w:lvlJc w:val="left"/>
       <w:pPr>
@@ -5867,10 +5959,10 @@
         <w:rFonts w:hint="default"/>
       </w:rPr>
     </w:lvl>
-    <w:lvl w:ilvl="7">
+    <w:lvl w:ilvl="7" w:tentative="0">
       <w:start w:val="1"/>
       <w:numFmt w:val="decimal"/>
-      <w:pStyle w:val="Heading8"/>
+      <w:pStyle w:val="9"/>
       <w:lvlText w:val="%1.%2.%3.%4.%5.%6.%7.%8."/>
       <w:lvlJc w:val="left"/>
       <w:pPr>
@@ -5880,10 +5972,10 @@
         <w:rFonts w:hint="default"/>
       </w:rPr>
     </w:lvl>
-    <w:lvl w:ilvl="8">
+    <w:lvl w:ilvl="8" w:tentative="0">
       <w:start w:val="1"/>
       <w:numFmt w:val="decimal"/>
-      <w:pStyle w:val="Heading9"/>
+      <w:pStyle w:val="10"/>
       <w:lvlText w:val="%1.%2.%3.%4.%5.%6.%7.%8.%9."/>
       <w:lvlJc w:val="left"/>
       <w:pPr>
@@ -5901,267 +5993,269 @@
 </file>
 
 <file path=word/styles.xml><?xml version="1.0" encoding="utf-8"?>
-<w:styles xmlns:mc="http://schemas.openxmlformats.org/markup-compatibility/2006" xmlns:r="http://schemas.openxmlformats.org/officeDocument/2006/relationships" xmlns:w="http://schemas.openxmlformats.org/wordprocessingml/2006/main" xmlns:w14="http://schemas.microsoft.com/office/word/2010/wordml" xmlns:w15="http://schemas.microsoft.com/office/word/2012/wordml" mc:Ignorable="w14 w15">
+<w:styles xmlns:mc="http://schemas.openxmlformats.org/markup-compatibility/2006" xmlns:o="urn:schemas-microsoft-com:office:office" xmlns:r="http://schemas.openxmlformats.org/officeDocument/2006/relationships" xmlns:m="http://schemas.openxmlformats.org/officeDocument/2006/math" xmlns:v="urn:schemas-microsoft-com:vml" xmlns:w="http://schemas.openxmlformats.org/wordprocessingml/2006/main" xmlns:w14="http://schemas.microsoft.com/office/word/2010/wordml" xmlns:w10="urn:schemas-microsoft-com:office:word" xmlns:sl="http://schemas.openxmlformats.org/schemaLibrary/2006/main" xmlns:wpsCustomData="http://www.wps.cn/officeDocument/2013/wpsCustomData" mc:Ignorable="w14">
   <w:docDefaults>
     <w:rPrDefault>
       <w:rPr>
-        <w:rFonts w:ascii="Times New Roman" w:eastAsia="宋体" w:hAnsi="Times New Roman" w:cs="Times New Roman"/>
+        <w:rFonts w:ascii="Times New Roman" w:hAnsi="Times New Roman" w:eastAsia="宋体" w:cs="Times New Roman"/>
       </w:rPr>
     </w:rPrDefault>
     <w:pPrDefault/>
   </w:docDefaults>
-  <w:latentStyles w:defLockedState="0" w:defUIPriority="99" w:defSemiHidden="1" w:defUnhideWhenUsed="1" w:defQFormat="0" w:count="260">
-    <w:lsdException w:name="Normal" w:semiHidden="0" w:uiPriority="0" w:unhideWhenUsed="0" w:qFormat="1"/>
-    <w:lsdException w:name="heading 1" w:semiHidden="0" w:uiPriority="0" w:unhideWhenUsed="0" w:qFormat="1"/>
-    <w:lsdException w:name="heading 2" w:semiHidden="0" w:uiPriority="0" w:qFormat="1"/>
-    <w:lsdException w:name="heading 3" w:uiPriority="0" w:qFormat="1"/>
-    <w:lsdException w:name="heading 4" w:semiHidden="0" w:uiPriority="0" w:qFormat="1"/>
-    <w:lsdException w:name="heading 5" w:uiPriority="0" w:qFormat="1"/>
-    <w:lsdException w:name="heading 6" w:uiPriority="0" w:qFormat="1"/>
-    <w:lsdException w:name="heading 7" w:uiPriority="0" w:qFormat="1"/>
-    <w:lsdException w:name="heading 8" w:uiPriority="0" w:qFormat="1"/>
-    <w:lsdException w:name="heading 9" w:uiPriority="0" w:qFormat="1"/>
-    <w:lsdException w:name="index 1" w:semiHidden="0" w:uiPriority="0" w:unhideWhenUsed="0"/>
-    <w:lsdException w:name="index 2" w:semiHidden="0" w:uiPriority="0" w:unhideWhenUsed="0"/>
-    <w:lsdException w:name="index 3" w:semiHidden="0" w:uiPriority="0" w:unhideWhenUsed="0"/>
-    <w:lsdException w:name="index 4" w:semiHidden="0" w:uiPriority="0" w:unhideWhenUsed="0"/>
-    <w:lsdException w:name="index 5" w:semiHidden="0" w:uiPriority="0" w:unhideWhenUsed="0"/>
-    <w:lsdException w:name="index 6" w:semiHidden="0" w:uiPriority="0" w:unhideWhenUsed="0"/>
-    <w:lsdException w:name="index 7" w:semiHidden="0" w:uiPriority="0" w:unhideWhenUsed="0"/>
-    <w:lsdException w:name="index 8" w:semiHidden="0" w:uiPriority="0" w:unhideWhenUsed="0"/>
-    <w:lsdException w:name="index 9" w:semiHidden="0" w:uiPriority="0" w:unhideWhenUsed="0"/>
-    <w:lsdException w:name="toc 1" w:semiHidden="0" w:uiPriority="0" w:unhideWhenUsed="0" w:qFormat="1"/>
-    <w:lsdException w:name="toc 2" w:semiHidden="0" w:uiPriority="0" w:unhideWhenUsed="0" w:qFormat="1"/>
-    <w:lsdException w:name="toc 3" w:semiHidden="0" w:uiPriority="0" w:unhideWhenUsed="0" w:qFormat="1"/>
-    <w:lsdException w:name="toc 4" w:semiHidden="0" w:uiPriority="0" w:unhideWhenUsed="0"/>
-    <w:lsdException w:name="toc 5" w:semiHidden="0" w:uiPriority="0" w:unhideWhenUsed="0"/>
-    <w:lsdException w:name="toc 6" w:semiHidden="0" w:uiPriority="0" w:unhideWhenUsed="0"/>
-    <w:lsdException w:name="toc 7" w:semiHidden="0" w:uiPriority="0" w:unhideWhenUsed="0"/>
-    <w:lsdException w:name="toc 8" w:semiHidden="0" w:uiPriority="0" w:unhideWhenUsed="0"/>
-    <w:lsdException w:name="toc 9" w:semiHidden="0" w:uiPriority="0" w:unhideWhenUsed="0"/>
-    <w:lsdException w:name="Normal Indent" w:semiHidden="0" w:uiPriority="0" w:unhideWhenUsed="0"/>
-    <w:lsdException w:name="footnote text" w:semiHidden="0" w:uiPriority="0" w:unhideWhenUsed="0"/>
-    <w:lsdException w:name="annotation text" w:semiHidden="0" w:uiPriority="0" w:unhideWhenUsed="0" w:qFormat="1"/>
-    <w:lsdException w:name="header" w:semiHidden="0" w:uiPriority="0" w:unhideWhenUsed="0" w:qFormat="1"/>
-    <w:lsdException w:name="footer" w:semiHidden="0" w:uiPriority="0" w:unhideWhenUsed="0" w:qFormat="1"/>
-    <w:lsdException w:name="index heading" w:semiHidden="0" w:uiPriority="0" w:unhideWhenUsed="0"/>
-    <w:lsdException w:name="caption" w:uiPriority="0" w:qFormat="1"/>
-    <w:lsdException w:name="table of figures" w:semiHidden="0" w:uiPriority="0" w:unhideWhenUsed="0" w:qFormat="1"/>
-    <w:lsdException w:name="envelope address" w:semiHidden="0" w:uiPriority="0" w:unhideWhenUsed="0"/>
-    <w:lsdException w:name="envelope return" w:semiHidden="0" w:uiPriority="0" w:unhideWhenUsed="0"/>
-    <w:lsdException w:name="footnote reference" w:semiHidden="0" w:uiPriority="0" w:unhideWhenUsed="0"/>
-    <w:lsdException w:name="annotation reference" w:semiHidden="0" w:uiPriority="0" w:unhideWhenUsed="0"/>
-    <w:lsdException w:name="line number" w:semiHidden="0" w:uiPriority="0" w:unhideWhenUsed="0"/>
-    <w:lsdException w:name="page number" w:semiHidden="0" w:uiPriority="0" w:unhideWhenUsed="0"/>
-    <w:lsdException w:name="endnote reference" w:semiHidden="0" w:uiPriority="0" w:unhideWhenUsed="0"/>
-    <w:lsdException w:name="endnote text" w:semiHidden="0" w:uiPriority="0" w:unhideWhenUsed="0"/>
-    <w:lsdException w:name="table of authorities" w:semiHidden="0" w:uiPriority="0" w:unhideWhenUsed="0"/>
-    <w:lsdException w:name="macro" w:semiHidden="0" w:uiPriority="0" w:unhideWhenUsed="0"/>
-    <w:lsdException w:name="toa heading" w:semiHidden="0" w:uiPriority="0" w:unhideWhenUsed="0"/>
-    <w:lsdException w:name="List" w:semiHidden="0" w:uiPriority="0" w:unhideWhenUsed="0"/>
-    <w:lsdException w:name="List Bullet" w:semiHidden="0" w:uiPriority="0" w:unhideWhenUsed="0"/>
-    <w:lsdException w:name="List Number" w:semiHidden="0" w:uiPriority="0" w:unhideWhenUsed="0"/>
-    <w:lsdException w:name="List 2" w:semiHidden="0" w:uiPriority="0" w:unhideWhenUsed="0"/>
-    <w:lsdException w:name="List 3" w:semiHidden="0" w:uiPriority="0" w:unhideWhenUsed="0"/>
-    <w:lsdException w:name="List 4" w:semiHidden="0" w:uiPriority="0" w:unhideWhenUsed="0"/>
-    <w:lsdException w:name="List 5" w:semiHidden="0" w:uiPriority="0" w:unhideWhenUsed="0"/>
-    <w:lsdException w:name="List Bullet 2" w:semiHidden="0" w:uiPriority="0" w:unhideWhenUsed="0"/>
-    <w:lsdException w:name="List Bullet 3" w:semiHidden="0" w:uiPriority="0" w:unhideWhenUsed="0"/>
-    <w:lsdException w:name="List Bullet 4" w:semiHidden="0" w:uiPriority="0" w:unhideWhenUsed="0"/>
-    <w:lsdException w:name="List Bullet 5" w:semiHidden="0" w:uiPriority="0" w:unhideWhenUsed="0"/>
-    <w:lsdException w:name="List Number 2" w:semiHidden="0" w:uiPriority="0" w:unhideWhenUsed="0"/>
-    <w:lsdException w:name="List Number 3" w:semiHidden="0" w:uiPriority="0" w:unhideWhenUsed="0"/>
-    <w:lsdException w:name="List Number 4" w:semiHidden="0" w:uiPriority="0" w:unhideWhenUsed="0"/>
-    <w:lsdException w:name="List Number 5" w:semiHidden="0" w:uiPriority="0" w:unhideWhenUsed="0"/>
-    <w:lsdException w:name="Title" w:semiHidden="0" w:uiPriority="0" w:unhideWhenUsed="0" w:qFormat="1"/>
-    <w:lsdException w:name="Closing" w:semiHidden="0" w:uiPriority="0" w:unhideWhenUsed="0"/>
-    <w:lsdException w:name="Signature" w:semiHidden="0" w:uiPriority="0" w:unhideWhenUsed="0"/>
-    <w:lsdException w:name="Default Paragraph Font" w:uiPriority="0" w:unhideWhenUsed="0" w:qFormat="1"/>
-    <w:lsdException w:name="Body Text" w:uiPriority="0" w:unhideWhenUsed="0" w:qFormat="1"/>
-    <w:lsdException w:name="Body Text Indent" w:semiHidden="0" w:uiPriority="0" w:unhideWhenUsed="0"/>
-    <w:lsdException w:name="List Continue" w:semiHidden="0" w:uiPriority="0" w:unhideWhenUsed="0"/>
-    <w:lsdException w:name="List Continue 2" w:semiHidden="0" w:uiPriority="0" w:unhideWhenUsed="0"/>
-    <w:lsdException w:name="List Continue 3" w:semiHidden="0" w:uiPriority="0" w:unhideWhenUsed="0"/>
-    <w:lsdException w:name="List Continue 4" w:semiHidden="0" w:uiPriority="0" w:unhideWhenUsed="0"/>
-    <w:lsdException w:name="List Continue 5" w:semiHidden="0" w:uiPriority="0" w:unhideWhenUsed="0"/>
-    <w:lsdException w:name="Message Header" w:semiHidden="0" w:uiPriority="0" w:unhideWhenUsed="0"/>
-    <w:lsdException w:name="Subtitle" w:semiHidden="0" w:uiPriority="0" w:unhideWhenUsed="0" w:qFormat="1"/>
-    <w:lsdException w:name="Salutation" w:semiHidden="0" w:uiPriority="0" w:unhideWhenUsed="0"/>
-    <w:lsdException w:name="Date" w:semiHidden="0" w:uiPriority="0" w:unhideWhenUsed="0"/>
-    <w:lsdException w:name="Body Text First Indent" w:semiHidden="0" w:uiPriority="0" w:unhideWhenUsed="0"/>
-    <w:lsdException w:name="Body Text First Indent 2" w:semiHidden="0" w:uiPriority="0" w:unhideWhenUsed="0"/>
-    <w:lsdException w:name="Body Text 2" w:semiHidden="0" w:uiPriority="0" w:unhideWhenUsed="0"/>
-    <w:lsdException w:name="Body Text 3" w:semiHidden="0" w:uiPriority="0" w:unhideWhenUsed="0"/>
-    <w:lsdException w:name="Body Text Indent 2" w:semiHidden="0" w:uiPriority="0" w:unhideWhenUsed="0"/>
-    <w:lsdException w:name="Body Text Indent 3" w:semiHidden="0" w:uiPriority="0" w:unhideWhenUsed="0"/>
-    <w:lsdException w:name="Block Text" w:semiHidden="0" w:uiPriority="0" w:unhideWhenUsed="0"/>
-    <w:lsdException w:name="Hyperlink" w:semiHidden="0" w:uiPriority="0" w:unhideWhenUsed="0"/>
-    <w:lsdException w:name="FollowedHyperlink" w:semiHidden="0" w:uiPriority="0" w:unhideWhenUsed="0"/>
-    <w:lsdException w:name="Strong" w:semiHidden="0" w:uiPriority="0" w:unhideWhenUsed="0" w:qFormat="1"/>
-    <w:lsdException w:name="Emphasis" w:semiHidden="0" w:uiPriority="0" w:unhideWhenUsed="0" w:qFormat="1"/>
-    <w:lsdException w:name="Document Map" w:semiHidden="0" w:uiPriority="0" w:unhideWhenUsed="0"/>
-    <w:lsdException w:name="Plain Text" w:semiHidden="0" w:uiPriority="0" w:unhideWhenUsed="0"/>
-    <w:lsdException w:name="E-mail Signature" w:semiHidden="0" w:uiPriority="0" w:unhideWhenUsed="0"/>
-    <w:lsdException w:name="Normal (Web)" w:semiHidden="0" w:uiPriority="0" w:unhideWhenUsed="0" w:qFormat="1"/>
-    <w:lsdException w:name="HTML Acronym" w:semiHidden="0" w:uiPriority="0" w:unhideWhenUsed="0"/>
-    <w:lsdException w:name="HTML Address" w:semiHidden="0" w:uiPriority="0" w:unhideWhenUsed="0"/>
-    <w:lsdException w:name="HTML Cite" w:semiHidden="0" w:uiPriority="0" w:unhideWhenUsed="0"/>
-    <w:lsdException w:name="HTML Code" w:semiHidden="0" w:uiPriority="0" w:unhideWhenUsed="0"/>
-    <w:lsdException w:name="HTML Definition" w:semiHidden="0" w:uiPriority="0" w:unhideWhenUsed="0"/>
-    <w:lsdException w:name="HTML Keyboard" w:semiHidden="0" w:uiPriority="0" w:unhideWhenUsed="0"/>
-    <w:lsdException w:name="HTML Preformatted" w:semiHidden="0" w:uiPriority="0" w:unhideWhenUsed="0" w:qFormat="1"/>
-    <w:lsdException w:name="HTML Sample" w:semiHidden="0" w:uiPriority="0" w:unhideWhenUsed="0"/>
-    <w:lsdException w:name="HTML Typewriter" w:semiHidden="0" w:uiPriority="0" w:unhideWhenUsed="0"/>
-    <w:lsdException w:name="HTML Variable" w:semiHidden="0" w:uiPriority="0" w:unhideWhenUsed="0"/>
-    <w:lsdException w:name="Normal Table" w:uiPriority="0" w:unhideWhenUsed="0" w:qFormat="1"/>
-    <w:lsdException w:name="annotation subject" w:semiHidden="0" w:uiPriority="0" w:unhideWhenUsed="0"/>
-    <w:lsdException w:name="Table Simple 1" w:semiHidden="0" w:uiPriority="0" w:unhideWhenUsed="0"/>
-    <w:lsdException w:name="Table Simple 2" w:semiHidden="0" w:uiPriority="0" w:unhideWhenUsed="0"/>
-    <w:lsdException w:name="Table Simple 3" w:semiHidden="0" w:uiPriority="0" w:unhideWhenUsed="0"/>
-    <w:lsdException w:name="Table Classic 1" w:semiHidden="0" w:uiPriority="0" w:unhideWhenUsed="0"/>
-    <w:lsdException w:name="Table Classic 2" w:semiHidden="0" w:uiPriority="0" w:unhideWhenUsed="0"/>
-    <w:lsdException w:name="Table Classic 3" w:semiHidden="0" w:uiPriority="0" w:unhideWhenUsed="0"/>
-    <w:lsdException w:name="Table Classic 4" w:semiHidden="0" w:uiPriority="0" w:unhideWhenUsed="0"/>
-    <w:lsdException w:name="Table Colorful 1" w:semiHidden="0" w:uiPriority="0" w:unhideWhenUsed="0"/>
-    <w:lsdException w:name="Table Colorful 2" w:semiHidden="0" w:uiPriority="0" w:unhideWhenUsed="0"/>
-    <w:lsdException w:name="Table Colorful 3" w:semiHidden="0" w:uiPriority="0" w:unhideWhenUsed="0"/>
-    <w:lsdException w:name="Table Columns 1" w:semiHidden="0" w:uiPriority="0" w:unhideWhenUsed="0"/>
-    <w:lsdException w:name="Table Columns 2" w:semiHidden="0" w:uiPriority="0" w:unhideWhenUsed="0"/>
-    <w:lsdException w:name="Table Columns 3" w:semiHidden="0" w:uiPriority="0" w:unhideWhenUsed="0"/>
-    <w:lsdException w:name="Table Columns 4" w:semiHidden="0" w:uiPriority="0" w:unhideWhenUsed="0"/>
-    <w:lsdException w:name="Table Columns 5" w:semiHidden="0" w:uiPriority="0" w:unhideWhenUsed="0"/>
-    <w:lsdException w:name="Table Grid 1" w:semiHidden="0" w:uiPriority="0" w:unhideWhenUsed="0"/>
-    <w:lsdException w:name="Table Grid 2" w:semiHidden="0" w:uiPriority="0" w:unhideWhenUsed="0"/>
-    <w:lsdException w:name="Table Grid 3" w:semiHidden="0" w:uiPriority="0" w:unhideWhenUsed="0"/>
-    <w:lsdException w:name="Table Grid 4" w:semiHidden="0" w:uiPriority="0" w:unhideWhenUsed="0"/>
-    <w:lsdException w:name="Table Grid 5" w:semiHidden="0" w:uiPriority="0" w:unhideWhenUsed="0"/>
-    <w:lsdException w:name="Table Grid 6" w:semiHidden="0" w:uiPriority="0" w:unhideWhenUsed="0"/>
-    <w:lsdException w:name="Table Grid 7" w:semiHidden="0" w:uiPriority="0" w:unhideWhenUsed="0"/>
-    <w:lsdException w:name="Table Grid 8" w:semiHidden="0" w:uiPriority="0" w:unhideWhenUsed="0"/>
-    <w:lsdException w:name="Table List 1" w:semiHidden="0" w:uiPriority="0" w:unhideWhenUsed="0"/>
-    <w:lsdException w:name="Table List 2" w:semiHidden="0" w:uiPriority="0" w:unhideWhenUsed="0"/>
-    <w:lsdException w:name="Table List 3" w:semiHidden="0" w:uiPriority="0" w:unhideWhenUsed="0"/>
-    <w:lsdException w:name="Table List 4" w:semiHidden="0" w:uiPriority="0" w:unhideWhenUsed="0"/>
-    <w:lsdException w:name="Table List 5" w:semiHidden="0" w:uiPriority="0" w:unhideWhenUsed="0"/>
-    <w:lsdException w:name="Table List 6" w:semiHidden="0" w:uiPriority="0" w:unhideWhenUsed="0"/>
-    <w:lsdException w:name="Table List 7" w:semiHidden="0" w:uiPriority="0" w:unhideWhenUsed="0"/>
-    <w:lsdException w:name="Table List 8" w:semiHidden="0" w:uiPriority="0" w:unhideWhenUsed="0"/>
-    <w:lsdException w:name="Table 3D effects 1" w:semiHidden="0" w:uiPriority="0" w:unhideWhenUsed="0"/>
-    <w:lsdException w:name="Table 3D effects 2" w:semiHidden="0" w:uiPriority="0" w:unhideWhenUsed="0"/>
-    <w:lsdException w:name="Table 3D effects 3" w:semiHidden="0" w:uiPriority="0" w:unhideWhenUsed="0"/>
-    <w:lsdException w:name="Table Contemporary" w:semiHidden="0" w:uiPriority="0" w:unhideWhenUsed="0"/>
-    <w:lsdException w:name="Table Elegant" w:semiHidden="0" w:uiPriority="0" w:unhideWhenUsed="0"/>
-    <w:lsdException w:name="Table Professional" w:semiHidden="0" w:uiPriority="0" w:unhideWhenUsed="0"/>
-    <w:lsdException w:name="Table Subtle 1" w:semiHidden="0" w:uiPriority="0" w:unhideWhenUsed="0"/>
-    <w:lsdException w:name="Table Subtle 2" w:semiHidden="0" w:uiPriority="0" w:unhideWhenUsed="0"/>
-    <w:lsdException w:name="Table Web 1" w:semiHidden="0" w:uiPriority="0" w:unhideWhenUsed="0"/>
-    <w:lsdException w:name="Table Web 2" w:semiHidden="0" w:uiPriority="0" w:unhideWhenUsed="0"/>
-    <w:lsdException w:name="Table Web 3" w:semiHidden="0" w:uiPriority="0" w:unhideWhenUsed="0"/>
-    <w:lsdException w:name="Balloon Text" w:semiHidden="0" w:uiPriority="0" w:unhideWhenUsed="0"/>
-    <w:lsdException w:name="Table Grid" w:semiHidden="0" w:uiPriority="0" w:unhideWhenUsed="0" w:qFormat="1"/>
-    <w:lsdException w:name="Table Theme" w:semiHidden="0" w:uiPriority="0" w:unhideWhenUsed="0"/>
-    <w:lsdException w:name="Light Shading" w:semiHidden="0" w:uiPriority="60" w:unhideWhenUsed="0"/>
-    <w:lsdException w:name="Light List" w:semiHidden="0" w:uiPriority="61" w:unhideWhenUsed="0"/>
-    <w:lsdException w:name="Light Grid" w:semiHidden="0" w:uiPriority="62" w:unhideWhenUsed="0"/>
-    <w:lsdException w:name="Medium Shading 1" w:semiHidden="0" w:uiPriority="63" w:unhideWhenUsed="0"/>
-    <w:lsdException w:name="Medium Shading 2" w:semiHidden="0" w:uiPriority="64" w:unhideWhenUsed="0"/>
-    <w:lsdException w:name="Medium List 1" w:semiHidden="0" w:uiPriority="65" w:unhideWhenUsed="0"/>
-    <w:lsdException w:name="Medium List 2" w:semiHidden="0" w:uiPriority="66" w:unhideWhenUsed="0"/>
-    <w:lsdException w:name="Medium Grid 1" w:semiHidden="0" w:uiPriority="67" w:unhideWhenUsed="0"/>
-    <w:lsdException w:name="Medium Grid 2" w:semiHidden="0" w:uiPriority="68" w:unhideWhenUsed="0"/>
-    <w:lsdException w:name="Medium Grid 3" w:semiHidden="0" w:uiPriority="69" w:unhideWhenUsed="0"/>
-    <w:lsdException w:name="Dark List" w:semiHidden="0" w:uiPriority="70" w:unhideWhenUsed="0"/>
-    <w:lsdException w:name="Colorful Shading" w:semiHidden="0" w:uiPriority="71" w:unhideWhenUsed="0"/>
-    <w:lsdException w:name="Colorful List" w:semiHidden="0" w:uiPriority="72" w:unhideWhenUsed="0"/>
-    <w:lsdException w:name="Colorful Grid" w:semiHidden="0" w:uiPriority="73" w:unhideWhenUsed="0"/>
-    <w:lsdException w:name="Light Shading Accent 1" w:semiHidden="0" w:uiPriority="60" w:unhideWhenUsed="0"/>
-    <w:lsdException w:name="Light List Accent 1" w:semiHidden="0" w:uiPriority="61" w:unhideWhenUsed="0"/>
-    <w:lsdException w:name="Light Grid Accent 1" w:semiHidden="0" w:uiPriority="62" w:unhideWhenUsed="0"/>
-    <w:lsdException w:name="Medium Shading 1 Accent 1" w:semiHidden="0" w:uiPriority="63" w:unhideWhenUsed="0"/>
-    <w:lsdException w:name="Medium Shading 2 Accent 1" w:semiHidden="0" w:uiPriority="64" w:unhideWhenUsed="0"/>
-    <w:lsdException w:name="Medium List 1 Accent 1" w:semiHidden="0" w:uiPriority="65" w:unhideWhenUsed="0"/>
-    <w:lsdException w:name="Medium List 2 Accent 1" w:semiHidden="0" w:uiPriority="66" w:unhideWhenUsed="0"/>
-    <w:lsdException w:name="Medium Grid 1 Accent 1" w:semiHidden="0" w:uiPriority="67" w:unhideWhenUsed="0"/>
-    <w:lsdException w:name="Medium Grid 2 Accent 1" w:semiHidden="0" w:uiPriority="68" w:unhideWhenUsed="0"/>
-    <w:lsdException w:name="Medium Grid 3 Accent 1" w:semiHidden="0" w:uiPriority="69" w:unhideWhenUsed="0"/>
-    <w:lsdException w:name="Dark List Accent 1" w:semiHidden="0" w:uiPriority="70" w:unhideWhenUsed="0"/>
-    <w:lsdException w:name="Colorful Shading Accent 1" w:semiHidden="0" w:uiPriority="71" w:unhideWhenUsed="0"/>
-    <w:lsdException w:name="Colorful List Accent 1" w:semiHidden="0" w:uiPriority="72" w:unhideWhenUsed="0"/>
-    <w:lsdException w:name="Colorful Grid Accent 1" w:semiHidden="0" w:uiPriority="73" w:unhideWhenUsed="0"/>
-    <w:lsdException w:name="Light Shading Accent 2" w:semiHidden="0" w:uiPriority="60" w:unhideWhenUsed="0"/>
-    <w:lsdException w:name="Light List Accent 2" w:semiHidden="0" w:uiPriority="61" w:unhideWhenUsed="0"/>
-    <w:lsdException w:name="Light Grid Accent 2" w:semiHidden="0" w:uiPriority="62" w:unhideWhenUsed="0"/>
-    <w:lsdException w:name="Medium Shading 1 Accent 2" w:semiHidden="0" w:uiPriority="63" w:unhideWhenUsed="0"/>
-    <w:lsdException w:name="Medium Shading 2 Accent 2" w:semiHidden="0" w:uiPriority="64" w:unhideWhenUsed="0"/>
-    <w:lsdException w:name="Medium List 1 Accent 2" w:semiHidden="0" w:uiPriority="65" w:unhideWhenUsed="0"/>
-    <w:lsdException w:name="Medium List 2 Accent 2" w:semiHidden="0" w:uiPriority="66" w:unhideWhenUsed="0"/>
-    <w:lsdException w:name="Medium Grid 1 Accent 2" w:semiHidden="0" w:uiPriority="67" w:unhideWhenUsed="0"/>
-    <w:lsdException w:name="Medium Grid 2 Accent 2" w:semiHidden="0" w:uiPriority="68" w:unhideWhenUsed="0"/>
-    <w:lsdException w:name="Medium Grid 3 Accent 2" w:semiHidden="0" w:uiPriority="69" w:unhideWhenUsed="0"/>
-    <w:lsdException w:name="Dark List Accent 2" w:semiHidden="0" w:uiPriority="70" w:unhideWhenUsed="0"/>
-    <w:lsdException w:name="Colorful Shading Accent 2" w:semiHidden="0" w:uiPriority="71" w:unhideWhenUsed="0"/>
-    <w:lsdException w:name="Colorful List Accent 2" w:semiHidden="0" w:uiPriority="72" w:unhideWhenUsed="0"/>
-    <w:lsdException w:name="Colorful Grid Accent 2" w:semiHidden="0" w:uiPriority="73" w:unhideWhenUsed="0"/>
-    <w:lsdException w:name="Light Shading Accent 3" w:semiHidden="0" w:uiPriority="60" w:unhideWhenUsed="0"/>
-    <w:lsdException w:name="Light List Accent 3" w:semiHidden="0" w:uiPriority="61" w:unhideWhenUsed="0"/>
-    <w:lsdException w:name="Light Grid Accent 3" w:semiHidden="0" w:uiPriority="62" w:unhideWhenUsed="0"/>
-    <w:lsdException w:name="Medium Shading 1 Accent 3" w:semiHidden="0" w:uiPriority="63" w:unhideWhenUsed="0"/>
-    <w:lsdException w:name="Medium Shading 2 Accent 3" w:semiHidden="0" w:uiPriority="64" w:unhideWhenUsed="0"/>
-    <w:lsdException w:name="Medium List 1 Accent 3" w:semiHidden="0" w:uiPriority="65" w:unhideWhenUsed="0"/>
-    <w:lsdException w:name="Medium List 2 Accent 3" w:semiHidden="0" w:uiPriority="66" w:unhideWhenUsed="0"/>
-    <w:lsdException w:name="Medium Grid 1 Accent 3" w:semiHidden="0" w:uiPriority="67" w:unhideWhenUsed="0"/>
-    <w:lsdException w:name="Medium Grid 2 Accent 3" w:semiHidden="0" w:uiPriority="68" w:unhideWhenUsed="0"/>
-    <w:lsdException w:name="Medium Grid 3 Accent 3" w:semiHidden="0" w:uiPriority="69" w:unhideWhenUsed="0"/>
-    <w:lsdException w:name="Dark List Accent 3" w:semiHidden="0" w:uiPriority="70" w:unhideWhenUsed="0"/>
-    <w:lsdException w:name="Colorful Shading Accent 3" w:semiHidden="0" w:uiPriority="71" w:unhideWhenUsed="0"/>
-    <w:lsdException w:name="Colorful List Accent 3" w:semiHidden="0" w:uiPriority="72" w:unhideWhenUsed="0"/>
-    <w:lsdException w:name="Colorful Grid Accent 3" w:semiHidden="0" w:uiPriority="73" w:unhideWhenUsed="0"/>
-    <w:lsdException w:name="Light Shading Accent 4" w:semiHidden="0" w:uiPriority="60" w:unhideWhenUsed="0"/>
-    <w:lsdException w:name="Light List Accent 4" w:semiHidden="0" w:uiPriority="61" w:unhideWhenUsed="0"/>
-    <w:lsdException w:name="Light Grid Accent 4" w:semiHidden="0" w:uiPriority="62" w:unhideWhenUsed="0"/>
-    <w:lsdException w:name="Medium Shading 1 Accent 4" w:semiHidden="0" w:uiPriority="63" w:unhideWhenUsed="0"/>
-    <w:lsdException w:name="Medium Shading 2 Accent 4" w:semiHidden="0" w:uiPriority="64" w:unhideWhenUsed="0"/>
-    <w:lsdException w:name="Medium List 1 Accent 4" w:semiHidden="0" w:uiPriority="65" w:unhideWhenUsed="0"/>
-    <w:lsdException w:name="Medium List 2 Accent 4" w:semiHidden="0" w:uiPriority="66" w:unhideWhenUsed="0"/>
-    <w:lsdException w:name="Medium Grid 1 Accent 4" w:semiHidden="0" w:uiPriority="67" w:unhideWhenUsed="0"/>
-    <w:lsdException w:name="Medium Grid 2 Accent 4" w:semiHidden="0" w:uiPriority="68" w:unhideWhenUsed="0"/>
-    <w:lsdException w:name="Medium Grid 3 Accent 4" w:semiHidden="0" w:uiPriority="69" w:unhideWhenUsed="0"/>
-    <w:lsdException w:name="Dark List Accent 4" w:semiHidden="0" w:uiPriority="70" w:unhideWhenUsed="0"/>
-    <w:lsdException w:name="Colorful Shading Accent 4" w:semiHidden="0" w:uiPriority="71" w:unhideWhenUsed="0"/>
-    <w:lsdException w:name="Colorful List Accent 4" w:semiHidden="0" w:uiPriority="72" w:unhideWhenUsed="0"/>
-    <w:lsdException w:name="Colorful Grid Accent 4" w:semiHidden="0" w:uiPriority="73" w:unhideWhenUsed="0"/>
-    <w:lsdException w:name="Light Shading Accent 5" w:semiHidden="0" w:uiPriority="60" w:unhideWhenUsed="0"/>
-    <w:lsdException w:name="Light List Accent 5" w:semiHidden="0" w:uiPriority="61" w:unhideWhenUsed="0"/>
-    <w:lsdException w:name="Light Grid Accent 5" w:semiHidden="0" w:uiPriority="62" w:unhideWhenUsed="0"/>
-    <w:lsdException w:name="Medium Shading 1 Accent 5" w:semiHidden="0" w:uiPriority="63" w:unhideWhenUsed="0"/>
-    <w:lsdException w:name="Medium Shading 2 Accent 5" w:semiHidden="0" w:uiPriority="64" w:unhideWhenUsed="0"/>
-    <w:lsdException w:name="Medium List 1 Accent 5" w:semiHidden="0" w:uiPriority="65" w:unhideWhenUsed="0"/>
-    <w:lsdException w:name="Medium List 2 Accent 5" w:semiHidden="0" w:uiPriority="66" w:unhideWhenUsed="0"/>
-    <w:lsdException w:name="Medium Grid 1 Accent 5" w:semiHidden="0" w:uiPriority="67" w:unhideWhenUsed="0"/>
-    <w:lsdException w:name="Medium Grid 2 Accent 5" w:semiHidden="0" w:uiPriority="68" w:unhideWhenUsed="0"/>
-    <w:lsdException w:name="Medium Grid 3 Accent 5" w:semiHidden="0" w:uiPriority="69" w:unhideWhenUsed="0"/>
-    <w:lsdException w:name="Dark List Accent 5" w:semiHidden="0" w:uiPriority="70" w:unhideWhenUsed="0"/>
-    <w:lsdException w:name="Colorful Shading Accent 5" w:semiHidden="0" w:uiPriority="71" w:unhideWhenUsed="0"/>
-    <w:lsdException w:name="Colorful List Accent 5" w:semiHidden="0" w:uiPriority="72" w:unhideWhenUsed="0"/>
-    <w:lsdException w:name="Colorful Grid Accent 5" w:semiHidden="0" w:uiPriority="73" w:unhideWhenUsed="0"/>
-    <w:lsdException w:name="Light Shading Accent 6" w:semiHidden="0" w:uiPriority="60" w:unhideWhenUsed="0"/>
-    <w:lsdException w:name="Light List Accent 6" w:semiHidden="0" w:uiPriority="61" w:unhideWhenUsed="0"/>
-    <w:lsdException w:name="Light Grid Accent 6" w:semiHidden="0" w:uiPriority="62" w:unhideWhenUsed="0"/>
-    <w:lsdException w:name="Medium Shading 1 Accent 6" w:semiHidden="0" w:uiPriority="63" w:unhideWhenUsed="0"/>
-    <w:lsdException w:name="Medium Shading 2 Accent 6" w:semiHidden="0" w:uiPriority="64" w:unhideWhenUsed="0"/>
-    <w:lsdException w:name="Medium List 1 Accent 6" w:semiHidden="0" w:uiPriority="65" w:unhideWhenUsed="0"/>
-    <w:lsdException w:name="Medium List 2 Accent 6" w:semiHidden="0" w:uiPriority="66" w:unhideWhenUsed="0"/>
-    <w:lsdException w:name="Medium Grid 1 Accent 6" w:semiHidden="0" w:uiPriority="67" w:unhideWhenUsed="0"/>
-    <w:lsdException w:name="Medium Grid 2 Accent 6" w:semiHidden="0" w:uiPriority="68" w:unhideWhenUsed="0"/>
-    <w:lsdException w:name="Medium Grid 3 Accent 6" w:semiHidden="0" w:uiPriority="69" w:unhideWhenUsed="0"/>
-    <w:lsdException w:name="Dark List Accent 6" w:semiHidden="0" w:uiPriority="70" w:unhideWhenUsed="0"/>
-    <w:lsdException w:name="Colorful Shading Accent 6" w:semiHidden="0" w:uiPriority="71" w:unhideWhenUsed="0"/>
-    <w:lsdException w:name="Colorful List Accent 6" w:semiHidden="0" w:uiPriority="72" w:unhideWhenUsed="0"/>
-    <w:lsdException w:name="Colorful Grid Accent 6" w:semiHidden="0" w:uiPriority="73" w:unhideWhenUsed="0"/>
+  <w:latentStyles w:count="260" w:defQFormat="0" w:defUnhideWhenUsed="1" w:defSemiHidden="1" w:defUIPriority="99" w:defLockedState="0">
+    <w:lsdException w:qFormat="1" w:unhideWhenUsed="0" w:uiPriority="0" w:semiHidden="0" w:name="Normal"/>
+    <w:lsdException w:qFormat="1" w:unhideWhenUsed="0" w:uiPriority="0" w:semiHidden="0" w:name="heading 1"/>
+    <w:lsdException w:qFormat="1" w:uiPriority="0" w:semiHidden="0" w:name="heading 2"/>
+    <w:lsdException w:qFormat="1" w:uiPriority="0" w:name="heading 3"/>
+    <w:lsdException w:qFormat="1" w:uiPriority="0" w:semiHidden="0" w:name="heading 4"/>
+    <w:lsdException w:qFormat="1" w:uiPriority="0" w:name="heading 5"/>
+    <w:lsdException w:qFormat="1" w:uiPriority="0" w:name="heading 6"/>
+    <w:lsdException w:qFormat="1" w:uiPriority="0" w:name="heading 7"/>
+    <w:lsdException w:qFormat="1" w:uiPriority="0" w:name="heading 8"/>
+    <w:lsdException w:qFormat="1" w:uiPriority="0" w:name="heading 9"/>
+    <w:lsdException w:unhideWhenUsed="0" w:uiPriority="0" w:semiHidden="0" w:name="index 1"/>
+    <w:lsdException w:unhideWhenUsed="0" w:uiPriority="0" w:semiHidden="0" w:name="index 2"/>
+    <w:lsdException w:unhideWhenUsed="0" w:uiPriority="0" w:semiHidden="0" w:name="index 3"/>
+    <w:lsdException w:unhideWhenUsed="0" w:uiPriority="0" w:semiHidden="0" w:name="index 4"/>
+    <w:lsdException w:unhideWhenUsed="0" w:uiPriority="0" w:semiHidden="0" w:name="index 5"/>
+    <w:lsdException w:unhideWhenUsed="0" w:uiPriority="0" w:semiHidden="0" w:name="index 6"/>
+    <w:lsdException w:unhideWhenUsed="0" w:uiPriority="0" w:semiHidden="0" w:name="index 7"/>
+    <w:lsdException w:unhideWhenUsed="0" w:uiPriority="0" w:semiHidden="0" w:name="index 8"/>
+    <w:lsdException w:unhideWhenUsed="0" w:uiPriority="0" w:semiHidden="0" w:name="index 9"/>
+    <w:lsdException w:qFormat="1" w:unhideWhenUsed="0" w:uiPriority="0" w:semiHidden="0" w:name="toc 1"/>
+    <w:lsdException w:qFormat="1" w:unhideWhenUsed="0" w:uiPriority="0" w:semiHidden="0" w:name="toc 2"/>
+    <w:lsdException w:qFormat="1" w:unhideWhenUsed="0" w:uiPriority="0" w:semiHidden="0" w:name="toc 3"/>
+    <w:lsdException w:unhideWhenUsed="0" w:uiPriority="0" w:semiHidden="0" w:name="toc 4"/>
+    <w:lsdException w:unhideWhenUsed="0" w:uiPriority="0" w:semiHidden="0" w:name="toc 5"/>
+    <w:lsdException w:unhideWhenUsed="0" w:uiPriority="0" w:semiHidden="0" w:name="toc 6"/>
+    <w:lsdException w:unhideWhenUsed="0" w:uiPriority="0" w:semiHidden="0" w:name="toc 7"/>
+    <w:lsdException w:unhideWhenUsed="0" w:uiPriority="0" w:semiHidden="0" w:name="toc 8"/>
+    <w:lsdException w:unhideWhenUsed="0" w:uiPriority="0" w:semiHidden="0" w:name="toc 9"/>
+    <w:lsdException w:unhideWhenUsed="0" w:uiPriority="0" w:semiHidden="0" w:name="Normal Indent"/>
+    <w:lsdException w:unhideWhenUsed="0" w:uiPriority="0" w:semiHidden="0" w:name="footnote text"/>
+    <w:lsdException w:qFormat="1" w:unhideWhenUsed="0" w:uiPriority="0" w:semiHidden="0" w:name="annotation text"/>
+    <w:lsdException w:qFormat="1" w:unhideWhenUsed="0" w:uiPriority="0" w:semiHidden="0" w:name="header"/>
+    <w:lsdException w:qFormat="1" w:unhideWhenUsed="0" w:uiPriority="0" w:semiHidden="0" w:name="footer"/>
+    <w:lsdException w:unhideWhenUsed="0" w:uiPriority="0" w:semiHidden="0" w:name="index heading"/>
+    <w:lsdException w:qFormat="1" w:uiPriority="0" w:name="caption"/>
+    <w:lsdException w:qFormat="1" w:unhideWhenUsed="0" w:uiPriority="0" w:semiHidden="0" w:name="table of figures"/>
+    <w:lsdException w:unhideWhenUsed="0" w:uiPriority="0" w:semiHidden="0" w:name="envelope address"/>
+    <w:lsdException w:unhideWhenUsed="0" w:uiPriority="0" w:semiHidden="0" w:name="envelope return"/>
+    <w:lsdException w:unhideWhenUsed="0" w:uiPriority="0" w:semiHidden="0" w:name="footnote reference"/>
+    <w:lsdException w:unhideWhenUsed="0" w:uiPriority="0" w:semiHidden="0" w:name="annotation reference"/>
+    <w:lsdException w:unhideWhenUsed="0" w:uiPriority="0" w:semiHidden="0" w:name="line number"/>
+    <w:lsdException w:unhideWhenUsed="0" w:uiPriority="0" w:semiHidden="0" w:name="page number"/>
+    <w:lsdException w:unhideWhenUsed="0" w:uiPriority="0" w:semiHidden="0" w:name="endnote reference"/>
+    <w:lsdException w:unhideWhenUsed="0" w:uiPriority="0" w:semiHidden="0" w:name="endnote text"/>
+    <w:lsdException w:unhideWhenUsed="0" w:uiPriority="0" w:semiHidden="0" w:name="table of authorities"/>
+    <w:lsdException w:unhideWhenUsed="0" w:uiPriority="0" w:semiHidden="0" w:name="macro"/>
+    <w:lsdException w:unhideWhenUsed="0" w:uiPriority="0" w:semiHidden="0" w:name="toa heading"/>
+    <w:lsdException w:unhideWhenUsed="0" w:uiPriority="0" w:semiHidden="0" w:name="List"/>
+    <w:lsdException w:unhideWhenUsed="0" w:uiPriority="0" w:semiHidden="0" w:name="List Bullet"/>
+    <w:lsdException w:unhideWhenUsed="0" w:uiPriority="0" w:semiHidden="0" w:name="List Number"/>
+    <w:lsdException w:unhideWhenUsed="0" w:uiPriority="0" w:semiHidden="0" w:name="List 2"/>
+    <w:lsdException w:unhideWhenUsed="0" w:uiPriority="0" w:semiHidden="0" w:name="List 3"/>
+    <w:lsdException w:unhideWhenUsed="0" w:uiPriority="0" w:semiHidden="0" w:name="List 4"/>
+    <w:lsdException w:unhideWhenUsed="0" w:uiPriority="0" w:semiHidden="0" w:name="List 5"/>
+    <w:lsdException w:unhideWhenUsed="0" w:uiPriority="0" w:semiHidden="0" w:name="List Bullet 2"/>
+    <w:lsdException w:unhideWhenUsed="0" w:uiPriority="0" w:semiHidden="0" w:name="List Bullet 3"/>
+    <w:lsdException w:unhideWhenUsed="0" w:uiPriority="0" w:semiHidden="0" w:name="List Bullet 4"/>
+    <w:lsdException w:unhideWhenUsed="0" w:uiPriority="0" w:semiHidden="0" w:name="List Bullet 5"/>
+    <w:lsdException w:unhideWhenUsed="0" w:uiPriority="0" w:semiHidden="0" w:name="List Number 2"/>
+    <w:lsdException w:unhideWhenUsed="0" w:uiPriority="0" w:semiHidden="0" w:name="List Number 3"/>
+    <w:lsdException w:unhideWhenUsed="0" w:uiPriority="0" w:semiHidden="0" w:name="List Number 4"/>
+    <w:lsdException w:unhideWhenUsed="0" w:uiPriority="0" w:semiHidden="0" w:name="List Number 5"/>
+    <w:lsdException w:qFormat="1" w:unhideWhenUsed="0" w:uiPriority="0" w:semiHidden="0" w:name="Title"/>
+    <w:lsdException w:unhideWhenUsed="0" w:uiPriority="0" w:semiHidden="0" w:name="Closing"/>
+    <w:lsdException w:unhideWhenUsed="0" w:uiPriority="0" w:semiHidden="0" w:name="Signature"/>
+    <w:lsdException w:qFormat="1" w:unhideWhenUsed="0" w:uiPriority="0" w:name="Default Paragraph Font"/>
+    <w:lsdException w:qFormat="1" w:unhideWhenUsed="0" w:uiPriority="0" w:name="Body Text"/>
+    <w:lsdException w:unhideWhenUsed="0" w:uiPriority="0" w:semiHidden="0" w:name="Body Text Indent"/>
+    <w:lsdException w:unhideWhenUsed="0" w:uiPriority="0" w:semiHidden="0" w:name="List Continue"/>
+    <w:lsdException w:unhideWhenUsed="0" w:uiPriority="0" w:semiHidden="0" w:name="List Continue 2"/>
+    <w:lsdException w:unhideWhenUsed="0" w:uiPriority="0" w:semiHidden="0" w:name="List Continue 3"/>
+    <w:lsdException w:unhideWhenUsed="0" w:uiPriority="0" w:semiHidden="0" w:name="List Continue 4"/>
+    <w:lsdException w:unhideWhenUsed="0" w:uiPriority="0" w:semiHidden="0" w:name="List Continue 5"/>
+    <w:lsdException w:unhideWhenUsed="0" w:uiPriority="0" w:semiHidden="0" w:name="Message Header"/>
+    <w:lsdException w:qFormat="1" w:unhideWhenUsed="0" w:uiPriority="0" w:semiHidden="0" w:name="Subtitle"/>
+    <w:lsdException w:unhideWhenUsed="0" w:uiPriority="0" w:semiHidden="0" w:name="Salutation"/>
+    <w:lsdException w:unhideWhenUsed="0" w:uiPriority="0" w:semiHidden="0" w:name="Date"/>
+    <w:lsdException w:unhideWhenUsed="0" w:uiPriority="0" w:semiHidden="0" w:name="Body Text First Indent"/>
+    <w:lsdException w:unhideWhenUsed="0" w:uiPriority="0" w:semiHidden="0" w:name="Body Text First Indent 2"/>
+    <w:lsdException w:uiPriority="99" w:name="Note Heading"/>
+    <w:lsdException w:unhideWhenUsed="0" w:uiPriority="0" w:semiHidden="0" w:name="Body Text 2"/>
+    <w:lsdException w:unhideWhenUsed="0" w:uiPriority="0" w:semiHidden="0" w:name="Body Text 3"/>
+    <w:lsdException w:unhideWhenUsed="0" w:uiPriority="0" w:semiHidden="0" w:name="Body Text Indent 2"/>
+    <w:lsdException w:unhideWhenUsed="0" w:uiPriority="0" w:semiHidden="0" w:name="Body Text Indent 3"/>
+    <w:lsdException w:unhideWhenUsed="0" w:uiPriority="0" w:semiHidden="0" w:name="Block Text"/>
+    <w:lsdException w:unhideWhenUsed="0" w:uiPriority="0" w:semiHidden="0" w:name="Hyperlink"/>
+    <w:lsdException w:unhideWhenUsed="0" w:uiPriority="0" w:semiHidden="0" w:name="FollowedHyperlink"/>
+    <w:lsdException w:qFormat="1" w:unhideWhenUsed="0" w:uiPriority="0" w:semiHidden="0" w:name="Strong"/>
+    <w:lsdException w:qFormat="1" w:unhideWhenUsed="0" w:uiPriority="0" w:semiHidden="0" w:name="Emphasis"/>
+    <w:lsdException w:unhideWhenUsed="0" w:uiPriority="0" w:semiHidden="0" w:name="Document Map"/>
+    <w:lsdException w:unhideWhenUsed="0" w:uiPriority="0" w:semiHidden="0" w:name="Plain Text"/>
+    <w:lsdException w:unhideWhenUsed="0" w:uiPriority="0" w:semiHidden="0" w:name="E-mail Signature"/>
+    <w:lsdException w:qFormat="1" w:unhideWhenUsed="0" w:uiPriority="0" w:semiHidden="0" w:name="Normal (Web)"/>
+    <w:lsdException w:unhideWhenUsed="0" w:uiPriority="0" w:semiHidden="0" w:name="HTML Acronym"/>
+    <w:lsdException w:unhideWhenUsed="0" w:uiPriority="0" w:semiHidden="0" w:name="HTML Address"/>
+    <w:lsdException w:unhideWhenUsed="0" w:uiPriority="0" w:semiHidden="0" w:name="HTML Cite"/>
+    <w:lsdException w:unhideWhenUsed="0" w:uiPriority="0" w:semiHidden="0" w:name="HTML Code"/>
+    <w:lsdException w:unhideWhenUsed="0" w:uiPriority="0" w:semiHidden="0" w:name="HTML Definition"/>
+    <w:lsdException w:unhideWhenUsed="0" w:uiPriority="0" w:semiHidden="0" w:name="HTML Keyboard"/>
+    <w:lsdException w:qFormat="1" w:unhideWhenUsed="0" w:uiPriority="0" w:semiHidden="0" w:name="HTML Preformatted"/>
+    <w:lsdException w:unhideWhenUsed="0" w:uiPriority="0" w:semiHidden="0" w:name="HTML Sample"/>
+    <w:lsdException w:unhideWhenUsed="0" w:uiPriority="0" w:semiHidden="0" w:name="HTML Typewriter"/>
+    <w:lsdException w:unhideWhenUsed="0" w:uiPriority="0" w:semiHidden="0" w:name="HTML Variable"/>
+    <w:lsdException w:qFormat="1" w:unhideWhenUsed="0" w:uiPriority="0" w:name="Normal Table"/>
+    <w:lsdException w:unhideWhenUsed="0" w:uiPriority="0" w:semiHidden="0" w:name="annotation subject"/>
+    <w:lsdException w:unhideWhenUsed="0" w:uiPriority="0" w:semiHidden="0" w:name="Table Simple 1"/>
+    <w:lsdException w:unhideWhenUsed="0" w:uiPriority="0" w:semiHidden="0" w:name="Table Simple 2"/>
+    <w:lsdException w:unhideWhenUsed="0" w:uiPriority="0" w:semiHidden="0" w:name="Table Simple 3"/>
+    <w:lsdException w:unhideWhenUsed="0" w:uiPriority="0" w:semiHidden="0" w:name="Table Classic 1"/>
+    <w:lsdException w:unhideWhenUsed="0" w:uiPriority="0" w:semiHidden="0" w:name="Table Classic 2"/>
+    <w:lsdException w:unhideWhenUsed="0" w:uiPriority="0" w:semiHidden="0" w:name="Table Classic 3"/>
+    <w:lsdException w:unhideWhenUsed="0" w:uiPriority="0" w:semiHidden="0" w:name="Table Classic 4"/>
+    <w:lsdException w:unhideWhenUsed="0" w:uiPriority="0" w:semiHidden="0" w:name="Table Colorful 1"/>
+    <w:lsdException w:unhideWhenUsed="0" w:uiPriority="0" w:semiHidden="0" w:name="Table Colorful 2"/>
+    <w:lsdException w:unhideWhenUsed="0" w:uiPriority="0" w:semiHidden="0" w:name="Table Colorful 3"/>
+    <w:lsdException w:unhideWhenUsed="0" w:uiPriority="0" w:semiHidden="0" w:name="Table Columns 1"/>
+    <w:lsdException w:unhideWhenUsed="0" w:uiPriority="0" w:semiHidden="0" w:name="Table Columns 2"/>
+    <w:lsdException w:unhideWhenUsed="0" w:uiPriority="0" w:semiHidden="0" w:name="Table Columns 3"/>
+    <w:lsdException w:unhideWhenUsed="0" w:uiPriority="0" w:semiHidden="0" w:name="Table Columns 4"/>
+    <w:lsdException w:unhideWhenUsed="0" w:uiPriority="0" w:semiHidden="0" w:name="Table Columns 5"/>
+    <w:lsdException w:unhideWhenUsed="0" w:uiPriority="0" w:semiHidden="0" w:name="Table Grid 1"/>
+    <w:lsdException w:unhideWhenUsed="0" w:uiPriority="0" w:semiHidden="0" w:name="Table Grid 2"/>
+    <w:lsdException w:unhideWhenUsed="0" w:uiPriority="0" w:semiHidden="0" w:name="Table Grid 3"/>
+    <w:lsdException w:unhideWhenUsed="0" w:uiPriority="0" w:semiHidden="0" w:name="Table Grid 4"/>
+    <w:lsdException w:unhideWhenUsed="0" w:uiPriority="0" w:semiHidden="0" w:name="Table Grid 5"/>
+    <w:lsdException w:unhideWhenUsed="0" w:uiPriority="0" w:semiHidden="0" w:name="Table Grid 6"/>
+    <w:lsdException w:unhideWhenUsed="0" w:uiPriority="0" w:semiHidden="0" w:name="Table Grid 7"/>
+    <w:lsdException w:unhideWhenUsed="0" w:uiPriority="0" w:semiHidden="0" w:name="Table Grid 8"/>
+    <w:lsdException w:unhideWhenUsed="0" w:uiPriority="0" w:semiHidden="0" w:name="Table List 1"/>
+    <w:lsdException w:unhideWhenUsed="0" w:uiPriority="0" w:semiHidden="0" w:name="Table List 2"/>
+    <w:lsdException w:unhideWhenUsed="0" w:uiPriority="0" w:semiHidden="0" w:name="Table List 3"/>
+    <w:lsdException w:unhideWhenUsed="0" w:uiPriority="0" w:semiHidden="0" w:name="Table List 4"/>
+    <w:lsdException w:unhideWhenUsed="0" w:uiPriority="0" w:semiHidden="0" w:name="Table List 5"/>
+    <w:lsdException w:unhideWhenUsed="0" w:uiPriority="0" w:semiHidden="0" w:name="Table List 6"/>
+    <w:lsdException w:unhideWhenUsed="0" w:uiPriority="0" w:semiHidden="0" w:name="Table List 7"/>
+    <w:lsdException w:unhideWhenUsed="0" w:uiPriority="0" w:semiHidden="0" w:name="Table List 8"/>
+    <w:lsdException w:unhideWhenUsed="0" w:uiPriority="0" w:semiHidden="0" w:name="Table 3D effects 1"/>
+    <w:lsdException w:unhideWhenUsed="0" w:uiPriority="0" w:semiHidden="0" w:name="Table 3D effects 2"/>
+    <w:lsdException w:unhideWhenUsed="0" w:uiPriority="0" w:semiHidden="0" w:name="Table 3D effects 3"/>
+    <w:lsdException w:unhideWhenUsed="0" w:uiPriority="0" w:semiHidden="0" w:name="Table Contemporary"/>
+    <w:lsdException w:unhideWhenUsed="0" w:uiPriority="0" w:semiHidden="0" w:name="Table Elegant"/>
+    <w:lsdException w:unhideWhenUsed="0" w:uiPriority="0" w:semiHidden="0" w:name="Table Professional"/>
+    <w:lsdException w:unhideWhenUsed="0" w:uiPriority="0" w:semiHidden="0" w:name="Table Subtle 1"/>
+    <w:lsdException w:unhideWhenUsed="0" w:uiPriority="0" w:semiHidden="0" w:name="Table Subtle 2"/>
+    <w:lsdException w:unhideWhenUsed="0" w:uiPriority="0" w:semiHidden="0" w:name="Table Web 1"/>
+    <w:lsdException w:unhideWhenUsed="0" w:uiPriority="0" w:semiHidden="0" w:name="Table Web 2"/>
+    <w:lsdException w:unhideWhenUsed="0" w:uiPriority="0" w:semiHidden="0" w:name="Table Web 3"/>
+    <w:lsdException w:unhideWhenUsed="0" w:uiPriority="0" w:semiHidden="0" w:name="Balloon Text"/>
+    <w:lsdException w:qFormat="1" w:unhideWhenUsed="0" w:uiPriority="0" w:semiHidden="0" w:name="Table Grid"/>
+    <w:lsdException w:unhideWhenUsed="0" w:uiPriority="0" w:semiHidden="0" w:name="Table Theme"/>
+    <w:lsdException w:unhideWhenUsed="0" w:uiPriority="60" w:semiHidden="0" w:name="Light Shading"/>
+    <w:lsdException w:unhideWhenUsed="0" w:uiPriority="61" w:semiHidden="0" w:name="Light List"/>
+    <w:lsdException w:unhideWhenUsed="0" w:uiPriority="62" w:semiHidden="0" w:name="Light Grid"/>
+    <w:lsdException w:unhideWhenUsed="0" w:uiPriority="63" w:semiHidden="0" w:name="Medium Shading 1"/>
+    <w:lsdException w:unhideWhenUsed="0" w:uiPriority="64" w:semiHidden="0" w:name="Medium Shading 2"/>
+    <w:lsdException w:unhideWhenUsed="0" w:uiPriority="65" w:semiHidden="0" w:name="Medium List 1"/>
+    <w:lsdException w:unhideWhenUsed="0" w:uiPriority="66" w:semiHidden="0" w:name="Medium List 2"/>
+    <w:lsdException w:unhideWhenUsed="0" w:uiPriority="67" w:semiHidden="0" w:name="Medium Grid 1"/>
+    <w:lsdException w:unhideWhenUsed="0" w:uiPriority="68" w:semiHidden="0" w:name="Medium Grid 2"/>
+    <w:lsdException w:unhideWhenUsed="0" w:uiPriority="69" w:semiHidden="0" w:name="Medium Grid 3"/>
+    <w:lsdException w:unhideWhenUsed="0" w:uiPriority="70" w:semiHidden="0" w:name="Dark List"/>
+    <w:lsdException w:unhideWhenUsed="0" w:uiPriority="71" w:semiHidden="0" w:name="Colorful Shading"/>
+    <w:lsdException w:unhideWhenUsed="0" w:uiPriority="72" w:semiHidden="0" w:name="Colorful List"/>
+    <w:lsdException w:unhideWhenUsed="0" w:uiPriority="73" w:semiHidden="0" w:name="Colorful Grid"/>
+    <w:lsdException w:unhideWhenUsed="0" w:uiPriority="60" w:semiHidden="0" w:name="Light Shading Accent 1"/>
+    <w:lsdException w:unhideWhenUsed="0" w:uiPriority="61" w:semiHidden="0" w:name="Light List Accent 1"/>
+    <w:lsdException w:unhideWhenUsed="0" w:uiPriority="62" w:semiHidden="0" w:name="Light Grid Accent 1"/>
+    <w:lsdException w:unhideWhenUsed="0" w:uiPriority="63" w:semiHidden="0" w:name="Medium Shading 1 Accent 1"/>
+    <w:lsdException w:unhideWhenUsed="0" w:uiPriority="64" w:semiHidden="0" w:name="Medium Shading 2 Accent 1"/>
+    <w:lsdException w:unhideWhenUsed="0" w:uiPriority="65" w:semiHidden="0" w:name="Medium List 1 Accent 1"/>
+    <w:lsdException w:unhideWhenUsed="0" w:uiPriority="66" w:semiHidden="0" w:name="Medium List 2 Accent 1"/>
+    <w:lsdException w:unhideWhenUsed="0" w:uiPriority="67" w:semiHidden="0" w:name="Medium Grid 1 Accent 1"/>
+    <w:lsdException w:unhideWhenUsed="0" w:uiPriority="68" w:semiHidden="0" w:name="Medium Grid 2 Accent 1"/>
+    <w:lsdException w:unhideWhenUsed="0" w:uiPriority="69" w:semiHidden="0" w:name="Medium Grid 3 Accent 1"/>
+    <w:lsdException w:unhideWhenUsed="0" w:uiPriority="70" w:semiHidden="0" w:name="Dark List Accent 1"/>
+    <w:lsdException w:unhideWhenUsed="0" w:uiPriority="71" w:semiHidden="0" w:name="Colorful Shading Accent 1"/>
+    <w:lsdException w:unhideWhenUsed="0" w:uiPriority="72" w:semiHidden="0" w:name="Colorful List Accent 1"/>
+    <w:lsdException w:unhideWhenUsed="0" w:uiPriority="73" w:semiHidden="0" w:name="Colorful Grid Accent 1"/>
+    <w:lsdException w:unhideWhenUsed="0" w:uiPriority="60" w:semiHidden="0" w:name="Light Shading Accent 2"/>
+    <w:lsdException w:unhideWhenUsed="0" w:uiPriority="61" w:semiHidden="0" w:name="Light List Accent 2"/>
+    <w:lsdException w:unhideWhenUsed="0" w:uiPriority="62" w:semiHidden="0" w:name="Light Grid Accent 2"/>
+    <w:lsdException w:unhideWhenUsed="0" w:uiPriority="63" w:semiHidden="0" w:name="Medium Shading 1 Accent 2"/>
+    <w:lsdException w:unhideWhenUsed="0" w:uiPriority="64" w:semiHidden="0" w:name="Medium Shading 2 Accent 2"/>
+    <w:lsdException w:unhideWhenUsed="0" w:uiPriority="65" w:semiHidden="0" w:name="Medium List 1 Accent 2"/>
+    <w:lsdException w:unhideWhenUsed="0" w:uiPriority="66" w:semiHidden="0" w:name="Medium List 2 Accent 2"/>
+    <w:lsdException w:unhideWhenUsed="0" w:uiPriority="67" w:semiHidden="0" w:name="Medium Grid 1 Accent 2"/>
+    <w:lsdException w:unhideWhenUsed="0" w:uiPriority="68" w:semiHidden="0" w:name="Medium Grid 2 Accent 2"/>
+    <w:lsdException w:unhideWhenUsed="0" w:uiPriority="69" w:semiHidden="0" w:name="Medium Grid 3 Accent 2"/>
+    <w:lsdException w:unhideWhenUsed="0" w:uiPriority="70" w:semiHidden="0" w:name="Dark List Accent 2"/>
+    <w:lsdException w:unhideWhenUsed="0" w:uiPriority="71" w:semiHidden="0" w:name="Colorful Shading Accent 2"/>
+    <w:lsdException w:unhideWhenUsed="0" w:uiPriority="72" w:semiHidden="0" w:name="Colorful List Accent 2"/>
+    <w:lsdException w:unhideWhenUsed="0" w:uiPriority="73" w:semiHidden="0" w:name="Colorful Grid Accent 2"/>
+    <w:lsdException w:unhideWhenUsed="0" w:uiPriority="60" w:semiHidden="0" w:name="Light Shading Accent 3"/>
+    <w:lsdException w:unhideWhenUsed="0" w:uiPriority="61" w:semiHidden="0" w:name="Light List Accent 3"/>
+    <w:lsdException w:unhideWhenUsed="0" w:uiPriority="62" w:semiHidden="0" w:name="Light Grid Accent 3"/>
+    <w:lsdException w:unhideWhenUsed="0" w:uiPriority="63" w:semiHidden="0" w:name="Medium Shading 1 Accent 3"/>
+    <w:lsdException w:unhideWhenUsed="0" w:uiPriority="64" w:semiHidden="0" w:name="Medium Shading 2 Accent 3"/>
+    <w:lsdException w:unhideWhenUsed="0" w:uiPriority="65" w:semiHidden="0" w:name="Medium List 1 Accent 3"/>
+    <w:lsdException w:unhideWhenUsed="0" w:uiPriority="66" w:semiHidden="0" w:name="Medium List 2 Accent 3"/>
+    <w:lsdException w:unhideWhenUsed="0" w:uiPriority="67" w:semiHidden="0" w:name="Medium Grid 1 Accent 3"/>
+    <w:lsdException w:unhideWhenUsed="0" w:uiPriority="68" w:semiHidden="0" w:name="Medium Grid 2 Accent 3"/>
+    <w:lsdException w:unhideWhenUsed="0" w:uiPriority="69" w:semiHidden="0" w:name="Medium Grid 3 Accent 3"/>
+    <w:lsdException w:unhideWhenUsed="0" w:uiPriority="70" w:semiHidden="0" w:name="Dark List Accent 3"/>
+    <w:lsdException w:unhideWhenUsed="0" w:uiPriority="71" w:semiHidden="0" w:name="Colorful Shading Accent 3"/>
+    <w:lsdException w:unhideWhenUsed="0" w:uiPriority="72" w:semiHidden="0" w:name="Colorful List Accent 3"/>
+    <w:lsdException w:unhideWhenUsed="0" w:uiPriority="73" w:semiHidden="0" w:name="Colorful Grid Accent 3"/>
+    <w:lsdException w:unhideWhenUsed="0" w:uiPriority="60" w:semiHidden="0" w:name="Light Shading Accent 4"/>
+    <w:lsdException w:unhideWhenUsed="0" w:uiPriority="61" w:semiHidden="0" w:name="Light List Accent 4"/>
+    <w:lsdException w:unhideWhenUsed="0" w:uiPriority="62" w:semiHidden="0" w:name="Light Grid Accent 4"/>
+    <w:lsdException w:unhideWhenUsed="0" w:uiPriority="63" w:semiHidden="0" w:name="Medium Shading 1 Accent 4"/>
+    <w:lsdException w:unhideWhenUsed="0" w:uiPriority="64" w:semiHidden="0" w:name="Medium Shading 2 Accent 4"/>
+    <w:lsdException w:unhideWhenUsed="0" w:uiPriority="65" w:semiHidden="0" w:name="Medium List 1 Accent 4"/>
+    <w:lsdException w:unhideWhenUsed="0" w:uiPriority="66" w:semiHidden="0" w:name="Medium List 2 Accent 4"/>
+    <w:lsdException w:unhideWhenUsed="0" w:uiPriority="67" w:semiHidden="0" w:name="Medium Grid 1 Accent 4"/>
+    <w:lsdException w:unhideWhenUsed="0" w:uiPriority="68" w:semiHidden="0" w:name="Medium Grid 2 Accent 4"/>
+    <w:lsdException w:unhideWhenUsed="0" w:uiPriority="69" w:semiHidden="0" w:name="Medium Grid 3 Accent 4"/>
+    <w:lsdException w:unhideWhenUsed="0" w:uiPriority="70" w:semiHidden="0" w:name="Dark List Accent 4"/>
+    <w:lsdException w:unhideWhenUsed="0" w:uiPriority="71" w:semiHidden="0" w:name="Colorful Shading Accent 4"/>
+    <w:lsdException w:unhideWhenUsed="0" w:uiPriority="72" w:semiHidden="0" w:name="Colorful List Accent 4"/>
+    <w:lsdException w:unhideWhenUsed="0" w:uiPriority="73" w:semiHidden="0" w:name="Colorful Grid Accent 4"/>
+    <w:lsdException w:unhideWhenUsed="0" w:uiPriority="60" w:semiHidden="0" w:name="Light Shading Accent 5"/>
+    <w:lsdException w:unhideWhenUsed="0" w:uiPriority="61" w:semiHidden="0" w:name="Light List Accent 5"/>
+    <w:lsdException w:unhideWhenUsed="0" w:uiPriority="62" w:semiHidden="0" w:name="Light Grid Accent 5"/>
+    <w:lsdException w:unhideWhenUsed="0" w:uiPriority="63" w:semiHidden="0" w:name="Medium Shading 1 Accent 5"/>
+    <w:lsdException w:unhideWhenUsed="0" w:uiPriority="64" w:semiHidden="0" w:name="Medium Shading 2 Accent 5"/>
+    <w:lsdException w:unhideWhenUsed="0" w:uiPriority="65" w:semiHidden="0" w:name="Medium List 1 Accent 5"/>
+    <w:lsdException w:unhideWhenUsed="0" w:uiPriority="66" w:semiHidden="0" w:name="Medium List 2 Accent 5"/>
+    <w:lsdException w:unhideWhenUsed="0" w:uiPriority="67" w:semiHidden="0" w:name="Medium Grid 1 Accent 5"/>
+    <w:lsdException w:unhideWhenUsed="0" w:uiPriority="68" w:semiHidden="0" w:name="Medium Grid 2 Accent 5"/>
+    <w:lsdException w:unhideWhenUsed="0" w:uiPriority="69" w:semiHidden="0" w:name="Medium Grid 3 Accent 5"/>
+    <w:lsdException w:unhideWhenUsed="0" w:uiPriority="70" w:semiHidden="0" w:name="Dark List Accent 5"/>
+    <w:lsdException w:unhideWhenUsed="0" w:uiPriority="71" w:semiHidden="0" w:name="Colorful Shading Accent 5"/>
+    <w:lsdException w:unhideWhenUsed="0" w:uiPriority="72" w:semiHidden="0" w:name="Colorful List Accent 5"/>
+    <w:lsdException w:unhideWhenUsed="0" w:uiPriority="73" w:semiHidden="0" w:name="Colorful Grid Accent 5"/>
+    <w:lsdException w:unhideWhenUsed="0" w:uiPriority="60" w:semiHidden="0" w:name="Light Shading Accent 6"/>
+    <w:lsdException w:unhideWhenUsed="0" w:uiPriority="61" w:semiHidden="0" w:name="Light List Accent 6"/>
+    <w:lsdException w:unhideWhenUsed="0" w:uiPriority="62" w:semiHidden="0" w:name="Light Grid Accent 6"/>
+    <w:lsdException w:unhideWhenUsed="0" w:uiPriority="63" w:semiHidden="0" w:name="Medium Shading 1 Accent 6"/>
+    <w:lsdException w:unhideWhenUsed="0" w:uiPriority="64" w:semiHidden="0" w:name="Medium Shading 2 Accent 6"/>
+    <w:lsdException w:unhideWhenUsed="0" w:uiPriority="65" w:semiHidden="0" w:name="Medium List 1 Accent 6"/>
+    <w:lsdException w:unhideWhenUsed="0" w:uiPriority="66" w:semiHidden="0" w:name="Medium List 2 Accent 6"/>
+    <w:lsdException w:unhideWhenUsed="0" w:uiPriority="67" w:semiHidden="0" w:name="Medium Grid 1 Accent 6"/>
+    <w:lsdException w:unhideWhenUsed="0" w:uiPriority="68" w:semiHidden="0" w:name="Medium Grid 2 Accent 6"/>
+    <w:lsdException w:unhideWhenUsed="0" w:uiPriority="69" w:semiHidden="0" w:name="Medium Grid 3 Accent 6"/>
+    <w:lsdException w:unhideWhenUsed="0" w:uiPriority="70" w:semiHidden="0" w:name="Dark List Accent 6"/>
+    <w:lsdException w:unhideWhenUsed="0" w:uiPriority="71" w:semiHidden="0" w:name="Colorful Shading Accent 6"/>
+    <w:lsdException w:unhideWhenUsed="0" w:uiPriority="72" w:semiHidden="0" w:name="Colorful List Accent 6"/>
+    <w:lsdException w:unhideWhenUsed="0" w:uiPriority="73" w:semiHidden="0" w:name="Colorful Grid Accent 6"/>
   </w:latentStyles>
-  <w:style w:type="paragraph" w:default="1" w:styleId="Normal">
+  <w:style w:type="paragraph" w:default="1" w:styleId="1">
     <w:name w:val="Normal"/>
     <w:qFormat/>
+    <w:uiPriority w:val="0"/>
     <w:pPr>
       <w:kinsoku w:val="0"/>
       <w:autoSpaceDE w:val="0"/>
@@ -6173,7 +6267,7 @@
       <w:textAlignment w:val="baseline"/>
     </w:pPr>
     <w:rPr>
-      <w:rFonts w:ascii="Arial" w:eastAsia="宋体" w:hAnsi="Arial" w:cs="Arial"/>
+      <w:rFonts w:ascii="Arial" w:hAnsi="Arial" w:eastAsia="宋体" w:cs="Arial"/>
       <w:snapToGrid w:val="0"/>
       <w:color w:val="000000"/>
       <w:kern w:val="0"/>
@@ -6182,11 +6276,12 @@
       <w:lang w:val="en-US" w:eastAsia="en-US" w:bidi="ar-SA"/>
     </w:rPr>
   </w:style>
-  <w:style w:type="paragraph" w:styleId="Heading1">
+  <w:style w:type="paragraph" w:styleId="2">
     <w:name w:val="heading 1"/>
-    <w:basedOn w:val="Normal"/>
-    <w:next w:val="Normal"/>
+    <w:basedOn w:val="1"/>
+    <w:next w:val="1"/>
     <w:qFormat/>
+    <w:uiPriority w:val="0"/>
     <w:pPr>
       <w:keepNext/>
       <w:keepLines/>
@@ -6204,12 +6299,13 @@
       <w:sz w:val="44"/>
     </w:rPr>
   </w:style>
-  <w:style w:type="paragraph" w:styleId="Heading2">
+  <w:style w:type="paragraph" w:styleId="3">
     <w:name w:val="heading 2"/>
-    <w:basedOn w:val="Normal"/>
-    <w:next w:val="Normal"/>
+    <w:basedOn w:val="1"/>
+    <w:next w:val="1"/>
     <w:unhideWhenUsed/>
     <w:qFormat/>
+    <w:uiPriority w:val="0"/>
     <w:pPr>
       <w:keepNext/>
       <w:keepLines/>
@@ -6222,18 +6318,19 @@
       <w:outlineLvl w:val="1"/>
     </w:pPr>
     <w:rPr>
-      <w:rFonts w:ascii="Arial" w:eastAsia="黑体" w:hAnsi="Arial"/>
+      <w:rFonts w:ascii="Arial" w:hAnsi="Arial" w:eastAsia="黑体"/>
       <w:b/>
       <w:sz w:val="32"/>
     </w:rPr>
   </w:style>
-  <w:style w:type="paragraph" w:styleId="Heading3">
+  <w:style w:type="paragraph" w:styleId="4">
     <w:name w:val="heading 3"/>
-    <w:basedOn w:val="Normal"/>
-    <w:next w:val="Normal"/>
+    <w:basedOn w:val="1"/>
+    <w:next w:val="1"/>
     <w:semiHidden/>
     <w:unhideWhenUsed/>
     <w:qFormat/>
+    <w:uiPriority w:val="0"/>
     <w:pPr>
       <w:keepNext/>
       <w:keepLines/>
@@ -6250,12 +6347,13 @@
       <w:sz w:val="32"/>
     </w:rPr>
   </w:style>
-  <w:style w:type="paragraph" w:styleId="Heading4">
+  <w:style w:type="paragraph" w:styleId="5">
     <w:name w:val="heading 4"/>
-    <w:basedOn w:val="Normal"/>
-    <w:next w:val="Normal"/>
+    <w:basedOn w:val="1"/>
+    <w:next w:val="1"/>
     <w:unhideWhenUsed/>
     <w:qFormat/>
+    <w:uiPriority w:val="0"/>
     <w:pPr>
       <w:keepNext/>
       <w:keepLines/>
@@ -6268,18 +6366,19 @@
       <w:outlineLvl w:val="3"/>
     </w:pPr>
     <w:rPr>
-      <w:rFonts w:ascii="Arial" w:eastAsia="黑体" w:hAnsi="Arial"/>
+      <w:rFonts w:ascii="Arial" w:hAnsi="Arial" w:eastAsia="黑体"/>
       <w:b/>
       <w:sz w:val="28"/>
     </w:rPr>
   </w:style>
-  <w:style w:type="paragraph" w:styleId="Heading5">
+  <w:style w:type="paragraph" w:styleId="6">
     <w:name w:val="heading 5"/>
-    <w:basedOn w:val="Normal"/>
-    <w:next w:val="Normal"/>
+    <w:basedOn w:val="1"/>
+    <w:next w:val="1"/>
     <w:semiHidden/>
     <w:unhideWhenUsed/>
     <w:qFormat/>
+    <w:uiPriority w:val="0"/>
     <w:pPr>
       <w:keepNext/>
       <w:keepLines/>
@@ -6296,13 +6395,14 @@
       <w:sz w:val="28"/>
     </w:rPr>
   </w:style>
-  <w:style w:type="paragraph" w:styleId="Heading6">
+  <w:style w:type="paragraph" w:styleId="7">
     <w:name w:val="heading 6"/>
-    <w:basedOn w:val="Normal"/>
-    <w:next w:val="Normal"/>
+    <w:basedOn w:val="1"/>
+    <w:next w:val="1"/>
     <w:semiHidden/>
     <w:unhideWhenUsed/>
     <w:qFormat/>
+    <w:uiPriority w:val="0"/>
     <w:pPr>
       <w:keepNext/>
       <w:keepLines/>
@@ -6315,18 +6415,19 @@
       <w:outlineLvl w:val="5"/>
     </w:pPr>
     <w:rPr>
-      <w:rFonts w:ascii="Arial" w:eastAsia="黑体" w:hAnsi="Arial"/>
+      <w:rFonts w:ascii="Arial" w:hAnsi="Arial" w:eastAsia="黑体"/>
       <w:b/>
       <w:sz w:val="24"/>
     </w:rPr>
   </w:style>
-  <w:style w:type="paragraph" w:styleId="Heading7">
+  <w:style w:type="paragraph" w:styleId="8">
     <w:name w:val="heading 7"/>
-    <w:basedOn w:val="Normal"/>
-    <w:next w:val="Normal"/>
+    <w:basedOn w:val="1"/>
+    <w:next w:val="1"/>
     <w:semiHidden/>
     <w:unhideWhenUsed/>
     <w:qFormat/>
+    <w:uiPriority w:val="0"/>
     <w:pPr>
       <w:keepNext/>
       <w:keepLines/>
@@ -6343,13 +6444,14 @@
       <w:sz w:val="24"/>
     </w:rPr>
   </w:style>
-  <w:style w:type="paragraph" w:styleId="Heading8">
+  <w:style w:type="paragraph" w:styleId="9">
     <w:name w:val="heading 8"/>
-    <w:basedOn w:val="Normal"/>
-    <w:next w:val="Normal"/>
+    <w:basedOn w:val="1"/>
+    <w:next w:val="1"/>
     <w:semiHidden/>
     <w:unhideWhenUsed/>
     <w:qFormat/>
+    <w:uiPriority w:val="0"/>
     <w:pPr>
       <w:keepNext/>
       <w:keepLines/>
@@ -6362,17 +6464,18 @@
       <w:outlineLvl w:val="7"/>
     </w:pPr>
     <w:rPr>
-      <w:rFonts w:ascii="Arial" w:eastAsia="黑体" w:hAnsi="Arial"/>
+      <w:rFonts w:ascii="Arial" w:hAnsi="Arial" w:eastAsia="黑体"/>
       <w:sz w:val="24"/>
     </w:rPr>
   </w:style>
-  <w:style w:type="paragraph" w:styleId="Heading9">
+  <w:style w:type="paragraph" w:styleId="10">
     <w:name w:val="heading 9"/>
-    <w:basedOn w:val="Normal"/>
-    <w:next w:val="Normal"/>
+    <w:basedOn w:val="1"/>
+    <w:next w:val="1"/>
     <w:semiHidden/>
     <w:unhideWhenUsed/>
     <w:qFormat/>
+    <w:uiPriority w:val="0"/>
     <w:pPr>
       <w:keepNext/>
       <w:keepLines/>
@@ -6385,19 +6488,21 @@
       <w:outlineLvl w:val="8"/>
     </w:pPr>
     <w:rPr>
-      <w:rFonts w:ascii="Arial" w:eastAsia="黑体" w:hAnsi="Arial"/>
+      <w:rFonts w:ascii="Arial" w:hAnsi="Arial" w:eastAsia="黑体"/>
       <w:sz w:val="21"/>
     </w:rPr>
   </w:style>
-  <w:style w:type="character" w:default="1" w:styleId="DefaultParagraphFont">
+  <w:style w:type="character" w:default="1" w:styleId="24">
     <w:name w:val="Default Paragraph Font"/>
     <w:semiHidden/>
     <w:qFormat/>
+    <w:uiPriority w:val="0"/>
   </w:style>
-  <w:style w:type="table" w:default="1" w:styleId="TableNormal">
+  <w:style w:type="table" w:default="1" w:styleId="22">
     <w:name w:val="Normal Table"/>
     <w:semiHidden/>
     <w:qFormat/>
+    <w:uiPriority w:val="0"/>
     <w:tblPr>
       <w:tblCellMar>
         <w:top w:w="0" w:type="dxa"/>
@@ -6407,39 +6512,43 @@
       </w:tblCellMar>
     </w:tblPr>
   </w:style>
-  <w:style w:type="paragraph" w:styleId="CommentText">
+  <w:style w:type="paragraph" w:styleId="11">
     <w:name w:val="annotation text"/>
-    <w:basedOn w:val="Normal"/>
+    <w:basedOn w:val="1"/>
     <w:qFormat/>
+    <w:uiPriority w:val="0"/>
     <w:pPr>
       <w:jc w:val="left"/>
     </w:pPr>
   </w:style>
-  <w:style w:type="paragraph" w:styleId="BodyText">
+  <w:style w:type="paragraph" w:styleId="12">
     <w:name w:val="Body Text"/>
-    <w:basedOn w:val="Normal"/>
+    <w:basedOn w:val="1"/>
     <w:semiHidden/>
     <w:qFormat/>
+    <w:uiPriority w:val="0"/>
     <w:rPr>
-      <w:rFonts w:ascii="Arial" w:eastAsia="Arial" w:hAnsi="Arial" w:cs="Arial"/>
+      <w:rFonts w:ascii="Arial" w:hAnsi="Arial" w:eastAsia="Arial" w:cs="Arial"/>
       <w:sz w:val="21"/>
       <w:szCs w:val="21"/>
       <w:lang w:val="en-US" w:eastAsia="en-US" w:bidi="ar-SA"/>
     </w:rPr>
   </w:style>
-  <w:style w:type="paragraph" w:styleId="TOC3">
+  <w:style w:type="paragraph" w:styleId="13">
     <w:name w:val="toc 3"/>
-    <w:basedOn w:val="Normal"/>
-    <w:next w:val="Normal"/>
+    <w:basedOn w:val="1"/>
+    <w:next w:val="1"/>
     <w:qFormat/>
+    <w:uiPriority w:val="0"/>
     <w:pPr>
       <w:ind w:left="840" w:leftChars="400"/>
     </w:pPr>
   </w:style>
-  <w:style w:type="paragraph" w:styleId="Footer">
+  <w:style w:type="paragraph" w:styleId="14">
     <w:name w:val="footer"/>
-    <w:basedOn w:val="Normal"/>
+    <w:basedOn w:val="1"/>
     <w:qFormat/>
+    <w:uiPriority w:val="0"/>
     <w:pPr>
       <w:tabs>
         <w:tab w:val="center" w:pos="4153"/>
@@ -6452,16 +6561,17 @@
       <w:sz w:val="18"/>
     </w:rPr>
   </w:style>
-  <w:style w:type="paragraph" w:styleId="Header">
+  <w:style w:type="paragraph" w:styleId="15">
     <w:name w:val="header"/>
-    <w:basedOn w:val="Normal"/>
+    <w:basedOn w:val="1"/>
     <w:qFormat/>
+    <w:uiPriority w:val="0"/>
     <w:pPr>
       <w:pBdr>
-        <w:top w:val="nil"/>
-        <w:left w:val="nil"/>
-        <w:bottom w:val="nil"/>
-        <w:right w:val="nil"/>
+        <w:top w:val="none" w:color="auto" w:sz="0" w:space="0"/>
+        <w:left w:val="none" w:color="auto" w:sz="0" w:space="0"/>
+        <w:bottom w:val="none" w:color="auto" w:sz="0" w:space="0"/>
+        <w:right w:val="none" w:color="auto" w:sz="0" w:space="0"/>
       </w:pBdr>
       <w:tabs>
         <w:tab w:val="center" w:pos="4153"/>
@@ -6476,37 +6586,41 @@
       <w:sz w:val="18"/>
     </w:rPr>
   </w:style>
-  <w:style w:type="paragraph" w:styleId="TOC1">
+  <w:style w:type="paragraph" w:styleId="16">
     <w:name w:val="toc 1"/>
-    <w:basedOn w:val="Normal"/>
-    <w:next w:val="Normal"/>
+    <w:basedOn w:val="1"/>
+    <w:next w:val="1"/>
     <w:qFormat/>
+    <w:uiPriority w:val="0"/>
     <w:rPr>
-      <w:rFonts w:ascii="Arial" w:eastAsia="Microsoft JhengHei" w:hAnsi="Arial"/>
+      <w:rFonts w:ascii="Arial" w:hAnsi="Arial" w:eastAsia="Microsoft JhengHei"/>
       <w:sz w:val="24"/>
     </w:rPr>
   </w:style>
-  <w:style w:type="paragraph" w:styleId="TableofFigures">
+  <w:style w:type="paragraph" w:styleId="17">
     <w:name w:val="table of figures"/>
-    <w:basedOn w:val="Normal"/>
-    <w:next w:val="Normal"/>
+    <w:basedOn w:val="1"/>
+    <w:next w:val="1"/>
     <w:qFormat/>
+    <w:uiPriority w:val="0"/>
     <w:pPr>
-      <w:ind w:hanging="200" w:leftChars="200" w:hangingChars="200"/>
+      <w:ind w:leftChars="200" w:hanging="200" w:hangingChars="200"/>
     </w:pPr>
   </w:style>
-  <w:style w:type="paragraph" w:styleId="TOC2">
+  <w:style w:type="paragraph" w:styleId="18">
     <w:name w:val="toc 2"/>
-    <w:basedOn w:val="Normal"/>
-    <w:next w:val="Normal"/>
+    <w:basedOn w:val="1"/>
+    <w:next w:val="1"/>
     <w:qFormat/>
+    <w:uiPriority w:val="0"/>
     <w:pPr>
       <w:ind w:left="420" w:leftChars="200"/>
     </w:pPr>
   </w:style>
-  <w:style w:type="paragraph" w:styleId="HTMLPreformatted">
+  <w:style w:type="paragraph" w:styleId="19">
     <w:name w:val="HTML Preformatted"/>
     <w:qFormat/>
+    <w:uiPriority w:val="0"/>
     <w:pPr>
       <w:tabs>
         <w:tab w:val="left" w:pos="916"/>
@@ -6529,25 +6643,27 @@
       <w:jc w:val="left"/>
     </w:pPr>
     <w:rPr>
-      <w:rFonts w:ascii="宋体" w:eastAsia="宋体" w:hAnsi="宋体" w:cs="宋体" w:hint="eastAsia"/>
+      <w:rFonts w:hint="eastAsia" w:ascii="宋体" w:hAnsi="宋体" w:eastAsia="宋体" w:cs="宋体"/>
       <w:kern w:val="0"/>
       <w:sz w:val="24"/>
       <w:szCs w:val="24"/>
       <w:lang w:val="en-US" w:eastAsia="zh-CN"/>
     </w:rPr>
   </w:style>
-  <w:style w:type="paragraph" w:styleId="NormalWeb">
+  <w:style w:type="paragraph" w:styleId="20">
     <w:name w:val="Normal (Web)"/>
-    <w:basedOn w:val="Normal"/>
+    <w:basedOn w:val="1"/>
     <w:qFormat/>
+    <w:uiPriority w:val="0"/>
     <w:rPr>
       <w:sz w:val="24"/>
     </w:rPr>
   </w:style>
-  <w:style w:type="paragraph" w:styleId="Title">
+  <w:style w:type="paragraph" w:styleId="21">
     <w:name w:val="Title"/>
-    <w:basedOn w:val="Normal"/>
+    <w:basedOn w:val="1"/>
     <w:qFormat/>
+    <w:uiPriority w:val="0"/>
     <w:pPr>
       <w:spacing w:before="240" w:beforeLines="0" w:beforeAutospacing="0" w:after="60" w:afterLines="0" w:afterAutospacing="0"/>
       <w:jc w:val="center"/>
@@ -6559,68 +6675,73 @@
       <w:sz w:val="32"/>
     </w:rPr>
   </w:style>
-  <w:style w:type="table" w:styleId="TableGrid">
+  <w:style w:type="table" w:styleId="23">
     <w:name w:val="Table Grid"/>
-    <w:basedOn w:val="TableNormal"/>
+    <w:basedOn w:val="22"/>
     <w:qFormat/>
+    <w:uiPriority w:val="0"/>
     <w:pPr>
       <w:widowControl w:val="0"/>
       <w:jc w:val="both"/>
     </w:pPr>
     <w:tblPr>
       <w:tblBorders>
-        <w:top w:val="single" w:sz="4" w:space="0" w:color="auto"/>
-        <w:left w:val="single" w:sz="4" w:space="0" w:color="auto"/>
-        <w:bottom w:val="single" w:sz="4" w:space="0" w:color="auto"/>
-        <w:right w:val="single" w:sz="4" w:space="0" w:color="auto"/>
-        <w:insideH w:val="single" w:sz="4" w:space="0" w:color="auto"/>
-        <w:insideV w:val="single" w:sz="4" w:space="0" w:color="auto"/>
+        <w:top w:val="single" w:color="auto" w:sz="4" w:space="0"/>
+        <w:left w:val="single" w:color="auto" w:sz="4" w:space="0"/>
+        <w:bottom w:val="single" w:color="auto" w:sz="4" w:space="0"/>
+        <w:right w:val="single" w:color="auto" w:sz="4" w:space="0"/>
+        <w:insideH w:val="single" w:color="auto" w:sz="4" w:space="0"/>
+        <w:insideV w:val="single" w:color="auto" w:sz="4" w:space="0"/>
       </w:tblBorders>
     </w:tblPr>
   </w:style>
-  <w:style w:type="character" w:styleId="Strong">
+  <w:style w:type="character" w:styleId="25">
     <w:name w:val="Strong"/>
-    <w:basedOn w:val="DefaultParagraphFont"/>
+    <w:basedOn w:val="24"/>
     <w:qFormat/>
+    <w:uiPriority w:val="0"/>
     <w:rPr>
       <w:b/>
     </w:rPr>
   </w:style>
-  <w:style w:type="paragraph" w:customStyle="1" w:styleId="a">
+  <w:style w:type="paragraph" w:customStyle="1" w:styleId="26">
     <w:name w:val="柴_公司名"/>
-    <w:basedOn w:val="Title"/>
+    <w:basedOn w:val="21"/>
     <w:qFormat/>
+    <w:uiPriority w:val="0"/>
     <w:pPr>
       <w:spacing w:after="600" w:afterLines="600"/>
     </w:pPr>
     <w:rPr>
-      <w:rFonts w:ascii="宋体" w:eastAsia="宋体" w:hAnsi="宋体" w:cs="宋体" w:hint="eastAsia"/>
+      <w:rFonts w:hint="eastAsia" w:ascii="宋体" w:hAnsi="宋体" w:eastAsia="宋体" w:cs="宋体"/>
       <w:bCs/>
       <w:spacing w:val="-6"/>
       <w:sz w:val="52"/>
       <w:szCs w:val="52"/>
     </w:rPr>
   </w:style>
-  <w:style w:type="paragraph" w:customStyle="1" w:styleId="a0">
+  <w:style w:type="paragraph" w:customStyle="1" w:styleId="27">
     <w:name w:val="柴_文档名"/>
-    <w:basedOn w:val="Title"/>
+    <w:basedOn w:val="21"/>
     <w:qFormat/>
+    <w:uiPriority w:val="0"/>
     <w:pPr>
       <w:spacing w:after="900" w:afterLines="900"/>
     </w:pPr>
     <w:rPr>
-      <w:rFonts w:ascii="黑体" w:eastAsia="黑体" w:hAnsi="黑体" w:cs="黑体"/>
+      <w:rFonts w:ascii="黑体" w:hAnsi="黑体" w:eastAsia="黑体" w:cs="黑体"/>
       <w:bCs/>
       <w:spacing w:val="-7"/>
       <w:sz w:val="52"/>
       <w:szCs w:val="52"/>
     </w:rPr>
   </w:style>
-  <w:style w:type="table" w:customStyle="1" w:styleId="TableNormal0">
+  <w:style w:type="table" w:customStyle="1" w:styleId="28">
     <w:name w:val="Table Normal_0"/>
     <w:semiHidden/>
     <w:unhideWhenUsed/>
     <w:qFormat/>
+    <w:uiPriority w:val="0"/>
     <w:tblPr>
       <w:tblCellMar>
         <w:top w:w="0" w:type="dxa"/>
@@ -6630,82 +6751,88 @@
       </w:tblCellMar>
     </w:tblPr>
   </w:style>
-  <w:style w:type="paragraph" w:customStyle="1" w:styleId="TableText">
+  <w:style w:type="paragraph" w:customStyle="1" w:styleId="29">
     <w:name w:val="Table Text"/>
-    <w:basedOn w:val="Normal"/>
+    <w:basedOn w:val="1"/>
     <w:semiHidden/>
     <w:qFormat/>
+    <w:uiPriority w:val="0"/>
     <w:rPr>
-      <w:rFonts w:ascii="宋体" w:eastAsia="宋体" w:hAnsi="宋体" w:cs="宋体"/>
+      <w:rFonts w:ascii="宋体" w:hAnsi="宋体" w:eastAsia="宋体" w:cs="宋体"/>
       <w:sz w:val="21"/>
       <w:szCs w:val="21"/>
       <w:lang w:val="en-US" w:eastAsia="en-US" w:bidi="ar-SA"/>
     </w:rPr>
   </w:style>
-  <w:style w:type="paragraph" w:customStyle="1" w:styleId="1">
+  <w:style w:type="paragraph" w:customStyle="1" w:styleId="30">
     <w:name w:val="柴_标题1"/>
-    <w:basedOn w:val="Heading1"/>
-    <w:next w:val="a1"/>
-    <w:link w:val="1Char"/>
+    <w:basedOn w:val="2"/>
+    <w:next w:val="31"/>
+    <w:link w:val="40"/>
     <w:qFormat/>
+    <w:uiPriority w:val="0"/>
     <w:pPr>
       <w:spacing w:before="100" w:after="90" w:line="360" w:lineRule="auto"/>
     </w:pPr>
     <w:rPr>
-      <w:rFonts w:ascii="Arial" w:eastAsia="宋体" w:hAnsi="Arial"/>
+      <w:rFonts w:ascii="Arial" w:hAnsi="Arial" w:eastAsia="宋体"/>
       <w:sz w:val="32"/>
     </w:rPr>
   </w:style>
-  <w:style w:type="paragraph" w:customStyle="1" w:styleId="a1">
+  <w:style w:type="paragraph" w:customStyle="1" w:styleId="31">
     <w:name w:val="柴_正文"/>
-    <w:basedOn w:val="BodyText"/>
-    <w:link w:val="Char"/>
+    <w:basedOn w:val="12"/>
+    <w:link w:val="43"/>
     <w:qFormat/>
+    <w:uiPriority w:val="0"/>
     <w:pPr>
       <w:spacing w:line="360" w:lineRule="auto"/>
       <w:ind w:firstLine="470" w:firstLineChars="200"/>
     </w:pPr>
     <w:rPr>
-      <w:rFonts w:ascii="Arial" w:eastAsia="宋体" w:hAnsi="Arial"/>
+      <w:rFonts w:ascii="Arial" w:hAnsi="Arial" w:eastAsia="宋体"/>
       <w:sz w:val="24"/>
       <w:lang w:eastAsia="zh-CN"/>
     </w:rPr>
   </w:style>
-  <w:style w:type="paragraph" w:customStyle="1" w:styleId="2">
+  <w:style w:type="paragraph" w:customStyle="1" w:styleId="32">
     <w:name w:val="柴_标题2"/>
-    <w:basedOn w:val="Heading2"/>
-    <w:next w:val="a1"/>
-    <w:link w:val="2Char"/>
+    <w:basedOn w:val="3"/>
+    <w:next w:val="31"/>
+    <w:link w:val="46"/>
     <w:qFormat/>
+    <w:uiPriority w:val="0"/>
     <w:pPr>
       <w:spacing w:line="360" w:lineRule="auto"/>
     </w:pPr>
     <w:rPr>
-      <w:rFonts w:ascii="Arial" w:eastAsia="宋体" w:hAnsi="Arial"/>
+      <w:rFonts w:ascii="Arial" w:hAnsi="Arial" w:eastAsia="宋体"/>
       <w:sz w:val="28"/>
     </w:rPr>
   </w:style>
-  <w:style w:type="paragraph" w:customStyle="1" w:styleId="3">
+  <w:style w:type="paragraph" w:customStyle="1" w:styleId="33">
     <w:name w:val="柴_标题3"/>
-    <w:basedOn w:val="Heading3"/>
-    <w:next w:val="a1"/>
+    <w:basedOn w:val="4"/>
+    <w:next w:val="31"/>
     <w:qFormat/>
+    <w:uiPriority w:val="0"/>
     <w:pPr>
       <w:spacing w:line="360" w:lineRule="auto"/>
       <w:ind w:left="0" w:firstLine="472" w:firstLineChars="200"/>
     </w:pPr>
     <w:rPr>
-      <w:rFonts w:ascii="宋体" w:eastAsia="宋体" w:hAnsi="宋体" w:cs="宋体"/>
+      <w:rFonts w:ascii="宋体" w:hAnsi="宋体" w:eastAsia="宋体" w:cs="宋体"/>
       <w:spacing w:val="-2"/>
       <w:sz w:val="24"/>
       <w:szCs w:val="24"/>
     </w:rPr>
   </w:style>
-  <w:style w:type="paragraph" w:customStyle="1" w:styleId="a2">
+  <w:style w:type="paragraph" w:customStyle="1" w:styleId="34">
     <w:name w:val="柴_目录"/>
-    <w:basedOn w:val="Normal"/>
-    <w:next w:val="BodyText"/>
+    <w:basedOn w:val="1"/>
+    <w:next w:val="12"/>
     <w:qFormat/>
+    <w:uiPriority w:val="0"/>
     <w:pPr>
       <w:tabs>
         <w:tab w:val="right" w:leader="dot" w:pos="8442"/>
@@ -6713,59 +6840,64 @@
       <w:ind w:left="0" w:leftChars="0"/>
     </w:pPr>
     <w:rPr>
-      <w:rFonts w:ascii="Arial" w:eastAsia="Microsoft JhengHei" w:hAnsi="Arial"/>
+      <w:rFonts w:ascii="Arial" w:hAnsi="Arial" w:eastAsia="Microsoft JhengHei"/>
       <w:sz w:val="24"/>
     </w:rPr>
   </w:style>
-  <w:style w:type="paragraph" w:customStyle="1" w:styleId="WPSOffice1">
+  <w:style w:type="paragraph" w:customStyle="1" w:styleId="35">
     <w:name w:val="WPSOffice手动目录 1"/>
     <w:qFormat/>
+    <w:uiPriority w:val="0"/>
     <w:pPr>
       <w:ind w:leftChars="0"/>
     </w:pPr>
     <w:rPr>
-      <w:rFonts w:ascii="Times New Roman" w:eastAsia="宋体" w:hAnsi="Times New Roman" w:cs="Times New Roman"/>
+      <w:rFonts w:ascii="Times New Roman" w:hAnsi="Times New Roman" w:eastAsia="宋体" w:cs="Times New Roman"/>
       <w:sz w:val="20"/>
       <w:szCs w:val="20"/>
     </w:rPr>
   </w:style>
-  <w:style w:type="paragraph" w:customStyle="1" w:styleId="WPSOffice2">
+  <w:style w:type="paragraph" w:customStyle="1" w:styleId="36">
     <w:name w:val="WPSOffice手动目录 2"/>
     <w:qFormat/>
+    <w:uiPriority w:val="0"/>
     <w:pPr>
       <w:ind w:leftChars="200"/>
     </w:pPr>
     <w:rPr>
-      <w:rFonts w:ascii="Times New Roman" w:eastAsia="宋体" w:hAnsi="Times New Roman" w:cs="Times New Roman"/>
+      <w:rFonts w:ascii="Times New Roman" w:hAnsi="Times New Roman" w:eastAsia="宋体" w:cs="Times New Roman"/>
       <w:sz w:val="20"/>
       <w:szCs w:val="20"/>
     </w:rPr>
   </w:style>
-  <w:style w:type="paragraph" w:customStyle="1" w:styleId="WPSOffice3">
+  <w:style w:type="paragraph" w:customStyle="1" w:styleId="37">
     <w:name w:val="WPSOffice手动目录 3"/>
     <w:qFormat/>
+    <w:uiPriority w:val="0"/>
     <w:pPr>
       <w:ind w:leftChars="400"/>
     </w:pPr>
     <w:rPr>
-      <w:rFonts w:ascii="Times New Roman" w:eastAsia="宋体" w:hAnsi="Times New Roman" w:cs="Times New Roman"/>
+      <w:rFonts w:ascii="Times New Roman" w:hAnsi="Times New Roman" w:eastAsia="宋体" w:cs="Times New Roman"/>
       <w:sz w:val="20"/>
       <w:szCs w:val="20"/>
     </w:rPr>
   </w:style>
-  <w:style w:type="paragraph" w:customStyle="1" w:styleId="Compact">
+  <w:style w:type="paragraph" w:customStyle="1" w:styleId="38">
     <w:name w:val="Compact"/>
-    <w:basedOn w:val="BodyText"/>
+    <w:basedOn w:val="12"/>
     <w:qFormat/>
+    <w:uiPriority w:val="0"/>
     <w:pPr>
       <w:spacing w:before="36" w:after="36"/>
     </w:pPr>
   </w:style>
-  <w:style w:type="table" w:customStyle="1" w:styleId="Table">
+  <w:style w:type="table" w:customStyle="1" w:styleId="39">
     <w:name w:val="Table"/>
     <w:semiHidden/>
     <w:unhideWhenUsed/>
     <w:qFormat/>
+    <w:uiPriority w:val="0"/>
     <w:tblPr>
       <w:tblCellMar>
         <w:top w:w="0" w:type="dxa"/>
@@ -6777,26 +6909,28 @@
     <w:tblStylePr w:type="firstRow">
       <w:tcPr>
         <w:tcBorders>
-          <w:bottom w:val="single" w:sz="0" w:space="0" w:color="auto"/>
+          <w:bottom w:val="single" w:color="auto" w:sz="0" w:space="0"/>
         </w:tcBorders>
         <w:vAlign w:val="bottom"/>
       </w:tcPr>
     </w:tblStylePr>
   </w:style>
-  <w:style w:type="character" w:customStyle="1" w:styleId="1Char">
+  <w:style w:type="character" w:customStyle="1" w:styleId="40">
     <w:name w:val="柴_标题1 Char"/>
-    <w:link w:val="1"/>
+    <w:link w:val="30"/>
     <w:qFormat/>
+    <w:uiPriority w:val="0"/>
     <w:rPr>
-      <w:rFonts w:ascii="Arial" w:eastAsia="宋体" w:hAnsi="Arial"/>
+      <w:rFonts w:ascii="Arial" w:hAnsi="Arial" w:eastAsia="宋体"/>
       <w:sz w:val="32"/>
     </w:rPr>
   </w:style>
-  <w:style w:type="paragraph" w:customStyle="1" w:styleId="a3">
+  <w:style w:type="paragraph" w:customStyle="1" w:styleId="41">
     <w:name w:val="柴_正文_无缩进"/>
-    <w:basedOn w:val="Normal"/>
-    <w:link w:val="Char0"/>
+    <w:basedOn w:val="1"/>
+    <w:link w:val="45"/>
     <w:qFormat/>
+    <w:uiPriority w:val="0"/>
     <w:pPr>
       <w:ind w:firstLine="0" w:firstLineChars="0"/>
     </w:pPr>
@@ -6806,38 +6940,41 @@
       <w:lang w:eastAsia="zh-CN"/>
     </w:rPr>
   </w:style>
-  <w:style w:type="paragraph" w:customStyle="1" w:styleId="4">
+  <w:style w:type="paragraph" w:customStyle="1" w:styleId="42">
     <w:name w:val="柴_标题4"/>
-    <w:basedOn w:val="Heading4"/>
-    <w:next w:val="Normal"/>
+    <w:basedOn w:val="5"/>
+    <w:next w:val="1"/>
     <w:qFormat/>
+    <w:uiPriority w:val="0"/>
     <w:pPr>
       <w:widowControl w:val="0"/>
       <w:spacing w:before="160" w:line="360" w:lineRule="auto"/>
-      <w:ind w:left="981" w:hanging="862" w:leftChars="300"/>
+      <w:ind w:left="981" w:leftChars="300" w:hanging="862"/>
     </w:pPr>
     <w:rPr>
-      <w:rFonts w:ascii="Calibri" w:eastAsia="宋体" w:hAnsi="Calibri" w:cs="宋体" w:hint="eastAsia"/>
+      <w:rFonts w:hint="eastAsia" w:ascii="Calibri" w:hAnsi="Calibri" w:eastAsia="宋体" w:cs="宋体"/>
       <w:sz w:val="24"/>
       <w:szCs w:val="24"/>
       <w:lang w:eastAsia="zh-CN" w:bidi="zh-CN"/>
     </w:rPr>
   </w:style>
-  <w:style w:type="character" w:customStyle="1" w:styleId="Char">
+  <w:style w:type="character" w:customStyle="1" w:styleId="43">
     <w:name w:val="柴_正文 Char"/>
-    <w:link w:val="a1"/>
+    <w:link w:val="31"/>
     <w:qFormat/>
+    <w:uiPriority w:val="0"/>
     <w:rPr>
-      <w:rFonts w:ascii="Arial" w:eastAsia="宋体" w:hAnsi="Arial"/>
+      <w:rFonts w:ascii="Arial" w:hAnsi="Arial" w:eastAsia="宋体"/>
       <w:sz w:val="24"/>
       <w:lang w:eastAsia="zh-CN"/>
     </w:rPr>
   </w:style>
-  <w:style w:type="table" w:customStyle="1" w:styleId="TableNormal00">
+  <w:style w:type="table" w:customStyle="1" w:styleId="44">
     <w:name w:val="Table Normal_0_0"/>
     <w:semiHidden/>
     <w:unhideWhenUsed/>
     <w:qFormat/>
+    <w:uiPriority w:val="0"/>
     <w:tblPr>
       <w:tblCellMar>
         <w:top w:w="0" w:type="dxa"/>
@@ -6847,41 +6984,45 @@
       </w:tblCellMar>
     </w:tblPr>
   </w:style>
-  <w:style w:type="character" w:customStyle="1" w:styleId="Char0">
+  <w:style w:type="character" w:customStyle="1" w:styleId="45">
     <w:name w:val="柴_正文_无缩进 Char"/>
-    <w:link w:val="a3"/>
+    <w:link w:val="41"/>
     <w:qFormat/>
+    <w:uiPriority w:val="0"/>
     <w:rPr>
       <w:rFonts w:ascii="Arial" w:hAnsi="Arial"/>
       <w:sz w:val="24"/>
       <w:lang w:eastAsia="zh-CN"/>
     </w:rPr>
   </w:style>
-  <w:style w:type="character" w:customStyle="1" w:styleId="2Char">
+  <w:style w:type="character" w:customStyle="1" w:styleId="46">
     <w:name w:val="柴_标题2 Char"/>
-    <w:link w:val="2"/>
+    <w:link w:val="32"/>
     <w:qFormat/>
+    <w:uiPriority w:val="0"/>
     <w:rPr>
-      <w:rFonts w:ascii="Arial" w:eastAsia="宋体" w:hAnsi="Arial"/>
+      <w:rFonts w:ascii="Arial" w:hAnsi="Arial" w:eastAsia="宋体"/>
       <w:sz w:val="28"/>
     </w:rPr>
   </w:style>
-  <w:style w:type="character" w:customStyle="1" w:styleId="Char1">
+  <w:style w:type="character" w:customStyle="1" w:styleId="47">
     <w:name w:val="柴_题注 Char"/>
-    <w:link w:val="a4"/>
+    <w:link w:val="48"/>
     <w:qFormat/>
+    <w:uiPriority w:val="0"/>
   </w:style>
-  <w:style w:type="paragraph" w:customStyle="1" w:styleId="a4">
+  <w:style w:type="paragraph" w:customStyle="1" w:styleId="48">
     <w:name w:val="柴_题注"/>
-    <w:basedOn w:val="HTMLPreformatted"/>
-    <w:link w:val="Char1"/>
+    <w:basedOn w:val="19"/>
+    <w:link w:val="47"/>
     <w:qFormat/>
+    <w:uiPriority w:val="0"/>
     <w:pPr>
       <w:pBdr>
-        <w:top w:val="nil"/>
-        <w:left w:val="nil"/>
-        <w:bottom w:val="nil"/>
-        <w:right w:val="nil"/>
+        <w:top w:val="none" w:color="auto" w:sz="0" w:space="0"/>
+        <w:left w:val="none" w:color="auto" w:sz="0" w:space="0"/>
+        <w:bottom w:val="none" w:color="auto" w:sz="0" w:space="0"/>
+        <w:right w:val="none" w:color="auto" w:sz="0" w:space="0"/>
       </w:pBdr>
       <w:wordWrap w:val="0"/>
       <w:spacing w:line="264" w:lineRule="atLeast"/>
